--- a/apps/resume/dist/Brian_Lee_Resume_AI.docx
+++ b/apps/resume/dist/Brian_Lee_Resume_AI.docx
@@ -4,7 +4,7 @@
   <w:body>
     <w:p>
       <w:pPr>
-        <w:spacing w:before="0" w:after="20" w:line="220" w:lineRule="auto"/>
+        <w:spacing w:before="0" w:after="20" w:line="214" w:lineRule="auto"/>
         <w:jc w:val="center"/>
       </w:pPr>
       <w:r>
@@ -20,7 +20,7 @@
     </w:p>
     <w:p>
       <w:pPr>
-        <w:spacing w:before="0" w:after="40" w:line="220" w:lineRule="auto"/>
+        <w:spacing w:before="0" w:after="40" w:line="214" w:lineRule="auto"/>
         <w:jc w:val="center"/>
       </w:pPr>
       <w:r>
@@ -69,7 +69,7 @@
         <w:pBdr>
           <w:bottom w:val="single" w:sz="6" w:space="1" w:color="000000"/>
         </w:pBdr>
-        <w:spacing w:before="80" w:after="40" w:line="220" w:lineRule="auto"/>
+        <w:spacing w:before="80" w:after="40" w:line="214" w:lineRule="auto"/>
       </w:pPr>
       <w:r>
         <w:rPr>
@@ -89,7 +89,7 @@
         <w:tabs>
           <w:tab w:val="right" w:pos="10944"/>
         </w:tabs>
-        <w:spacing w:before="40" w:after="0" w:line="220" w:lineRule="auto"/>
+        <w:spacing w:before="40" w:after="0" w:line="214" w:lineRule="auto"/>
       </w:pPr>
       <w:r>
         <w:rPr>
@@ -116,7 +116,7 @@
         <w:tabs>
           <w:tab w:val="right" w:pos="10944"/>
         </w:tabs>
-        <w:spacing w:before="0" w:after="0" w:line="220" w:lineRule="auto"/>
+        <w:spacing w:before="0" w:after="0" w:line="214" w:lineRule="auto"/>
       </w:pPr>
       <w:r>
         <w:rPr>
@@ -126,7 +126,7 @@
           <w:sz w:val="20"/>
           <w:szCs w:val="20"/>
         </w:rPr>
-        <w:t xml:space="preserve">BA in Computer Science &amp; Design (Double Major), Benjamin Franklin Scholars</w:t>
+        <w:t xml:space="preserve">MSE in Computer Graphics &amp; Game Technology (CGGT), Submatriculation</w:t>
       </w:r>
       <w:r>
         <w:rPr>
@@ -137,12 +137,41 @@
           <w:szCs w:val="20"/>
         </w:rPr>
         <w:tab/>
+        <w:t xml:space="preserve">Expected May 2028</w:t>
+      </w:r>
+    </w:p>
+    <w:p>
+      <w:pPr>
+        <w:tabs>
+          <w:tab w:val="right" w:pos="10944"/>
+        </w:tabs>
+        <w:spacing w:before="0" w:after="0" w:line="214" w:lineRule="auto"/>
+      </w:pPr>
+      <w:r>
+        <w:rPr>
+          <w:rFonts w:ascii="Calibri" w:hAnsi="Calibri" w:cs="Calibri"/>
+          <w:i/>
+          <w:iCs/>
+          <w:sz w:val="20"/>
+          <w:szCs w:val="20"/>
+        </w:rPr>
+        <w:t xml:space="preserve">BA in Computer Science &amp; Design (Double Major), Benjamin Franklin Scholars</w:t>
+      </w:r>
+      <w:r>
+        <w:rPr>
+          <w:rFonts w:ascii="Calibri" w:hAnsi="Calibri" w:cs="Calibri"/>
+          <w:i/>
+          <w:iCs/>
+          <w:sz w:val="20"/>
+          <w:szCs w:val="20"/>
+        </w:rPr>
+        <w:tab/>
         <w:t xml:space="preserve">Expected May 2027</w:t>
       </w:r>
     </w:p>
     <w:p>
       <w:pPr>
-        <w:spacing w:before="0" w:after="0" w:line="220" w:lineRule="auto"/>
+        <w:spacing w:before="0" w:after="0" w:line="214" w:lineRule="auto"/>
       </w:pPr>
       <w:r>
         <w:rPr>
@@ -168,7 +197,7 @@
         <w:pBdr>
           <w:bottom w:val="single" w:sz="6" w:space="1" w:color="000000"/>
         </w:pBdr>
-        <w:spacing w:before="60" w:after="40" w:line="220" w:lineRule="auto"/>
+        <w:spacing w:before="60" w:after="40" w:line="214" w:lineRule="auto"/>
       </w:pPr>
       <w:r>
         <w:rPr>
@@ -188,7 +217,7 @@
         <w:tabs>
           <w:tab w:val="right" w:pos="10944"/>
         </w:tabs>
-        <w:spacing w:before="100" w:after="0" w:line="220" w:lineRule="auto"/>
+        <w:spacing w:before="100" w:after="0" w:line="214" w:lineRule="auto"/>
       </w:pPr>
       <w:r>
         <w:rPr>
@@ -226,7 +255,7 @@
           <w:ilvl w:val="0"/>
           <w:numId w:val="1"/>
         </w:numPr>
-        <w:spacing w:before="0" w:after="0" w:line="220" w:lineRule="auto"/>
+        <w:spacing w:before="0" w:after="0" w:line="214" w:lineRule="auto"/>
         <w:ind w:left="360" w:hanging="216"/>
       </w:pPr>
       <w:r>
@@ -262,7 +291,7 @@
           <w:ilvl w:val="0"/>
           <w:numId w:val="1"/>
         </w:numPr>
-        <w:spacing w:before="0" w:after="0" w:line="220" w:lineRule="auto"/>
+        <w:spacing w:before="0" w:after="0" w:line="214" w:lineRule="auto"/>
         <w:ind w:left="360" w:hanging="216"/>
       </w:pPr>
       <w:r>
@@ -298,7 +327,7 @@
           <w:ilvl w:val="0"/>
           <w:numId w:val="1"/>
         </w:numPr>
-        <w:spacing w:before="0" w:after="0" w:line="220" w:lineRule="auto"/>
+        <w:spacing w:before="0" w:after="0" w:line="214" w:lineRule="auto"/>
         <w:ind w:left="360" w:hanging="216"/>
       </w:pPr>
       <w:r>
@@ -334,7 +363,7 @@
           <w:ilvl w:val="0"/>
           <w:numId w:val="1"/>
         </w:numPr>
-        <w:spacing w:before="0" w:after="0" w:line="220" w:lineRule="auto"/>
+        <w:spacing w:before="0" w:after="0" w:line="214" w:lineRule="auto"/>
         <w:ind w:left="360" w:hanging="216"/>
       </w:pPr>
       <w:r>
@@ -369,7 +398,7 @@
         <w:tabs>
           <w:tab w:val="right" w:pos="10944"/>
         </w:tabs>
-        <w:spacing w:before="100" w:after="0" w:line="220" w:lineRule="auto"/>
+        <w:spacing w:before="100" w:after="0" w:line="214" w:lineRule="auto"/>
       </w:pPr>
       <w:r>
         <w:rPr>
@@ -407,7 +436,7 @@
           <w:ilvl w:val="0"/>
           <w:numId w:val="1"/>
         </w:numPr>
-        <w:spacing w:before="0" w:after="0" w:line="220" w:lineRule="auto"/>
+        <w:spacing w:before="0" w:after="0" w:line="214" w:lineRule="auto"/>
         <w:ind w:left="360" w:hanging="216"/>
       </w:pPr>
       <w:r>
@@ -443,7 +472,7 @@
           <w:ilvl w:val="0"/>
           <w:numId w:val="1"/>
         </w:numPr>
-        <w:spacing w:before="0" w:after="0" w:line="220" w:lineRule="auto"/>
+        <w:spacing w:before="0" w:after="0" w:line="214" w:lineRule="auto"/>
         <w:ind w:left="360" w:hanging="216"/>
       </w:pPr>
       <w:r>
@@ -479,7 +508,7 @@
           <w:ilvl w:val="0"/>
           <w:numId w:val="1"/>
         </w:numPr>
-        <w:spacing w:before="0" w:after="0" w:line="220" w:lineRule="auto"/>
+        <w:spacing w:before="0" w:after="0" w:line="214" w:lineRule="auto"/>
         <w:ind w:left="360" w:hanging="216"/>
       </w:pPr>
       <w:r>
@@ -514,7 +543,7 @@
         <w:tabs>
           <w:tab w:val="right" w:pos="10944"/>
         </w:tabs>
-        <w:spacing w:before="100" w:after="0" w:line="220" w:lineRule="auto"/>
+        <w:spacing w:before="100" w:after="0" w:line="214" w:lineRule="auto"/>
       </w:pPr>
       <w:r>
         <w:rPr>
@@ -552,7 +581,7 @@
           <w:ilvl w:val="0"/>
           <w:numId w:val="1"/>
         </w:numPr>
-        <w:spacing w:before="0" w:after="0" w:line="220" w:lineRule="auto"/>
+        <w:spacing w:before="0" w:after="0" w:line="214" w:lineRule="auto"/>
         <w:ind w:left="360" w:hanging="216"/>
       </w:pPr>
       <w:r>
@@ -598,7 +627,7 @@
           <w:ilvl w:val="0"/>
           <w:numId w:val="1"/>
         </w:numPr>
-        <w:spacing w:before="0" w:after="0" w:line="220" w:lineRule="auto"/>
+        <w:spacing w:before="0" w:after="0" w:line="214" w:lineRule="auto"/>
         <w:ind w:left="360" w:hanging="216"/>
       </w:pPr>
       <w:r>
@@ -634,7 +663,7 @@
           <w:ilvl w:val="0"/>
           <w:numId w:val="1"/>
         </w:numPr>
-        <w:spacing w:before="0" w:after="0" w:line="220" w:lineRule="auto"/>
+        <w:spacing w:before="0" w:after="0" w:line="214" w:lineRule="auto"/>
         <w:ind w:left="360" w:hanging="216"/>
       </w:pPr>
       <w:r>
@@ -669,7 +698,7 @@
         <w:tabs>
           <w:tab w:val="right" w:pos="10944"/>
         </w:tabs>
-        <w:spacing w:before="100" w:after="0" w:line="220" w:lineRule="auto"/>
+        <w:spacing w:before="100" w:after="0" w:line="214" w:lineRule="auto"/>
       </w:pPr>
       <w:r>
         <w:rPr>
@@ -707,7 +736,7 @@
           <w:ilvl w:val="0"/>
           <w:numId w:val="1"/>
         </w:numPr>
-        <w:spacing w:before="0" w:after="0" w:line="220" w:lineRule="auto"/>
+        <w:spacing w:before="0" w:after="0" w:line="214" w:lineRule="auto"/>
         <w:ind w:left="360" w:hanging="216"/>
       </w:pPr>
       <w:r>
@@ -743,7 +772,7 @@
           <w:ilvl w:val="0"/>
           <w:numId w:val="1"/>
         </w:numPr>
-        <w:spacing w:before="0" w:after="0" w:line="220" w:lineRule="auto"/>
+        <w:spacing w:before="0" w:after="0" w:line="214" w:lineRule="auto"/>
         <w:ind w:left="360" w:hanging="216"/>
       </w:pPr>
       <w:r>
@@ -778,7 +807,7 @@
         <w:tabs>
           <w:tab w:val="right" w:pos="10944"/>
         </w:tabs>
-        <w:spacing w:before="100" w:after="0" w:line="220" w:lineRule="auto"/>
+        <w:spacing w:before="100" w:after="0" w:line="214" w:lineRule="auto"/>
       </w:pPr>
       <w:r>
         <w:rPr>
@@ -816,7 +845,7 @@
           <w:ilvl w:val="0"/>
           <w:numId w:val="1"/>
         </w:numPr>
-        <w:spacing w:before="0" w:after="0" w:line="220" w:lineRule="auto"/>
+        <w:spacing w:before="0" w:after="0" w:line="214" w:lineRule="auto"/>
         <w:ind w:left="360" w:hanging="216"/>
       </w:pPr>
       <w:r>
@@ -852,7 +881,7 @@
           <w:ilvl w:val="0"/>
           <w:numId w:val="1"/>
         </w:numPr>
-        <w:spacing w:before="0" w:after="0" w:line="220" w:lineRule="auto"/>
+        <w:spacing w:before="0" w:after="0" w:line="214" w:lineRule="auto"/>
         <w:ind w:left="360" w:hanging="216"/>
       </w:pPr>
       <w:r>
@@ -888,7 +917,7 @@
           <w:ilvl w:val="0"/>
           <w:numId w:val="1"/>
         </w:numPr>
-        <w:spacing w:before="0" w:after="0" w:line="220" w:lineRule="auto"/>
+        <w:spacing w:before="0" w:after="0" w:line="214" w:lineRule="auto"/>
         <w:ind w:left="360" w:hanging="216"/>
       </w:pPr>
       <w:r>
@@ -923,7 +952,7 @@
         <w:pBdr>
           <w:bottom w:val="single" w:sz="6" w:space="1" w:color="000000"/>
         </w:pBdr>
-        <w:spacing w:before="60" w:after="40" w:line="220" w:lineRule="auto"/>
+        <w:spacing w:before="60" w:after="40" w:line="214" w:lineRule="auto"/>
       </w:pPr>
       <w:r>
         <w:rPr>
@@ -943,7 +972,7 @@
         <w:tabs>
           <w:tab w:val="right" w:pos="10944"/>
         </w:tabs>
-        <w:spacing w:before="60" w:after="0" w:line="220" w:lineRule="auto"/>
+        <w:spacing w:before="60" w:after="0" w:line="214" w:lineRule="auto"/>
       </w:pPr>
       <w:r>
         <w:rPr>
@@ -991,7 +1020,7 @@
           <w:ilvl w:val="0"/>
           <w:numId w:val="1"/>
         </w:numPr>
-        <w:spacing w:before="0" w:after="0" w:line="220" w:lineRule="auto"/>
+        <w:spacing w:before="0" w:after="0" w:line="214" w:lineRule="auto"/>
         <w:ind w:left="360" w:hanging="216"/>
       </w:pPr>
       <w:r>
@@ -1045,7 +1074,7 @@
           <w:ilvl w:val="0"/>
           <w:numId w:val="1"/>
         </w:numPr>
-        <w:spacing w:before="0" w:after="0" w:line="220" w:lineRule="auto"/>
+        <w:spacing w:before="0" w:after="0" w:line="214" w:lineRule="auto"/>
         <w:ind w:left="360" w:hanging="216"/>
       </w:pPr>
       <w:r>
@@ -1081,7 +1110,7 @@
           <w:ilvl w:val="0"/>
           <w:numId w:val="1"/>
         </w:numPr>
-        <w:spacing w:before="0" w:after="0" w:line="220" w:lineRule="auto"/>
+        <w:spacing w:before="0" w:after="0" w:line="214" w:lineRule="auto"/>
         <w:ind w:left="360" w:hanging="216"/>
       </w:pPr>
       <w:r>
@@ -1116,7 +1145,7 @@
         <w:tabs>
           <w:tab w:val="right" w:pos="10944"/>
         </w:tabs>
-        <w:spacing w:before="60" w:after="0" w:line="220" w:lineRule="auto"/>
+        <w:spacing w:before="60" w:after="0" w:line="214" w:lineRule="auto"/>
       </w:pPr>
       <w:r>
         <w:rPr>
@@ -1164,7 +1193,7 @@
           <w:ilvl w:val="0"/>
           <w:numId w:val="1"/>
         </w:numPr>
-        <w:spacing w:before="0" w:after="0" w:line="220" w:lineRule="auto"/>
+        <w:spacing w:before="0" w:after="0" w:line="214" w:lineRule="auto"/>
         <w:ind w:left="360" w:hanging="216"/>
       </w:pPr>
       <w:r>
@@ -1200,7 +1229,7 @@
           <w:ilvl w:val="0"/>
           <w:numId w:val="1"/>
         </w:numPr>
-        <w:spacing w:before="0" w:after="0" w:line="220" w:lineRule="auto"/>
+        <w:spacing w:before="0" w:after="0" w:line="214" w:lineRule="auto"/>
         <w:ind w:left="360" w:hanging="216"/>
       </w:pPr>
       <w:r>
@@ -1236,7 +1265,7 @@
           <w:ilvl w:val="0"/>
           <w:numId w:val="1"/>
         </w:numPr>
-        <w:spacing w:before="0" w:after="0" w:line="220" w:lineRule="auto"/>
+        <w:spacing w:before="0" w:after="0" w:line="214" w:lineRule="auto"/>
         <w:ind w:left="360" w:hanging="216"/>
       </w:pPr>
       <w:r>
@@ -1271,7 +1300,7 @@
         <w:tabs>
           <w:tab w:val="right" w:pos="10944"/>
         </w:tabs>
-        <w:spacing w:before="60" w:after="0" w:line="220" w:lineRule="auto"/>
+        <w:spacing w:before="60" w:after="0" w:line="214" w:lineRule="auto"/>
       </w:pPr>
       <w:r>
         <w:rPr>
@@ -1319,7 +1348,7 @@
           <w:ilvl w:val="0"/>
           <w:numId w:val="1"/>
         </w:numPr>
-        <w:spacing w:before="0" w:after="0" w:line="220" w:lineRule="auto"/>
+        <w:spacing w:before="0" w:after="0" w:line="214" w:lineRule="auto"/>
         <w:ind w:left="360" w:hanging="216"/>
       </w:pPr>
       <w:r>
@@ -1355,7 +1384,7 @@
           <w:ilvl w:val="0"/>
           <w:numId w:val="1"/>
         </w:numPr>
-        <w:spacing w:before="0" w:after="0" w:line="220" w:lineRule="auto"/>
+        <w:spacing w:before="0" w:after="0" w:line="214" w:lineRule="auto"/>
         <w:ind w:left="360" w:hanging="216"/>
       </w:pPr>
       <w:r>
@@ -1391,7 +1420,7 @@
           <w:ilvl w:val="0"/>
           <w:numId w:val="1"/>
         </w:numPr>
-        <w:spacing w:before="0" w:after="0" w:line="220" w:lineRule="auto"/>
+        <w:spacing w:before="0" w:after="0" w:line="214" w:lineRule="auto"/>
         <w:ind w:left="360" w:hanging="216"/>
       </w:pPr>
       <w:r>
@@ -1444,7 +1473,7 @@
         <w:pBdr>
           <w:bottom w:val="single" w:sz="6" w:space="1" w:color="000000"/>
         </w:pBdr>
-        <w:spacing w:before="60" w:after="40" w:line="220" w:lineRule="auto"/>
+        <w:spacing w:before="60" w:after="40" w:line="214" w:lineRule="auto"/>
       </w:pPr>
       <w:r>
         <w:rPr>
@@ -1461,7 +1490,7 @@
     </w:p>
     <w:p>
       <w:pPr>
-        <w:spacing w:before="40" w:after="0" w:line="220" w:lineRule="auto"/>
+        <w:spacing w:before="40" w:after="0" w:line="214" w:lineRule="auto"/>
       </w:pPr>
       <w:r>
         <w:rPr>
@@ -1484,7 +1513,7 @@
     </w:p>
     <w:p>
       <w:pPr>
-        <w:spacing w:before="0" w:after="0" w:line="220" w:lineRule="auto"/>
+        <w:spacing w:before="0" w:after="0" w:line="214" w:lineRule="auto"/>
       </w:pPr>
       <w:r>
         <w:rPr>
@@ -1507,7 +1536,7 @@
     </w:p>
     <w:p>
       <w:pPr>
-        <w:spacing w:before="0" w:after="0" w:line="220" w:lineRule="auto"/>
+        <w:spacing w:before="0" w:after="0" w:line="214" w:lineRule="auto"/>
       </w:pPr>
       <w:r>
         <w:rPr>

--- a/apps/resume/dist/Brian_Lee_Resume_AI.docx
+++ b/apps/resume/dist/Brian_Lee_Resume_AI.docx
@@ -264,25 +264,53 @@
           <w:sz w:val="21"/>
           <w:szCs w:val="21"/>
         </w:rPr>
-        <w:t xml:space="preserve">Architected a typed integration SDK placing a </w:t>
-      </w:r>
-      <w:r>
-        <w:rPr>
-          <w:rFonts w:ascii="Calibri" w:hAnsi="Calibri" w:cs="Calibri"/>
-          <w:b/>
-          <w:bCs/>
-          <w:sz w:val="21"/>
-          <w:szCs w:val="21"/>
-        </w:rPr>
-        <w:t xml:space="preserve">production game-AI agent</w:t>
-      </w:r>
-      <w:r>
-        <w:rPr>
-          <w:rFonts w:ascii="Calibri" w:hAnsi="Calibri" w:cs="Calibri"/>
-          <w:sz w:val="21"/>
-          <w:szCs w:val="21"/>
-        </w:rPr>
-        <w:t xml:space="preserve"> behind 4 versioned contract seams (zod, JSON Schema, 136 tests), verified against the live system at full event parity</w:t>
+        <w:t xml:space="preserve">Architected a typed integration SDK that packaged a </w:t>
+      </w:r>
+      <w:r>
+        <w:rPr>
+          <w:rFonts w:ascii="Calibri" w:hAnsi="Calibri" w:cs="Calibri"/>
+          <w:b/>
+          <w:bCs/>
+          <w:sz w:val="21"/>
+          <w:szCs w:val="21"/>
+        </w:rPr>
+        <w:t xml:space="preserve">production AI agent</w:t>
+      </w:r>
+      <w:r>
+        <w:rPr>
+          <w:rFonts w:ascii="Calibri" w:hAnsi="Calibri" w:cs="Calibri"/>
+          <w:sz w:val="21"/>
+          <w:szCs w:val="21"/>
+        </w:rPr>
+        <w:t xml:space="preserve"> as an installable service — 5 versioned wire contracts (zod, JSON Schema, </w:t>
+      </w:r>
+      <w:r>
+        <w:rPr>
+          <w:rFonts w:ascii="Calibri" w:hAnsi="Calibri" w:cs="Calibri"/>
+          <w:b/>
+          <w:bCs/>
+          <w:sz w:val="21"/>
+          <w:szCs w:val="21"/>
+        </w:rPr>
+        <w:t xml:space="preserve">136 tests</w:t>
+      </w:r>
+      <w:r>
+        <w:rPr>
+          <w:rFonts w:ascii="Calibri" w:hAnsi="Calibri" w:cs="Calibri"/>
+          <w:sz w:val="21"/>
+          <w:szCs w:val="21"/>
+        </w:rPr>
+        <w:t xml:space="preserve">); a fresh AI coding agent integrated a new environment to green in </w:t>
+      </w:r>
+      <w:r>
+        <w:rPr>
+          <w:rFonts w:ascii="Calibri" w:hAnsi="Calibri" w:cs="Calibri"/>
+          <w:b/>
+          <w:bCs/>
+          <w:sz w:val="21"/>
+          <w:szCs w:val="21"/>
+        </w:rPr>
+        <w:t xml:space="preserve">0 fix-loops</w:t>
       </w:r>
     </w:p>
     <w:p>
@@ -318,7 +346,17 @@
           <w:sz w:val="21"/>
           <w:szCs w:val="21"/>
         </w:rPr>
-        <w:t xml:space="preserve"> that mined production data via read-only MCP, surfacing an onboarding activation gap that reshaped priorities</w:t>
+        <w:t xml:space="preserve"> that mined production data via read-only MCP — diagnosed a reported retention gain as a measurement artifact and surfaced the real churn drivers, </w:t>
+      </w:r>
+      <w:r>
+        <w:rPr>
+          <w:rFonts w:ascii="Calibri" w:hAnsi="Calibri" w:cs="Calibri"/>
+          <w:b/>
+          <w:bCs/>
+          <w:sz w:val="21"/>
+          <w:szCs w:val="21"/>
+        </w:rPr>
+        <w:t xml:space="preserve">reshaping the team's roadmap</w:t>
       </w:r>
     </w:p>
     <w:p>
@@ -354,7 +392,17 @@
           <w:sz w:val="21"/>
           <w:szCs w:val="21"/>
         </w:rPr>
-        <w:t xml:space="preserve"> instrumented to measure return-rate lift</w:t>
+        <w:t xml:space="preserve">, driving the product's </w:t>
+      </w:r>
+      <w:r>
+        <w:rPr>
+          <w:rFonts w:ascii="Calibri" w:hAnsi="Calibri" w:cs="Calibri"/>
+          <w:b/>
+          <w:bCs/>
+          <w:sz w:val="21"/>
+          <w:szCs w:val="21"/>
+        </w:rPr>
+        <w:t xml:space="preserve">first measured win-back → paid conversion</w:t>
       </w:r>
     </w:p>
     <w:p>
@@ -390,7 +438,7 @@
           <w:sz w:val="21"/>
           <w:szCs w:val="21"/>
         </w:rPr>
-        <w:t xml:space="preserve"> — agent orchestration, MCP tool integration, and config-driven AI game modes — at a 4-engineer YC startup</w:t>
+        <w:t xml:space="preserve"> — agent orchestration, MCP tool integration, and config-driven AI modes — at a 4-engineer YC startup</w:t>
       </w:r>
     </w:p>
     <w:p>

--- a/apps/resume/dist/Brian_Lee_Resume_AI.docx
+++ b/apps/resume/dist/Brian_Lee_Resume_AI.docx
@@ -264,70 +264,6 @@
           <w:sz w:val="21"/>
           <w:szCs w:val="21"/>
         </w:rPr>
-        <w:t xml:space="preserve">Architected a typed integration SDK that packaged a </w:t>
-      </w:r>
-      <w:r>
-        <w:rPr>
-          <w:rFonts w:ascii="Calibri" w:hAnsi="Calibri" w:cs="Calibri"/>
-          <w:b/>
-          <w:bCs/>
-          <w:sz w:val="21"/>
-          <w:szCs w:val="21"/>
-        </w:rPr>
-        <w:t xml:space="preserve">production AI agent</w:t>
-      </w:r>
-      <w:r>
-        <w:rPr>
-          <w:rFonts w:ascii="Calibri" w:hAnsi="Calibri" w:cs="Calibri"/>
-          <w:sz w:val="21"/>
-          <w:szCs w:val="21"/>
-        </w:rPr>
-        <w:t xml:space="preserve"> as an installable service — 5 versioned wire contracts (zod, JSON Schema, </w:t>
-      </w:r>
-      <w:r>
-        <w:rPr>
-          <w:rFonts w:ascii="Calibri" w:hAnsi="Calibri" w:cs="Calibri"/>
-          <w:b/>
-          <w:bCs/>
-          <w:sz w:val="21"/>
-          <w:szCs w:val="21"/>
-        </w:rPr>
-        <w:t xml:space="preserve">136 tests</w:t>
-      </w:r>
-      <w:r>
-        <w:rPr>
-          <w:rFonts w:ascii="Calibri" w:hAnsi="Calibri" w:cs="Calibri"/>
-          <w:sz w:val="21"/>
-          <w:szCs w:val="21"/>
-        </w:rPr>
-        <w:t xml:space="preserve">); a fresh AI coding agent integrated a new environment to green in </w:t>
-      </w:r>
-      <w:r>
-        <w:rPr>
-          <w:rFonts w:ascii="Calibri" w:hAnsi="Calibri" w:cs="Calibri"/>
-          <w:b/>
-          <w:bCs/>
-          <w:sz w:val="21"/>
-          <w:szCs w:val="21"/>
-        </w:rPr>
-        <w:t xml:space="preserve">0 fix-loops</w:t>
-      </w:r>
-    </w:p>
-    <w:p>
-      <w:pPr>
-        <w:numPr>
-          <w:ilvl w:val="0"/>
-          <w:numId w:val="1"/>
-        </w:numPr>
-        <w:spacing w:before="0" w:after="0" w:line="214" w:lineRule="auto"/>
-        <w:ind w:left="360" w:hanging="216"/>
-      </w:pPr>
-      <w:r>
-        <w:rPr>
-          <w:rFonts w:ascii="Calibri" w:hAnsi="Calibri" w:cs="Calibri"/>
-          <w:sz w:val="21"/>
-          <w:szCs w:val="21"/>
-        </w:rPr>
         <w:t xml:space="preserve">Built a </w:t>
       </w:r>
       <w:r>
@@ -346,7 +282,7 @@
           <w:sz w:val="21"/>
           <w:szCs w:val="21"/>
         </w:rPr>
-        <w:t xml:space="preserve"> that mined production data via read-only MCP — diagnosed a reported retention gain as a measurement artifact and surfaced the real churn drivers, </w:t>
+        <w:t xml:space="preserve"> that mines production data through read-only MCP — used it to show a reported retention gain was a measurement artifact and surface the real churn drivers, </w:t>
       </w:r>
       <w:r>
         <w:rPr>
@@ -374,53 +310,81 @@
           <w:sz w:val="21"/>
           <w:szCs w:val="21"/>
         </w:rPr>
-        <w:t xml:space="preserve">Shipped to production a recency-segmented retention engine (Supabase, Deno, FCM) with a </w:t>
-      </w:r>
-      <w:r>
-        <w:rPr>
-          <w:rFonts w:ascii="Calibri" w:hAnsi="Calibri" w:cs="Calibri"/>
-          <w:b/>
-          <w:bCs/>
-          <w:sz w:val="21"/>
-          <w:szCs w:val="21"/>
-        </w:rPr>
-        <w:t xml:space="preserve">treatment/holdout A/B</w:t>
-      </w:r>
-      <w:r>
-        <w:rPr>
-          <w:rFonts w:ascii="Calibri" w:hAnsi="Calibri" w:cs="Calibri"/>
-          <w:sz w:val="21"/>
-          <w:szCs w:val="21"/>
-        </w:rPr>
-        <w:t xml:space="preserve">, driving the product's </w:t>
-      </w:r>
-      <w:r>
-        <w:rPr>
-          <w:rFonts w:ascii="Calibri" w:hAnsi="Calibri" w:cs="Calibri"/>
-          <w:b/>
-          <w:bCs/>
-          <w:sz w:val="21"/>
-          <w:szCs w:val="21"/>
-        </w:rPr>
-        <w:t xml:space="preserve">first measured win-back → paid conversion</w:t>
-      </w:r>
-    </w:p>
-    <w:p>
-      <w:pPr>
-        <w:numPr>
-          <w:ilvl w:val="0"/>
-          <w:numId w:val="1"/>
-        </w:numPr>
-        <w:spacing w:before="0" w:after="0" w:line="214" w:lineRule="auto"/>
-        <w:ind w:left="360" w:hanging="216"/>
-      </w:pPr>
-      <w:r>
-        <w:rPr>
-          <w:rFonts w:ascii="Calibri" w:hAnsi="Calibri" w:cs="Calibri"/>
-          <w:sz w:val="21"/>
-          <w:szCs w:val="21"/>
-        </w:rPr>
-        <w:t xml:space="preserve">Worked across the </w:t>
+        <w:t xml:space="preserve">Turned the company's production AI agent into a drop-in package other teams can embed in their own apps — a typed SDK with versioned APIs and </w:t>
+      </w:r>
+      <w:r>
+        <w:rPr>
+          <w:rFonts w:ascii="Calibri" w:hAnsi="Calibri" w:cs="Calibri"/>
+          <w:b/>
+          <w:bCs/>
+          <w:sz w:val="21"/>
+          <w:szCs w:val="21"/>
+        </w:rPr>
+        <w:t xml:space="preserve">136 automated tests</w:t>
+      </w:r>
+      <w:r>
+        <w:rPr>
+          <w:rFonts w:ascii="Calibri" w:hAnsi="Calibri" w:cs="Calibri"/>
+          <w:sz w:val="21"/>
+          <w:szCs w:val="21"/>
+        </w:rPr>
+        <w:t xml:space="preserve">; a new AI coding agent integrated it on the </w:t>
+      </w:r>
+      <w:r>
+        <w:rPr>
+          <w:rFonts w:ascii="Calibri" w:hAnsi="Calibri" w:cs="Calibri"/>
+          <w:b/>
+          <w:bCs/>
+          <w:sz w:val="21"/>
+          <w:szCs w:val="21"/>
+        </w:rPr>
+        <w:t xml:space="preserve">first attempt</w:t>
+      </w:r>
+    </w:p>
+    <w:p>
+      <w:pPr>
+        <w:numPr>
+          <w:ilvl w:val="0"/>
+          <w:numId w:val="1"/>
+        </w:numPr>
+        <w:spacing w:before="0" w:after="0" w:line="214" w:lineRule="auto"/>
+        <w:ind w:left="360" w:hanging="216"/>
+      </w:pPr>
+      <w:r>
+        <w:rPr>
+          <w:rFonts w:ascii="Calibri" w:hAnsi="Calibri" w:cs="Calibri"/>
+          <w:sz w:val="21"/>
+          <w:szCs w:val="21"/>
+        </w:rPr>
+        <w:t xml:space="preserve">Shipped a production retention system (Supabase, Deno edge functions, FCM) with a treatment/holdout A/B that drove the product's </w:t>
+      </w:r>
+      <w:r>
+        <w:rPr>
+          <w:rFonts w:ascii="Calibri" w:hAnsi="Calibri" w:cs="Calibri"/>
+          <w:b/>
+          <w:bCs/>
+          <w:sz w:val="21"/>
+          <w:szCs w:val="21"/>
+        </w:rPr>
+        <w:t xml:space="preserve">first recovered paid subscription</w:t>
+      </w:r>
+    </w:p>
+    <w:p>
+      <w:pPr>
+        <w:numPr>
+          <w:ilvl w:val="0"/>
+          <w:numId w:val="1"/>
+        </w:numPr>
+        <w:spacing w:before="0" w:after="0" w:line="214" w:lineRule="auto"/>
+        <w:ind w:left="360" w:hanging="216"/>
+      </w:pPr>
+      <w:r>
+        <w:rPr>
+          <w:rFonts w:ascii="Calibri" w:hAnsi="Calibri" w:cs="Calibri"/>
+          <w:sz w:val="21"/>
+          <w:szCs w:val="21"/>
+        </w:rPr>
+        <w:t xml:space="preserve">Works across the full </w:t>
       </w:r>
       <w:r>
         <w:rPr>
@@ -511,7 +475,7 @@
           <w:sz w:val="21"/>
           <w:szCs w:val="21"/>
         </w:rPr>
-        <w:t xml:space="preserve">, improving UI/UX and core gameplay stability across deployments</w:t>
+        <w:t xml:space="preserve">, improving UI/UX and core gameplay stability across releases</w:t>
       </w:r>
     </w:p>
     <w:p>
@@ -565,25 +529,7 @@
           <w:sz w:val="21"/>
           <w:szCs w:val="21"/>
         </w:rPr>
-        <w:t xml:space="preserve">Upgraded SDKs and platform modules </w:t>
-      </w:r>
-      <w:r>
-        <w:rPr>
-          <w:rFonts w:ascii="Calibri" w:hAnsi="Calibri" w:cs="Calibri"/>
-          <w:b/>
-          <w:bCs/>
-          <w:sz w:val="21"/>
-          <w:szCs w:val="21"/>
-        </w:rPr>
-        <w:t xml:space="preserve">fleet-wide</w:t>
-      </w:r>
-      <w:r>
-        <w:rPr>
-          <w:rFonts w:ascii="Calibri" w:hAnsi="Calibri" w:cs="Calibri"/>
-          <w:sz w:val="21"/>
-          <w:szCs w:val="21"/>
-        </w:rPr>
-        <w:t xml:space="preserve"> to meet evolving app-store requirements and sustain production availability</w:t>
+        <w:t xml:space="preserve">Upgraded SDKs and platform modules fleet-wide to meet evolving app-store requirements and sustain production availability</w:t>
       </w:r>
     </w:p>
     <w:p>
@@ -638,25 +584,25 @@
           <w:sz w:val="21"/>
           <w:szCs w:val="21"/>
         </w:rPr>
-        <w:t xml:space="preserve">Led a </w:t>
-      </w:r>
-      <w:r>
-        <w:rPr>
-          <w:rFonts w:ascii="Calibri" w:hAnsi="Calibri" w:cs="Calibri"/>
-          <w:b/>
-          <w:bCs/>
-          <w:sz w:val="21"/>
-          <w:szCs w:val="21"/>
-        </w:rPr>
-        <w:t xml:space="preserve">15+-person cross-functional team</w:t>
-      </w:r>
-      <w:r>
-        <w:rPr>
-          <w:rFonts w:ascii="Calibri" w:hAnsi="Calibri" w:cs="Calibri"/>
-          <w:sz w:val="21"/>
-          <w:szCs w:val="21"/>
-        </w:rPr>
-        <w:t xml:space="preserve"> of designers and developers to ship client-facing </w:t>
+        <w:t xml:space="preserve">Led a cross-functional team of </w:t>
+      </w:r>
+      <w:r>
+        <w:rPr>
+          <w:rFonts w:ascii="Calibri" w:hAnsi="Calibri" w:cs="Calibri"/>
+          <w:b/>
+          <w:bCs/>
+          <w:sz w:val="21"/>
+          <w:szCs w:val="21"/>
+        </w:rPr>
+        <w:t xml:space="preserve">15+</w:t>
+      </w:r>
+      <w:r>
+        <w:rPr>
+          <w:rFonts w:ascii="Calibri" w:hAnsi="Calibri" w:cs="Calibri"/>
+          <w:sz w:val="21"/>
+          <w:szCs w:val="21"/>
+        </w:rPr>
+        <w:t xml:space="preserve"> designers and developers to ship client-facing </w:t>
       </w:r>
       <w:r>
         <w:rPr>
@@ -684,61 +630,25 @@
           <w:sz w:val="21"/>
           <w:szCs w:val="21"/>
         </w:rPr>
-        <w:t xml:space="preserve">Defined </w:t>
-      </w:r>
-      <w:r>
-        <w:rPr>
-          <w:rFonts w:ascii="Calibri" w:hAnsi="Calibri" w:cs="Calibri"/>
-          <w:b/>
-          <w:bCs/>
-          <w:sz w:val="21"/>
-          <w:szCs w:val="21"/>
-        </w:rPr>
-        <w:t xml:space="preserve">end-to-end user flows</w:t>
-      </w:r>
-      <w:r>
-        <w:rPr>
-          <w:rFonts w:ascii="Calibri" w:hAnsi="Calibri" w:cs="Calibri"/>
-          <w:sz w:val="21"/>
-          <w:szCs w:val="21"/>
-        </w:rPr>
-        <w:t xml:space="preserve">, interaction patterns, and reusable interface systems across multiple deliverables</w:t>
-      </w:r>
-    </w:p>
-    <w:p>
-      <w:pPr>
-        <w:numPr>
-          <w:ilvl w:val="0"/>
-          <w:numId w:val="1"/>
-        </w:numPr>
-        <w:spacing w:before="0" w:after="0" w:line="214" w:lineRule="auto"/>
-        <w:ind w:left="360" w:hanging="216"/>
-      </w:pPr>
-      <w:r>
-        <w:rPr>
-          <w:rFonts w:ascii="Calibri" w:hAnsi="Calibri" w:cs="Calibri"/>
-          <w:sz w:val="21"/>
-          <w:szCs w:val="21"/>
-        </w:rPr>
-        <w:t xml:space="preserve">Shipped polished, </w:t>
-      </w:r>
-      <w:r>
-        <w:rPr>
-          <w:rFonts w:ascii="Calibri" w:hAnsi="Calibri" w:cs="Calibri"/>
-          <w:b/>
-          <w:bCs/>
-          <w:sz w:val="21"/>
-          <w:szCs w:val="21"/>
-        </w:rPr>
-        <w:t xml:space="preserve">user-centered features</w:t>
-      </w:r>
-      <w:r>
-        <w:rPr>
-          <w:rFonts w:ascii="Calibri" w:hAnsi="Calibri" w:cs="Calibri"/>
-          <w:sz w:val="21"/>
-          <w:szCs w:val="21"/>
-        </w:rPr>
-        <w:t xml:space="preserve"> across semester-long client project cycles</w:t>
+        <w:t xml:space="preserve">Defined end-to-end user flows, interaction patterns, and reusable interface systems across multiple deliverables</w:t>
+      </w:r>
+    </w:p>
+    <w:p>
+      <w:pPr>
+        <w:numPr>
+          <w:ilvl w:val="0"/>
+          <w:numId w:val="1"/>
+        </w:numPr>
+        <w:spacing w:before="0" w:after="0" w:line="214" w:lineRule="auto"/>
+        <w:ind w:left="360" w:hanging="216"/>
+      </w:pPr>
+      <w:r>
+        <w:rPr>
+          <w:rFonts w:ascii="Calibri" w:hAnsi="Calibri" w:cs="Calibri"/>
+          <w:sz w:val="21"/>
+          <w:szCs w:val="21"/>
+        </w:rPr>
+        <w:t xml:space="preserve">Shipped polished, user-centered features across semester-long client project cycles</w:t>
       </w:r>
     </w:p>
     <w:p>
@@ -793,61 +703,25 @@
           <w:sz w:val="21"/>
           <w:szCs w:val="21"/>
         </w:rPr>
-        <w:t xml:space="preserve">Provided </w:t>
-      </w:r>
-      <w:r>
-        <w:rPr>
-          <w:rFonts w:ascii="Calibri" w:hAnsi="Calibri" w:cs="Calibri"/>
-          <w:b/>
-          <w:bCs/>
-          <w:sz w:val="21"/>
-          <w:szCs w:val="21"/>
-        </w:rPr>
-        <w:t xml:space="preserve">real-time English-Korean interpretation</w:t>
-      </w:r>
-      <w:r>
-        <w:rPr>
-          <w:rFonts w:ascii="Calibri" w:hAnsi="Calibri" w:cs="Calibri"/>
-          <w:sz w:val="21"/>
-          <w:szCs w:val="21"/>
-        </w:rPr>
-        <w:t xml:space="preserve"> in high-security, multi-agency environments for international stakeholders</w:t>
-      </w:r>
-    </w:p>
-    <w:p>
-      <w:pPr>
-        <w:numPr>
-          <w:ilvl w:val="0"/>
-          <w:numId w:val="1"/>
-        </w:numPr>
-        <w:spacing w:before="0" w:after="0" w:line="214" w:lineRule="auto"/>
-        <w:ind w:left="360" w:hanging="216"/>
-      </w:pPr>
-      <w:r>
-        <w:rPr>
-          <w:rFonts w:ascii="Calibri" w:hAnsi="Calibri" w:cs="Calibri"/>
-          <w:sz w:val="21"/>
-          <w:szCs w:val="21"/>
-        </w:rPr>
-        <w:t xml:space="preserve">Translated </w:t>
-      </w:r>
-      <w:r>
-        <w:rPr>
-          <w:rFonts w:ascii="Calibri" w:hAnsi="Calibri" w:cs="Calibri"/>
-          <w:b/>
-          <w:bCs/>
-          <w:sz w:val="21"/>
-          <w:szCs w:val="21"/>
-        </w:rPr>
-        <w:t xml:space="preserve">sensitive documents and briefings</w:t>
-      </w:r>
-      <w:r>
-        <w:rPr>
-          <w:rFonts w:ascii="Calibri" w:hAnsi="Calibri" w:cs="Calibri"/>
-          <w:sz w:val="21"/>
-          <w:szCs w:val="21"/>
-        </w:rPr>
-        <w:t xml:space="preserve"> with precision, enabling coordination across government and defense teams</w:t>
+        <w:t xml:space="preserve">Provided real-time English–Korean interpretation in high-security, multi-agency environments for international stakeholders</w:t>
+      </w:r>
+    </w:p>
+    <w:p>
+      <w:pPr>
+        <w:numPr>
+          <w:ilvl w:val="0"/>
+          <w:numId w:val="1"/>
+        </w:numPr>
+        <w:spacing w:before="0" w:after="0" w:line="214" w:lineRule="auto"/>
+        <w:ind w:left="360" w:hanging="216"/>
+      </w:pPr>
+      <w:r>
+        <w:rPr>
+          <w:rFonts w:ascii="Calibri" w:hAnsi="Calibri" w:cs="Calibri"/>
+          <w:sz w:val="21"/>
+          <w:szCs w:val="21"/>
+        </w:rPr>
+        <w:t xml:space="preserve">Translated sensitive documents and briefings with precision, enabling coordination across government and defense teams</w:t>
       </w:r>
     </w:p>
     <w:p>
@@ -974,25 +848,7 @@
           <w:sz w:val="21"/>
           <w:szCs w:val="21"/>
         </w:rPr>
-        <w:t xml:space="preserve">Wrote and </w:t>
-      </w:r>
-      <w:r>
-        <w:rPr>
-          <w:rFonts w:ascii="Calibri" w:hAnsi="Calibri" w:cs="Calibri"/>
-          <w:b/>
-          <w:bCs/>
-          <w:sz w:val="21"/>
-          <w:szCs w:val="21"/>
-        </w:rPr>
-        <w:t xml:space="preserve">optimized SQL queries</w:t>
-      </w:r>
-      <w:r>
-        <w:rPr>
-          <w:rFonts w:ascii="Calibri" w:hAnsi="Calibri" w:cs="Calibri"/>
-          <w:sz w:val="21"/>
-          <w:szCs w:val="21"/>
-        </w:rPr>
-        <w:t xml:space="preserve"> to improve retrieval and management efficiency across large-scale datasets</w:t>
+        <w:t xml:space="preserve">Wrote and optimized SQL queries to improve retrieval and management efficiency across large-scale datasets</w:t>
       </w:r>
     </w:p>
     <w:p>
@@ -1030,7 +886,7 @@
           <w:sz w:val="21"/>
           <w:szCs w:val="21"/>
         </w:rPr>
-        <w:t xml:space="preserve">CareerOS</w:t>
+        <w:t xml:space="preserve">Capsule</w:t>
       </w:r>
       <w:r>
         <w:rPr>
@@ -1048,7 +904,7 @@
           <w:sz w:val="21"/>
           <w:szCs w:val="21"/>
         </w:rPr>
-        <w:t xml:space="preserve">TypeScript, Node.js, LLM/Agent tooling, Astro</w:t>
+        <w:t xml:space="preserve">React, Three.js (R3F), MongoDB, AWS S3</w:t>
       </w:r>
       <w:r>
         <w:rPr>
@@ -1059,133 +915,79 @@
           <w:szCs w:val="21"/>
         </w:rPr>
         <w:tab/>
-        <w:t xml:space="preserve">2026</w:t>
-      </w:r>
-    </w:p>
-    <w:p>
-      <w:pPr>
-        <w:numPr>
-          <w:ilvl w:val="0"/>
-          <w:numId w:val="1"/>
-        </w:numPr>
-        <w:spacing w:before="0" w:after="0" w:line="214" w:lineRule="auto"/>
-        <w:ind w:left="360" w:hanging="216"/>
-      </w:pPr>
-      <w:r>
-        <w:rPr>
-          <w:rFonts w:ascii="Calibri" w:hAnsi="Calibri" w:cs="Calibri"/>
-          <w:sz w:val="21"/>
-          <w:szCs w:val="21"/>
-        </w:rPr>
-        <w:t xml:space="preserve">Built an </w:t>
-      </w:r>
-      <w:r>
-        <w:rPr>
-          <w:rFonts w:ascii="Calibri" w:hAnsi="Calibri" w:cs="Calibri"/>
-          <w:b/>
-          <w:bCs/>
-          <w:sz w:val="21"/>
-          <w:szCs w:val="21"/>
-        </w:rPr>
-        <w:t xml:space="preserve">AI-assisted career platform</w:t>
-      </w:r>
-      <w:r>
-        <w:rPr>
-          <w:rFonts w:ascii="Calibri" w:hAnsi="Calibri" w:cs="Calibri"/>
-          <w:sz w:val="21"/>
-          <w:szCs w:val="21"/>
-        </w:rPr>
-        <w:t xml:space="preserve">: automated role sourcing across </w:t>
-      </w:r>
-      <w:r>
-        <w:rPr>
-          <w:rFonts w:ascii="Calibri" w:hAnsi="Calibri" w:cs="Calibri"/>
-          <w:b/>
-          <w:bCs/>
-          <w:sz w:val="21"/>
-          <w:szCs w:val="21"/>
-        </w:rPr>
-        <w:t xml:space="preserve">~110 ATS boards</w:t>
-      </w:r>
-      <w:r>
-        <w:rPr>
-          <w:rFonts w:ascii="Calibri" w:hAnsi="Calibri" w:cs="Calibri"/>
-          <w:sz w:val="21"/>
-          <w:szCs w:val="21"/>
-        </w:rPr>
-        <w:t xml:space="preserve"> surfacing 5,000+ live roles</w:t>
-      </w:r>
-    </w:p>
-    <w:p>
-      <w:pPr>
-        <w:numPr>
-          <w:ilvl w:val="0"/>
-          <w:numId w:val="1"/>
-        </w:numPr>
-        <w:spacing w:before="0" w:after="0" w:line="214" w:lineRule="auto"/>
-        <w:ind w:left="360" w:hanging="216"/>
-      </w:pPr>
-      <w:r>
-        <w:rPr>
-          <w:rFonts w:ascii="Calibri" w:hAnsi="Calibri" w:cs="Calibri"/>
-          <w:sz w:val="21"/>
-          <w:szCs w:val="21"/>
-        </w:rPr>
-        <w:t xml:space="preserve">Engineered deterministic fit-ranking and a </w:t>
-      </w:r>
-      <w:r>
-        <w:rPr>
-          <w:rFonts w:ascii="Calibri" w:hAnsi="Calibri" w:cs="Calibri"/>
-          <w:b/>
-          <w:bCs/>
-          <w:sz w:val="21"/>
-          <w:szCs w:val="21"/>
-        </w:rPr>
-        <w:t xml:space="preserve">cross-device application tracker</w:t>
-      </w:r>
-      <w:r>
-        <w:rPr>
-          <w:rFonts w:ascii="Calibri" w:hAnsi="Calibri" w:cs="Calibri"/>
-          <w:sz w:val="21"/>
-          <w:szCs w:val="21"/>
-        </w:rPr>
-        <w:t xml:space="preserve"> with live Google Sheet sync</w:t>
-      </w:r>
-    </w:p>
-    <w:p>
-      <w:pPr>
-        <w:numPr>
-          <w:ilvl w:val="0"/>
-          <w:numId w:val="1"/>
-        </w:numPr>
-        <w:spacing w:before="0" w:after="0" w:line="214" w:lineRule="auto"/>
-        <w:ind w:left="360" w:hanging="216"/>
-      </w:pPr>
-      <w:r>
-        <w:rPr>
-          <w:rFonts w:ascii="Calibri" w:hAnsi="Calibri" w:cs="Calibri"/>
-          <w:sz w:val="21"/>
-          <w:szCs w:val="21"/>
-        </w:rPr>
-        <w:t xml:space="preserve">Shipped an </w:t>
-      </w:r>
-      <w:r>
-        <w:rPr>
-          <w:rFonts w:ascii="Calibri" w:hAnsi="Calibri" w:cs="Calibri"/>
-          <w:b/>
-          <w:bCs/>
-          <w:sz w:val="21"/>
-          <w:szCs w:val="21"/>
-        </w:rPr>
-        <w:t xml:space="preserve">agentic morning-brief</w:t>
-      </w:r>
-      <w:r>
-        <w:rPr>
-          <w:rFonts w:ascii="Calibri" w:hAnsi="Calibri" w:cs="Calibri"/>
-          <w:sz w:val="21"/>
-          <w:szCs w:val="21"/>
-        </w:rPr>
-        <w:t xml:space="preserve"> and answer-drafting assistant — a personal career operating system</w:t>
+        <w:t xml:space="preserve">Jan 2025 – Apr 2025</w:t>
+      </w:r>
+    </w:p>
+    <w:p>
+      <w:pPr>
+        <w:numPr>
+          <w:ilvl w:val="0"/>
+          <w:numId w:val="1"/>
+        </w:numPr>
+        <w:spacing w:before="0" w:after="0" w:line="214" w:lineRule="auto"/>
+        <w:ind w:left="360" w:hanging="216"/>
+      </w:pPr>
+      <w:r>
+        <w:rPr>
+          <w:rFonts w:ascii="Calibri" w:hAnsi="Calibri" w:cs="Calibri"/>
+          <w:sz w:val="21"/>
+          <w:szCs w:val="21"/>
+        </w:rPr>
+        <w:t xml:space="preserve">Built a </w:t>
+      </w:r>
+      <w:r>
+        <w:rPr>
+          <w:rFonts w:ascii="Calibri" w:hAnsi="Calibri" w:cs="Calibri"/>
+          <w:b/>
+          <w:bCs/>
+          <w:sz w:val="21"/>
+          <w:szCs w:val="21"/>
+        </w:rPr>
+        <w:t xml:space="preserve">full-stack web app</w:t>
+      </w:r>
+      <w:r>
+        <w:rPr>
+          <w:rFonts w:ascii="Calibri" w:hAnsi="Calibri" w:cs="Calibri"/>
+          <w:sz w:val="21"/>
+          <w:szCs w:val="21"/>
+        </w:rPr>
+        <w:t xml:space="preserve"> (team of 4) for creating interactive 3D time capsules with media storage and timed unlocking</w:t>
+      </w:r>
+    </w:p>
+    <w:p>
+      <w:pPr>
+        <w:numPr>
+          <w:ilvl w:val="0"/>
+          <w:numId w:val="1"/>
+        </w:numPr>
+        <w:spacing w:before="0" w:after="0" w:line="214" w:lineRule="auto"/>
+        <w:ind w:left="360" w:hanging="216"/>
+      </w:pPr>
+      <w:r>
+        <w:rPr>
+          <w:rFonts w:ascii="Calibri" w:hAnsi="Calibri" w:cs="Calibri"/>
+          <w:sz w:val="21"/>
+          <w:szCs w:val="21"/>
+        </w:rPr>
+        <w:t xml:space="preserve">Engineered immersive 3D scenes with React Three Fiber for real-time rendering, animation, and direct-manipulation interaction</w:t>
+      </w:r>
+    </w:p>
+    <w:p>
+      <w:pPr>
+        <w:numPr>
+          <w:ilvl w:val="0"/>
+          <w:numId w:val="1"/>
+        </w:numPr>
+        <w:spacing w:before="0" w:after="0" w:line="214" w:lineRule="auto"/>
+        <w:ind w:left="360" w:hanging="216"/>
+      </w:pPr>
+      <w:r>
+        <w:rPr>
+          <w:rFonts w:ascii="Calibri" w:hAnsi="Calibri" w:cs="Calibri"/>
+          <w:sz w:val="21"/>
+          <w:szCs w:val="21"/>
+        </w:rPr>
+        <w:t xml:space="preserve">Designed the backend on MongoDB with scalable media storage on AWS S3, wiring authentication and timed-release logic</w:t>
       </w:r>
     </w:p>
     <w:p>
@@ -1358,7 +1160,7 @@
           <w:sz w:val="21"/>
           <w:szCs w:val="21"/>
         </w:rPr>
-        <w:t xml:space="preserve">Capsule</w:t>
+        <w:t xml:space="preserve">Mini Maya</w:t>
       </w:r>
       <w:r>
         <w:rPr>
@@ -1376,7 +1178,7 @@
           <w:sz w:val="21"/>
           <w:szCs w:val="21"/>
         </w:rPr>
-        <w:t xml:space="preserve">React, Three.js (R3F), MongoDB, AWS S3</w:t>
+        <w:t xml:space="preserve">C++, OpenGL, Qt</w:t>
       </w:r>
       <w:r>
         <w:rPr>
@@ -1387,133 +1189,79 @@
           <w:szCs w:val="21"/>
         </w:rPr>
         <w:tab/>
-        <w:t xml:space="preserve">Jan 2025 – Apr 2025</w:t>
-      </w:r>
-    </w:p>
-    <w:p>
-      <w:pPr>
-        <w:numPr>
-          <w:ilvl w:val="0"/>
-          <w:numId w:val="1"/>
-        </w:numPr>
-        <w:spacing w:before="0" w:after="0" w:line="214" w:lineRule="auto"/>
-        <w:ind w:left="360" w:hanging="216"/>
-      </w:pPr>
-      <w:r>
-        <w:rPr>
-          <w:rFonts w:ascii="Calibri" w:hAnsi="Calibri" w:cs="Calibri"/>
-          <w:sz w:val="21"/>
-          <w:szCs w:val="21"/>
-        </w:rPr>
-        <w:t xml:space="preserve">Built a </w:t>
-      </w:r>
-      <w:r>
-        <w:rPr>
-          <w:rFonts w:ascii="Calibri" w:hAnsi="Calibri" w:cs="Calibri"/>
-          <w:b/>
-          <w:bCs/>
-          <w:sz w:val="21"/>
-          <w:szCs w:val="21"/>
-        </w:rPr>
-        <w:t xml:space="preserve">full-stack web app</w:t>
-      </w:r>
-      <w:r>
-        <w:rPr>
-          <w:rFonts w:ascii="Calibri" w:hAnsi="Calibri" w:cs="Calibri"/>
-          <w:sz w:val="21"/>
-          <w:szCs w:val="21"/>
-        </w:rPr>
-        <w:t xml:space="preserve"> (team of 4) for creating interactive 3D time capsules with media storage and timed unlocking</w:t>
-      </w:r>
-    </w:p>
-    <w:p>
-      <w:pPr>
-        <w:numPr>
-          <w:ilvl w:val="0"/>
-          <w:numId w:val="1"/>
-        </w:numPr>
-        <w:spacing w:before="0" w:after="0" w:line="214" w:lineRule="auto"/>
-        <w:ind w:left="360" w:hanging="216"/>
-      </w:pPr>
-      <w:r>
-        <w:rPr>
-          <w:rFonts w:ascii="Calibri" w:hAnsi="Calibri" w:cs="Calibri"/>
-          <w:sz w:val="21"/>
-          <w:szCs w:val="21"/>
-        </w:rPr>
-        <w:t xml:space="preserve">Engineered immersive 3D scenes with </w:t>
-      </w:r>
-      <w:r>
-        <w:rPr>
-          <w:rFonts w:ascii="Calibri" w:hAnsi="Calibri" w:cs="Calibri"/>
-          <w:b/>
-          <w:bCs/>
-          <w:sz w:val="21"/>
-          <w:szCs w:val="21"/>
-        </w:rPr>
-        <w:t xml:space="preserve">React Three Fiber</w:t>
-      </w:r>
-      <w:r>
-        <w:rPr>
-          <w:rFonts w:ascii="Calibri" w:hAnsi="Calibri" w:cs="Calibri"/>
-          <w:sz w:val="21"/>
-          <w:szCs w:val="21"/>
-        </w:rPr>
-        <w:t xml:space="preserve"> for real-time rendering, animation, and direct-manipulation interaction</w:t>
-      </w:r>
-    </w:p>
-    <w:p>
-      <w:pPr>
-        <w:numPr>
-          <w:ilvl w:val="0"/>
-          <w:numId w:val="1"/>
-        </w:numPr>
-        <w:spacing w:before="0" w:after="0" w:line="214" w:lineRule="auto"/>
-        <w:ind w:left="360" w:hanging="216"/>
-      </w:pPr>
-      <w:r>
-        <w:rPr>
-          <w:rFonts w:ascii="Calibri" w:hAnsi="Calibri" w:cs="Calibri"/>
-          <w:sz w:val="21"/>
-          <w:szCs w:val="21"/>
-        </w:rPr>
-        <w:t xml:space="preserve">Designed the backend with </w:t>
-      </w:r>
-      <w:r>
-        <w:rPr>
-          <w:rFonts w:ascii="Calibri" w:hAnsi="Calibri" w:cs="Calibri"/>
-          <w:b/>
-          <w:bCs/>
-          <w:sz w:val="21"/>
-          <w:szCs w:val="21"/>
-        </w:rPr>
-        <w:t xml:space="preserve">MongoDB</w:t>
-      </w:r>
-      <w:r>
-        <w:rPr>
-          <w:rFonts w:ascii="Calibri" w:hAnsi="Calibri" w:cs="Calibri"/>
-          <w:sz w:val="21"/>
-          <w:szCs w:val="21"/>
-        </w:rPr>
-        <w:t xml:space="preserve"> and scalable media storage on </w:t>
-      </w:r>
-      <w:r>
-        <w:rPr>
-          <w:rFonts w:ascii="Calibri" w:hAnsi="Calibri" w:cs="Calibri"/>
-          <w:b/>
-          <w:bCs/>
-          <w:sz w:val="21"/>
-          <w:szCs w:val="21"/>
-        </w:rPr>
-        <w:t xml:space="preserve">AWS S3</w:t>
-      </w:r>
-      <w:r>
-        <w:rPr>
-          <w:rFonts w:ascii="Calibri" w:hAnsi="Calibri" w:cs="Calibri"/>
-          <w:sz w:val="21"/>
-          <w:szCs w:val="21"/>
-        </w:rPr>
-        <w:t xml:space="preserve">, wiring authentication and timed-release logic</w:t>
+        <w:t xml:space="preserve">Feb 2026 – Mar 2026</w:t>
+      </w:r>
+    </w:p>
+    <w:p>
+      <w:pPr>
+        <w:numPr>
+          <w:ilvl w:val="0"/>
+          <w:numId w:val="1"/>
+        </w:numPr>
+        <w:spacing w:before="0" w:after="0" w:line="214" w:lineRule="auto"/>
+        <w:ind w:left="360" w:hanging="216"/>
+      </w:pPr>
+      <w:r>
+        <w:rPr>
+          <w:rFonts w:ascii="Calibri" w:hAnsi="Calibri" w:cs="Calibri"/>
+          <w:sz w:val="21"/>
+          <w:szCs w:val="21"/>
+        </w:rPr>
+        <w:t xml:space="preserve">Implemented a </w:t>
+      </w:r>
+      <w:r>
+        <w:rPr>
+          <w:rFonts w:ascii="Calibri" w:hAnsi="Calibri" w:cs="Calibri"/>
+          <w:b/>
+          <w:bCs/>
+          <w:sz w:val="21"/>
+          <w:szCs w:val="21"/>
+        </w:rPr>
+        <w:t xml:space="preserve">half-edge mesh data structure</w:t>
+      </w:r>
+      <w:r>
+        <w:rPr>
+          <w:rFonts w:ascii="Calibri" w:hAnsi="Calibri" w:cs="Calibri"/>
+          <w:sz w:val="21"/>
+          <w:szCs w:val="21"/>
+        </w:rPr>
+        <w:t xml:space="preserve"> enabling efficient traversal and topology-aware editing operations</w:t>
+      </w:r>
+    </w:p>
+    <w:p>
+      <w:pPr>
+        <w:numPr>
+          <w:ilvl w:val="0"/>
+          <w:numId w:val="1"/>
+        </w:numPr>
+        <w:spacing w:before="0" w:after="0" w:line="214" w:lineRule="auto"/>
+        <w:ind w:left="360" w:hanging="216"/>
+      </w:pPr>
+      <w:r>
+        <w:rPr>
+          <w:rFonts w:ascii="Calibri" w:hAnsi="Calibri" w:cs="Calibri"/>
+          <w:sz w:val="21"/>
+          <w:szCs w:val="21"/>
+        </w:rPr>
+        <w:t xml:space="preserve">Built edge split, extrusion, and </w:t>
+      </w:r>
+      <w:r>
+        <w:rPr>
+          <w:rFonts w:ascii="Calibri" w:hAnsi="Calibri" w:cs="Calibri"/>
+          <w:b/>
+          <w:bCs/>
+          <w:sz w:val="21"/>
+          <w:szCs w:val="21"/>
+        </w:rPr>
+        <w:t xml:space="preserve">Catmull–Clark subdivision</w:t>
+      </w:r>
+      <w:r>
+        <w:rPr>
+          <w:rFonts w:ascii="Calibri" w:hAnsi="Calibri" w:cs="Calibri"/>
+          <w:sz w:val="21"/>
+          <w:szCs w:val="21"/>
+        </w:rPr>
+        <w:t xml:space="preserve"> on an OpenGL/VBO pipeline with GLSL shaders</w:t>
       </w:r>
     </w:p>
     <w:p>

--- a/apps/resume/dist/Brian_Lee_Resume_AI.docx
+++ b/apps/resume/dist/Brian_Lee_Resume_AI.docx
@@ -1262,6 +1262,42 @@
           <w:szCs w:val="21"/>
         </w:rPr>
         <w:t xml:space="preserve"> on an OpenGL/VBO pipeline with GLSL shaders</w:t>
+      </w:r>
+    </w:p>
+    <w:p>
+      <w:pPr>
+        <w:numPr>
+          <w:ilvl w:val="0"/>
+          <w:numId w:val="1"/>
+        </w:numPr>
+        <w:spacing w:before="0" w:after="0" w:line="214" w:lineRule="auto"/>
+        <w:ind w:left="360" w:hanging="216"/>
+      </w:pPr>
+      <w:r>
+        <w:rPr>
+          <w:rFonts w:ascii="Calibri" w:hAnsi="Calibri" w:cs="Calibri"/>
+          <w:sz w:val="21"/>
+          <w:szCs w:val="21"/>
+        </w:rPr>
+        <w:t xml:space="preserve">Built an interactive </w:t>
+      </w:r>
+      <w:r>
+        <w:rPr>
+          <w:rFonts w:ascii="Calibri" w:hAnsi="Calibri" w:cs="Calibri"/>
+          <w:b/>
+          <w:bCs/>
+          <w:sz w:val="21"/>
+          <w:szCs w:val="21"/>
+        </w:rPr>
+        <w:t xml:space="preserve">Qt desktop editor</w:t>
+      </w:r>
+      <w:r>
+        <w:rPr>
+          <w:rFonts w:ascii="Calibri" w:hAnsi="Calibri" w:cs="Calibri"/>
+          <w:sz w:val="21"/>
+          <w:szCs w:val="21"/>
+        </w:rPr>
+        <w:t xml:space="preserve"> — vertex/edge/face selection, a GUI control panel, and a real-time OpenGL viewport</w:t>
       </w:r>
     </w:p>
     <w:p>

--- a/apps/resume/dist/Brian_Lee_Resume_AI.docx
+++ b/apps/resume/dist/Brian_Lee_Resume_AI.docx
@@ -356,17 +356,17 @@
           <w:sz w:val="21"/>
           <w:szCs w:val="21"/>
         </w:rPr>
-        <w:t xml:space="preserve">Shipped a production retention system (Supabase, Deno edge functions, FCM) with a treatment/holdout A/B that drove the product's </w:t>
-      </w:r>
-      <w:r>
-        <w:rPr>
-          <w:rFonts w:ascii="Calibri" w:hAnsi="Calibri" w:cs="Calibri"/>
-          <w:b/>
-          <w:bCs/>
-          <w:sz w:val="21"/>
-          <w:szCs w:val="21"/>
-        </w:rPr>
-        <w:t xml:space="preserve">first recovered paid subscription</w:t>
+        <w:t xml:space="preserve">Shipped a production retention system (Supabase, Deno edge functions, FCM) that re-engages lapsed users to recover them as paying subscribers, instrumented with a </w:t>
+      </w:r>
+      <w:r>
+        <w:rPr>
+          <w:rFonts w:ascii="Calibri" w:hAnsi="Calibri" w:cs="Calibri"/>
+          <w:b/>
+          <w:bCs/>
+          <w:sz w:val="21"/>
+          <w:szCs w:val="21"/>
+        </w:rPr>
+        <w:t xml:space="preserve">treatment/holdout A/B</w:t>
       </w:r>
     </w:p>
     <w:p>

--- a/apps/resume/dist/Brian_Lee_Resume_AI.docx
+++ b/apps/resume/dist/Brian_Lee_Resume_AI.docx
@@ -356,17 +356,17 @@
           <w:sz w:val="21"/>
           <w:szCs w:val="21"/>
         </w:rPr>
-        <w:t xml:space="preserve">Shipped a production retention system (Supabase, Deno edge functions, FCM) that re-engages lapsed users to recover them as paying subscribers, instrumented with a </w:t>
-      </w:r>
-      <w:r>
-        <w:rPr>
-          <w:rFonts w:ascii="Calibri" w:hAnsi="Calibri" w:cs="Calibri"/>
-          <w:b/>
-          <w:bCs/>
-          <w:sz w:val="21"/>
-          <w:szCs w:val="21"/>
-        </w:rPr>
-        <w:t xml:space="preserve">treatment/holdout A/B</w:t>
+        <w:t xml:space="preserve">Shipped a production retention system (Supabase, Deno edge functions, FCM) with a treatment/holdout A/B, </w:t>
+      </w:r>
+      <w:r>
+        <w:rPr>
+          <w:rFonts w:ascii="Calibri" w:hAnsi="Calibri" w:cs="Calibri"/>
+          <w:b/>
+          <w:bCs/>
+          <w:sz w:val="21"/>
+          <w:szCs w:val="21"/>
+        </w:rPr>
+        <w:t xml:space="preserve">recovering churned users back into paying subscribers</w:t>
       </w:r>
     </w:p>
     <w:p>
@@ -1052,97 +1052,97 @@
           <w:sz w:val="21"/>
           <w:szCs w:val="21"/>
         </w:rPr>
-        <w:t xml:space="preserve">Engineered a </w:t>
-      </w:r>
-      <w:r>
-        <w:rPr>
-          <w:rFonts w:ascii="Calibri" w:hAnsi="Calibri" w:cs="Calibri"/>
-          <w:b/>
-          <w:bCs/>
-          <w:sz w:val="21"/>
-          <w:szCs w:val="21"/>
-        </w:rPr>
-        <w:t xml:space="preserve">voxel engine from scratch</w:t>
-      </w:r>
-      <w:r>
-        <w:rPr>
-          <w:rFonts w:ascii="Calibri" w:hAnsi="Calibri" w:cs="Calibri"/>
-          <w:sz w:val="21"/>
-          <w:szCs w:val="21"/>
-        </w:rPr>
-        <w:t xml:space="preserve">: 7 procedural biomes from layered Perlin/FBM/Voronoi noise with smoothstep blending</w:t>
-      </w:r>
-    </w:p>
-    <w:p>
-      <w:pPr>
-        <w:numPr>
-          <w:ilvl w:val="0"/>
-          <w:numId w:val="1"/>
-        </w:numPr>
-        <w:spacing w:before="0" w:after="0" w:line="214" w:lineRule="auto"/>
-        <w:ind w:left="360" w:hanging="216"/>
-      </w:pPr>
-      <w:r>
-        <w:rPr>
-          <w:rFonts w:ascii="Calibri" w:hAnsi="Calibri" w:cs="Calibri"/>
-          <w:sz w:val="21"/>
-          <w:szCs w:val="21"/>
-        </w:rPr>
-        <w:t xml:space="preserve">Implemented </w:t>
-      </w:r>
-      <w:r>
-        <w:rPr>
-          <w:rFonts w:ascii="Calibri" w:hAnsi="Calibri" w:cs="Calibri"/>
-          <w:b/>
-          <w:bCs/>
-          <w:sz w:val="21"/>
-          <w:szCs w:val="21"/>
-        </w:rPr>
-        <w:t xml:space="preserve">3D Perlin cave systems</w:t>
-      </w:r>
-      <w:r>
-        <w:rPr>
-          <w:rFonts w:ascii="Calibri" w:hAnsi="Calibri" w:cs="Calibri"/>
-          <w:sz w:val="21"/>
-          <w:szCs w:val="21"/>
-        </w:rPr>
-        <w:t xml:space="preserve"> with trilinear interpolation, fluid physics, and post-process tint overlays</w:t>
-      </w:r>
-    </w:p>
-    <w:p>
-      <w:pPr>
-        <w:numPr>
-          <w:ilvl w:val="0"/>
-          <w:numId w:val="1"/>
-        </w:numPr>
-        <w:spacing w:before="0" w:after="0" w:line="214" w:lineRule="auto"/>
-        <w:ind w:left="360" w:hanging="216"/>
-      </w:pPr>
-      <w:r>
-        <w:rPr>
-          <w:rFonts w:ascii="Calibri" w:hAnsi="Calibri" w:cs="Calibri"/>
-          <w:sz w:val="21"/>
-          <w:szCs w:val="21"/>
-        </w:rPr>
-        <w:t xml:space="preserve">Built the render pipeline: </w:t>
-      </w:r>
-      <w:r>
-        <w:rPr>
-          <w:rFonts w:ascii="Calibri" w:hAnsi="Calibri" w:cs="Calibri"/>
-          <w:b/>
-          <w:bCs/>
-          <w:sz w:val="21"/>
-          <w:szCs w:val="21"/>
-        </w:rPr>
-        <w:t xml:space="preserve">7×7 PCF soft shadows, screen-space reflections, vertex AO</w:t>
-      </w:r>
-      <w:r>
-        <w:rPr>
-          <w:rFonts w:ascii="Calibri" w:hAnsi="Calibri" w:cs="Calibri"/>
-          <w:sz w:val="21"/>
-          <w:szCs w:val="21"/>
-        </w:rPr>
-        <w:t xml:space="preserve">, and a dynamic day-night cycle</w:t>
+        <w:t xml:space="preserve">Built </w:t>
+      </w:r>
+      <w:r>
+        <w:rPr>
+          <w:rFonts w:ascii="Calibri" w:hAnsi="Calibri" w:cs="Calibri"/>
+          <w:b/>
+          <w:bCs/>
+          <w:sz w:val="21"/>
+          <w:szCs w:val="21"/>
+        </w:rPr>
+        <w:t xml:space="preserve">7-biome procedural world generation</w:t>
+      </w:r>
+      <w:r>
+        <w:rPr>
+          <w:rFonts w:ascii="Calibri" w:hAnsi="Calibri" w:cs="Calibri"/>
+          <w:sz w:val="21"/>
+          <w:szCs w:val="21"/>
+        </w:rPr>
+        <w:t xml:space="preserve"> for a from-scratch voxel engine (team of 3) — layered Perlin/FBM/Voronoi noise with smoothstep blending</w:t>
+      </w:r>
+    </w:p>
+    <w:p>
+      <w:pPr>
+        <w:numPr>
+          <w:ilvl w:val="0"/>
+          <w:numId w:val="1"/>
+        </w:numPr>
+        <w:spacing w:before="0" w:after="0" w:line="214" w:lineRule="auto"/>
+        <w:ind w:left="360" w:hanging="216"/>
+      </w:pPr>
+      <w:r>
+        <w:rPr>
+          <w:rFonts w:ascii="Calibri" w:hAnsi="Calibri" w:cs="Calibri"/>
+          <w:sz w:val="21"/>
+          <w:szCs w:val="21"/>
+        </w:rPr>
+        <w:t xml:space="preserve">Carved </w:t>
+      </w:r>
+      <w:r>
+        <w:rPr>
+          <w:rFonts w:ascii="Calibri" w:hAnsi="Calibri" w:cs="Calibri"/>
+          <w:b/>
+          <w:bCs/>
+          <w:sz w:val="21"/>
+          <w:szCs w:val="21"/>
+        </w:rPr>
+        <w:t xml:space="preserve">3D Perlin-noise cave systems</w:t>
+      </w:r>
+      <w:r>
+        <w:rPr>
+          <w:rFonts w:ascii="Calibri" w:hAnsi="Calibri" w:cs="Calibri"/>
+          <w:sz w:val="21"/>
+          <w:szCs w:val="21"/>
+        </w:rPr>
+        <w:t xml:space="preserve"> and post-process water/lava overlays through a framebuffer pass</w:t>
+      </w:r>
+    </w:p>
+    <w:p>
+      <w:pPr>
+        <w:numPr>
+          <w:ilvl w:val="0"/>
+          <w:numId w:val="1"/>
+        </w:numPr>
+        <w:spacing w:before="0" w:after="0" w:line="214" w:lineRule="auto"/>
+        <w:ind w:left="360" w:hanging="216"/>
+      </w:pPr>
+      <w:r>
+        <w:rPr>
+          <w:rFonts w:ascii="Calibri" w:hAnsi="Calibri" w:cs="Calibri"/>
+          <w:sz w:val="21"/>
+          <w:szCs w:val="21"/>
+        </w:rPr>
+        <w:t xml:space="preserve">Engineered the GLSL </w:t>
+      </w:r>
+      <w:r>
+        <w:rPr>
+          <w:rFonts w:ascii="Calibri" w:hAnsi="Calibri" w:cs="Calibri"/>
+          <w:b/>
+          <w:bCs/>
+          <w:sz w:val="21"/>
+          <w:szCs w:val="21"/>
+        </w:rPr>
+        <w:t xml:space="preserve">render pipeline</w:t>
+      </w:r>
+      <w:r>
+        <w:rPr>
+          <w:rFonts w:ascii="Calibri" w:hAnsi="Calibri" w:cs="Calibri"/>
+          <w:sz w:val="21"/>
+          <w:szCs w:val="21"/>
+        </w:rPr>
+        <w:t xml:space="preserve"> — 7×7 PCF shadow mapping, screen-space reflections, vertex ambient occlusion, and a day-night cycle</w:t>
       </w:r>
     </w:p>
     <w:p>
@@ -1261,43 +1261,7 @@
           <w:sz w:val="21"/>
           <w:szCs w:val="21"/>
         </w:rPr>
-        <w:t xml:space="preserve"> on an OpenGL/VBO pipeline with GLSL shaders</w:t>
-      </w:r>
-    </w:p>
-    <w:p>
-      <w:pPr>
-        <w:numPr>
-          <w:ilvl w:val="0"/>
-          <w:numId w:val="1"/>
-        </w:numPr>
-        <w:spacing w:before="0" w:after="0" w:line="214" w:lineRule="auto"/>
-        <w:ind w:left="360" w:hanging="216"/>
-      </w:pPr>
-      <w:r>
-        <w:rPr>
-          <w:rFonts w:ascii="Calibri" w:hAnsi="Calibri" w:cs="Calibri"/>
-          <w:sz w:val="21"/>
-          <w:szCs w:val="21"/>
-        </w:rPr>
-        <w:t xml:space="preserve">Built an interactive </w:t>
-      </w:r>
-      <w:r>
-        <w:rPr>
-          <w:rFonts w:ascii="Calibri" w:hAnsi="Calibri" w:cs="Calibri"/>
-          <w:b/>
-          <w:bCs/>
-          <w:sz w:val="21"/>
-          <w:szCs w:val="21"/>
-        </w:rPr>
-        <w:t xml:space="preserve">Qt desktop editor</w:t>
-      </w:r>
-      <w:r>
-        <w:rPr>
-          <w:rFonts w:ascii="Calibri" w:hAnsi="Calibri" w:cs="Calibri"/>
-          <w:sz w:val="21"/>
-          <w:szCs w:val="21"/>
-        </w:rPr>
-        <w:t xml:space="preserve"> — vertex/edge/face selection, a GUI control panel, and a real-time OpenGL viewport</w:t>
+        <w:t xml:space="preserve">, with an interactive Qt desktop editor over an OpenGL viewport</w:t>
       </w:r>
     </w:p>
     <w:p>

--- a/apps/resume/dist/Brian_Lee_Resume_AI.docx
+++ b/apps/resume/dist/Brian_Lee_Resume_AI.docx
@@ -904,7 +904,7 @@
           <w:sz w:val="21"/>
           <w:szCs w:val="21"/>
         </w:rPr>
-        <w:t xml:space="preserve">React, Three.js (R3F), MongoDB, AWS S3</w:t>
+        <w:t xml:space="preserve">React, Three.js (R3F), Blender</w:t>
       </w:r>
       <w:r>
         <w:rPr>
@@ -933,61 +933,61 @@
           <w:sz w:val="21"/>
           <w:szCs w:val="21"/>
         </w:rPr>
-        <w:t xml:space="preserve">Built a </w:t>
-      </w:r>
-      <w:r>
-        <w:rPr>
-          <w:rFonts w:ascii="Calibri" w:hAnsi="Calibri" w:cs="Calibri"/>
-          <w:b/>
-          <w:bCs/>
-          <w:sz w:val="21"/>
-          <w:szCs w:val="21"/>
-        </w:rPr>
-        <w:t xml:space="preserve">full-stack web app</w:t>
-      </w:r>
-      <w:r>
-        <w:rPr>
-          <w:rFonts w:ascii="Calibri" w:hAnsi="Calibri" w:cs="Calibri"/>
-          <w:sz w:val="21"/>
-          <w:szCs w:val="21"/>
-        </w:rPr>
-        <w:t xml:space="preserve"> (team of 4) for creating interactive 3D time capsules with media storage and timed unlocking</w:t>
-      </w:r>
-    </w:p>
-    <w:p>
-      <w:pPr>
-        <w:numPr>
-          <w:ilvl w:val="0"/>
-          <w:numId w:val="1"/>
-        </w:numPr>
-        <w:spacing w:before="0" w:after="0" w:line="214" w:lineRule="auto"/>
-        <w:ind w:left="360" w:hanging="216"/>
-      </w:pPr>
-      <w:r>
-        <w:rPr>
-          <w:rFonts w:ascii="Calibri" w:hAnsi="Calibri" w:cs="Calibri"/>
-          <w:sz w:val="21"/>
-          <w:szCs w:val="21"/>
-        </w:rPr>
-        <w:t xml:space="preserve">Engineered immersive 3D scenes with React Three Fiber for real-time rendering, animation, and direct-manipulation interaction</w:t>
-      </w:r>
-    </w:p>
-    <w:p>
-      <w:pPr>
-        <w:numPr>
-          <w:ilvl w:val="0"/>
-          <w:numId w:val="1"/>
-        </w:numPr>
-        <w:spacing w:before="0" w:after="0" w:line="214" w:lineRule="auto"/>
-        <w:ind w:left="360" w:hanging="216"/>
-      </w:pPr>
-      <w:r>
-        <w:rPr>
-          <w:rFonts w:ascii="Calibri" w:hAnsi="Calibri" w:cs="Calibri"/>
-          <w:sz w:val="21"/>
-          <w:szCs w:val="21"/>
-        </w:rPr>
-        <w:t xml:space="preserve">Designed the backend on MongoDB with scalable media storage on AWS S3, wiring authentication and timed-release logic</w:t>
+        <w:t xml:space="preserve">Built the </w:t>
+      </w:r>
+      <w:r>
+        <w:rPr>
+          <w:rFonts w:ascii="Calibri" w:hAnsi="Calibri" w:cs="Calibri"/>
+          <w:b/>
+          <w:bCs/>
+          <w:sz w:val="21"/>
+          <w:szCs w:val="21"/>
+        </w:rPr>
+        <w:t xml:space="preserve">interactive 3D gallery</w:t>
+      </w:r>
+      <w:r>
+        <w:rPr>
+          <w:rFonts w:ascii="Calibri" w:hAnsi="Calibri" w:cs="Calibri"/>
+          <w:sz w:val="21"/>
+          <w:szCs w:val="21"/>
+        </w:rPr>
+        <w:t xml:space="preserve"> in React Three Fiber for a collaborative time-capsule web app (team of 4) — real-time rendering, animation, and direct-manipulation placement of media in 3D</w:t>
+      </w:r>
+    </w:p>
+    <w:p>
+      <w:pPr>
+        <w:numPr>
+          <w:ilvl w:val="0"/>
+          <w:numId w:val="1"/>
+        </w:numPr>
+        <w:spacing w:before="0" w:after="0" w:line="214" w:lineRule="auto"/>
+        <w:ind w:left="360" w:hanging="216"/>
+      </w:pPr>
+      <w:r>
+        <w:rPr>
+          <w:rFonts w:ascii="Calibri" w:hAnsi="Calibri" w:cs="Calibri"/>
+          <w:sz w:val="21"/>
+          <w:szCs w:val="21"/>
+        </w:rPr>
+        <w:t xml:space="preserve">Owned the product's </w:t>
+      </w:r>
+      <w:r>
+        <w:rPr>
+          <w:rFonts w:ascii="Calibri" w:hAnsi="Calibri" w:cs="Calibri"/>
+          <w:b/>
+          <w:bCs/>
+          <w:sz w:val="21"/>
+          <w:szCs w:val="21"/>
+        </w:rPr>
+        <w:t xml:space="preserve">front-end UI and interaction design</w:t>
+      </w:r>
+      <w:r>
+        <w:rPr>
+          <w:rFonts w:ascii="Calibri" w:hAnsi="Calibri" w:cs="Calibri"/>
+          <w:sz w:val="21"/>
+          <w:szCs w:val="21"/>
+        </w:rPr>
+        <w:t xml:space="preserve"> across the create → contribute → unlock flow</w:t>
       </w:r>
     </w:p>
     <w:p>
@@ -1070,7 +1070,7 @@
           <w:sz w:val="21"/>
           <w:szCs w:val="21"/>
         </w:rPr>
-        <w:t xml:space="preserve"> for a from-scratch voxel engine (team of 3) — layered Perlin/FBM/Voronoi noise with smoothstep blending</w:t>
+        <w:t xml:space="preserve"> for a from-scratch voxel engine (team of 3) — Perlin/FBM/Voronoi noise with smoothstep blending</w:t>
       </w:r>
     </w:p>
     <w:p>
@@ -1098,15 +1098,15 @@
           <w:sz w:val="21"/>
           <w:szCs w:val="21"/>
         </w:rPr>
-        <w:t xml:space="preserve">3D Perlin-noise cave systems</w:t>
-      </w:r>
-      <w:r>
-        <w:rPr>
-          <w:rFonts w:ascii="Calibri" w:hAnsi="Calibri" w:cs="Calibri"/>
-          <w:sz w:val="21"/>
-          <w:szCs w:val="21"/>
-        </w:rPr>
-        <w:t xml:space="preserve"> and post-process water/lava overlays through a framebuffer pass</w:t>
+        <w:t xml:space="preserve">3D Perlin-noise caves</w:t>
+      </w:r>
+      <w:r>
+        <w:rPr>
+          <w:rFonts w:ascii="Calibri" w:hAnsi="Calibri" w:cs="Calibri"/>
+          <w:sz w:val="21"/>
+          <w:szCs w:val="21"/>
+        </w:rPr>
+        <w:t xml:space="preserve"> and post-process water/lava overlays via a framebuffer pass</w:t>
       </w:r>
     </w:p>
     <w:p>
@@ -1142,7 +1142,7 @@
           <w:sz w:val="21"/>
           <w:szCs w:val="21"/>
         </w:rPr>
-        <w:t xml:space="preserve"> — 7×7 PCF shadow mapping, screen-space reflections, vertex ambient occlusion, and a day-night cycle</w:t>
+        <w:t xml:space="preserve"> — PCF shadow mapping, screen-space reflections, vertex AO, and a day-night cycle</w:t>
       </w:r>
     </w:p>
     <w:p>
@@ -1225,25 +1225,61 @@
           <w:sz w:val="21"/>
           <w:szCs w:val="21"/>
         </w:rPr>
-        <w:t xml:space="preserve"> enabling efficient traversal and topology-aware editing operations</w:t>
-      </w:r>
-    </w:p>
-    <w:p>
-      <w:pPr>
-        <w:numPr>
-          <w:ilvl w:val="0"/>
-          <w:numId w:val="1"/>
-        </w:numPr>
-        <w:spacing w:before="0" w:after="0" w:line="214" w:lineRule="auto"/>
-        <w:ind w:left="360" w:hanging="216"/>
-      </w:pPr>
-      <w:r>
-        <w:rPr>
-          <w:rFonts w:ascii="Calibri" w:hAnsi="Calibri" w:cs="Calibri"/>
-          <w:sz w:val="21"/>
-          <w:szCs w:val="21"/>
-        </w:rPr>
-        <w:t xml:space="preserve">Built edge split, extrusion, and </w:t>
+        <w:t xml:space="preserve"> (Face/HalfEdge/Vertex, smart-pointer ownership) for topology-aware traversal and editing</w:t>
+      </w:r>
+    </w:p>
+    <w:p>
+      <w:pPr>
+        <w:numPr>
+          <w:ilvl w:val="0"/>
+          <w:numId w:val="1"/>
+        </w:numPr>
+        <w:spacing w:before="0" w:after="0" w:line="214" w:lineRule="auto"/>
+        <w:ind w:left="360" w:hanging="216"/>
+      </w:pPr>
+      <w:r>
+        <w:rPr>
+          <w:rFonts w:ascii="Calibri" w:hAnsi="Calibri" w:cs="Calibri"/>
+          <w:sz w:val="21"/>
+          <w:szCs w:val="21"/>
+        </w:rPr>
+        <w:t xml:space="preserve">Wrote an </w:t>
+      </w:r>
+      <w:r>
+        <w:rPr>
+          <w:rFonts w:ascii="Calibri" w:hAnsi="Calibri" w:cs="Calibri"/>
+          <w:b/>
+          <w:bCs/>
+          <w:sz w:val="21"/>
+          <w:szCs w:val="21"/>
+        </w:rPr>
+        <w:t xml:space="preserve">OBJ parser</w:t>
+      </w:r>
+      <w:r>
+        <w:rPr>
+          <w:rFonts w:ascii="Calibri" w:hAnsi="Calibri" w:cs="Calibri"/>
+          <w:sz w:val="21"/>
+          <w:szCs w:val="21"/>
+        </w:rPr>
+        <w:t xml:space="preserve"> that builds the mesh from arbitrary n-gon inputs, rendered via OpenGL VBOs</w:t>
+      </w:r>
+    </w:p>
+    <w:p>
+      <w:pPr>
+        <w:numPr>
+          <w:ilvl w:val="0"/>
+          <w:numId w:val="1"/>
+        </w:numPr>
+        <w:spacing w:before="0" w:after="0" w:line="214" w:lineRule="auto"/>
+        <w:ind w:left="360" w:hanging="216"/>
+      </w:pPr>
+      <w:r>
+        <w:rPr>
+          <w:rFonts w:ascii="Calibri" w:hAnsi="Calibri" w:cs="Calibri"/>
+          <w:sz w:val="21"/>
+          <w:szCs w:val="21"/>
+        </w:rPr>
+        <w:t xml:space="preserve">Implemented </w:t>
       </w:r>
       <w:r>
         <w:rPr>
@@ -1261,7 +1297,7 @@
           <w:sz w:val="21"/>
           <w:szCs w:val="21"/>
         </w:rPr>
-        <w:t xml:space="preserve">, with an interactive Qt desktop editor over an OpenGL viewport</w:t>
+        <w:t xml:space="preserve"> and topology ops (split, extrusion, triangulation) in a Qt editor</w:t>
       </w:r>
     </w:p>
     <w:p>

--- a/apps/resume/dist/Brian_Lee_Resume_AI.docx
+++ b/apps/resume/dist/Brian_Lee_Resume_AI.docx
@@ -246,7 +246,7 @@
           <w:szCs w:val="20"/>
         </w:rPr>
         <w:tab/>
-        <w:t xml:space="preserve">June 2026 – Present  ·  San Francisco (Remote)</w:t>
+        <w:t xml:space="preserve">June 2026 – Aug 2026  ·  San Francisco (Remote)</w:t>
       </w:r>
     </w:p>
     <w:p>
@@ -282,45 +282,63 @@
           <w:sz w:val="21"/>
           <w:szCs w:val="21"/>
         </w:rPr>
-        <w:t xml:space="preserve"> that mines production data through read-only MCP — used it to show a reported retention gain was a measurement artifact and surface the real churn drivers, </w:t>
-      </w:r>
-      <w:r>
-        <w:rPr>
-          <w:rFonts w:ascii="Calibri" w:hAnsi="Calibri" w:cs="Calibri"/>
-          <w:b/>
-          <w:bCs/>
-          <w:sz w:val="21"/>
-          <w:szCs w:val="21"/>
-        </w:rPr>
-        <w:t xml:space="preserve">reshaping the team's roadmap</w:t>
-      </w:r>
-    </w:p>
-    <w:p>
-      <w:pPr>
-        <w:numPr>
-          <w:ilvl w:val="0"/>
-          <w:numId w:val="1"/>
-        </w:numPr>
-        <w:spacing w:before="0" w:after="0" w:line="214" w:lineRule="auto"/>
-        <w:ind w:left="360" w:hanging="216"/>
-      </w:pPr>
-      <w:r>
-        <w:rPr>
-          <w:rFonts w:ascii="Calibri" w:hAnsi="Calibri" w:cs="Calibri"/>
-          <w:sz w:val="21"/>
-          <w:szCs w:val="21"/>
-        </w:rPr>
-        <w:t xml:space="preserve">Turned the company's production AI agent into a drop-in package other teams can embed in their own apps — a typed SDK with versioned APIs and </w:t>
-      </w:r>
-      <w:r>
-        <w:rPr>
-          <w:rFonts w:ascii="Calibri" w:hAnsi="Calibri" w:cs="Calibri"/>
-          <w:b/>
-          <w:bCs/>
-          <w:sz w:val="21"/>
-          <w:szCs w:val="21"/>
-        </w:rPr>
-        <w:t xml:space="preserve">136 automated tests</w:t>
+        <w:t xml:space="preserve"> mining production data through read-only MCP — showed a reported retention gain was a measurement artifact and surfaced the real churn drivers, </w:t>
+      </w:r>
+      <w:r>
+        <w:rPr>
+          <w:rFonts w:ascii="Calibri" w:hAnsi="Calibri" w:cs="Calibri"/>
+          <w:b/>
+          <w:bCs/>
+          <w:sz w:val="21"/>
+          <w:szCs w:val="21"/>
+        </w:rPr>
+        <w:t xml:space="preserve">reshaping the roadmap</w:t>
+      </w:r>
+    </w:p>
+    <w:p>
+      <w:pPr>
+        <w:numPr>
+          <w:ilvl w:val="0"/>
+          <w:numId w:val="1"/>
+        </w:numPr>
+        <w:spacing w:before="0" w:after="0" w:line="214" w:lineRule="auto"/>
+        <w:ind w:left="360" w:hanging="216"/>
+      </w:pPr>
+      <w:r>
+        <w:rPr>
+          <w:rFonts w:ascii="Calibri" w:hAnsi="Calibri" w:cs="Calibri"/>
+          <w:sz w:val="21"/>
+          <w:szCs w:val="21"/>
+        </w:rPr>
+        <w:t xml:space="preserve">Packaged the production AI agent as a drop-in typed </w:t>
+      </w:r>
+      <w:r>
+        <w:rPr>
+          <w:rFonts w:ascii="Calibri" w:hAnsi="Calibri" w:cs="Calibri"/>
+          <w:b/>
+          <w:bCs/>
+          <w:sz w:val="21"/>
+          <w:szCs w:val="21"/>
+        </w:rPr>
+        <w:t xml:space="preserve">SDK</w:t>
+      </w:r>
+      <w:r>
+        <w:rPr>
+          <w:rFonts w:ascii="Calibri" w:hAnsi="Calibri" w:cs="Calibri"/>
+          <w:sz w:val="21"/>
+          <w:szCs w:val="21"/>
+        </w:rPr>
+        <w:t xml:space="preserve"> with versioned APIs and </w:t>
+      </w:r>
+      <w:r>
+        <w:rPr>
+          <w:rFonts w:ascii="Calibri" w:hAnsi="Calibri" w:cs="Calibri"/>
+          <w:b/>
+          <w:bCs/>
+          <w:sz w:val="21"/>
+          <w:szCs w:val="21"/>
+        </w:rPr>
+        <w:t xml:space="preserve">136 tests</w:t>
       </w:r>
       <w:r>
         <w:rPr>
@@ -356,35 +374,71 @@
           <w:sz w:val="21"/>
           <w:szCs w:val="21"/>
         </w:rPr>
-        <w:t xml:space="preserve">Shipped a production retention system (Supabase, Deno edge functions, FCM) with a treatment/holdout A/B, </w:t>
-      </w:r>
-      <w:r>
-        <w:rPr>
-          <w:rFonts w:ascii="Calibri" w:hAnsi="Calibri" w:cs="Calibri"/>
-          <w:b/>
-          <w:bCs/>
-          <w:sz w:val="21"/>
-          <w:szCs w:val="21"/>
-        </w:rPr>
-        <w:t xml:space="preserve">recovering churned users back into paying subscribers</w:t>
-      </w:r>
-    </w:p>
-    <w:p>
-      <w:pPr>
-        <w:numPr>
-          <w:ilvl w:val="0"/>
-          <w:numId w:val="1"/>
-        </w:numPr>
-        <w:spacing w:before="0" w:after="0" w:line="214" w:lineRule="auto"/>
-        <w:ind w:left="360" w:hanging="216"/>
-      </w:pPr>
-      <w:r>
-        <w:rPr>
-          <w:rFonts w:ascii="Calibri" w:hAnsi="Calibri" w:cs="Calibri"/>
-          <w:sz w:val="21"/>
-          <w:szCs w:val="21"/>
-        </w:rPr>
-        <w:t xml:space="preserve">Works across the full </w:t>
+        <w:t xml:space="preserve">Got the agent running inside an </w:t>
+      </w:r>
+      <w:r>
+        <w:rPr>
+          <w:rFonts w:ascii="Calibri" w:hAnsi="Calibri" w:cs="Calibri"/>
+          <w:b/>
+          <w:bCs/>
+          <w:sz w:val="21"/>
+          <w:szCs w:val="21"/>
+        </w:rPr>
+        <w:t xml:space="preserve">externally-authored game mode</w:t>
+      </w:r>
+      <w:r>
+        <w:rPr>
+          <w:rFonts w:ascii="Calibri" w:hAnsi="Calibri" w:cs="Calibri"/>
+          <w:sz w:val="21"/>
+          <w:szCs w:val="21"/>
+        </w:rPr>
+        <w:t xml:space="preserve"> — it loads a third-party content pack at runtime and reasons over its custom items, so outside builders ship </w:t>
+      </w:r>
+      <w:r>
+        <w:rPr>
+          <w:rFonts w:ascii="Calibri" w:hAnsi="Calibri" w:cs="Calibri"/>
+          <w:b/>
+          <w:bCs/>
+          <w:sz w:val="21"/>
+          <w:szCs w:val="21"/>
+        </w:rPr>
+        <w:t xml:space="preserve">without repo access</w:t>
+      </w:r>
+    </w:p>
+    <w:p>
+      <w:pPr>
+        <w:numPr>
+          <w:ilvl w:val="0"/>
+          <w:numId w:val="1"/>
+        </w:numPr>
+        <w:spacing w:before="0" w:after="0" w:line="214" w:lineRule="auto"/>
+        <w:ind w:left="360" w:hanging="216"/>
+      </w:pPr>
+      <w:r>
+        <w:rPr>
+          <w:rFonts w:ascii="Calibri" w:hAnsi="Calibri" w:cs="Calibri"/>
+          <w:sz w:val="21"/>
+          <w:szCs w:val="21"/>
+        </w:rPr>
+        <w:t xml:space="preserve">Automated the retention pipeline to run with </w:t>
+      </w:r>
+      <w:r>
+        <w:rPr>
+          <w:rFonts w:ascii="Calibri" w:hAnsi="Calibri" w:cs="Calibri"/>
+          <w:b/>
+          <w:bCs/>
+          <w:sz w:val="21"/>
+          <w:szCs w:val="21"/>
+        </w:rPr>
+        <w:t xml:space="preserve">no human in the loop</w:t>
+      </w:r>
+      <w:r>
+        <w:rPr>
+          <w:rFonts w:ascii="Calibri" w:hAnsi="Calibri" w:cs="Calibri"/>
+          <w:sz w:val="21"/>
+          <w:szCs w:val="21"/>
+        </w:rPr>
+        <w:t xml:space="preserve">; worked across the full </w:t>
       </w:r>
       <w:r>
         <w:rPr>
@@ -402,7 +456,7 @@
           <w:sz w:val="21"/>
           <w:szCs w:val="21"/>
         </w:rPr>
-        <w:t xml:space="preserve"> — agent orchestration, MCP tool integration, and config-driven AI modes — at a 4-engineer YC startup</w:t>
+        <w:t xml:space="preserve"> — agent orchestration, MCP tooling, config-driven AI modes</w:t>
       </w:r>
     </w:p>
     <w:p>

--- a/apps/resume/dist/Brian_Lee_Resume_AI.docx
+++ b/apps/resume/dist/Brian_Lee_Resume_AI.docx
@@ -264,6 +264,78 @@
           <w:sz w:val="21"/>
           <w:szCs w:val="21"/>
         </w:rPr>
+        <w:t xml:space="preserve">Packaged the company's production AI agent as a </w:t>
+      </w:r>
+      <w:r>
+        <w:rPr>
+          <w:rFonts w:ascii="Calibri" w:hAnsi="Calibri" w:cs="Calibri"/>
+          <w:b/>
+          <w:bCs/>
+          <w:sz w:val="21"/>
+          <w:szCs w:val="21"/>
+        </w:rPr>
+        <w:t xml:space="preserve">typed SDK</w:t>
+      </w:r>
+      <w:r>
+        <w:rPr>
+          <w:rFonts w:ascii="Calibri" w:hAnsi="Calibri" w:cs="Calibri"/>
+          <w:sz w:val="21"/>
+          <w:szCs w:val="21"/>
+        </w:rPr>
+        <w:t xml:space="preserve"> with versioned APIs and </w:t>
+      </w:r>
+      <w:r>
+        <w:rPr>
+          <w:rFonts w:ascii="Calibri" w:hAnsi="Calibri" w:cs="Calibri"/>
+          <w:b/>
+          <w:bCs/>
+          <w:sz w:val="21"/>
+          <w:szCs w:val="21"/>
+        </w:rPr>
+        <w:t xml:space="preserve">136 tests</w:t>
+      </w:r>
+      <w:r>
+        <w:rPr>
+          <w:rFonts w:ascii="Calibri" w:hAnsi="Calibri" w:cs="Calibri"/>
+          <w:sz w:val="21"/>
+          <w:szCs w:val="21"/>
+        </w:rPr>
+        <w:t xml:space="preserve">, then proved it by running the agent inside a game mode an </w:t>
+      </w:r>
+      <w:r>
+        <w:rPr>
+          <w:rFonts w:ascii="Calibri" w:hAnsi="Calibri" w:cs="Calibri"/>
+          <w:b/>
+          <w:bCs/>
+          <w:sz w:val="21"/>
+          <w:szCs w:val="21"/>
+        </w:rPr>
+        <w:t xml:space="preserve">external builder authored</w:t>
+      </w:r>
+      <w:r>
+        <w:rPr>
+          <w:rFonts w:ascii="Calibri" w:hAnsi="Calibri" w:cs="Calibri"/>
+          <w:sz w:val="21"/>
+          <w:szCs w:val="21"/>
+        </w:rPr>
+        <w:t xml:space="preserve"> — it loads their content pack at runtime and reasons over items it has never seen</w:t>
+      </w:r>
+    </w:p>
+    <w:p>
+      <w:pPr>
+        <w:numPr>
+          <w:ilvl w:val="0"/>
+          <w:numId w:val="1"/>
+        </w:numPr>
+        <w:spacing w:before="0" w:after="0" w:line="214" w:lineRule="auto"/>
+        <w:ind w:left="360" w:hanging="216"/>
+      </w:pPr>
+      <w:r>
+        <w:rPr>
+          <w:rFonts w:ascii="Calibri" w:hAnsi="Calibri" w:cs="Calibri"/>
+          <w:sz w:val="21"/>
+          <w:szCs w:val="21"/>
+        </w:rPr>
         <w:t xml:space="preserve">Built a </w:t>
       </w:r>
       <w:r>
@@ -310,117 +382,43 @@
           <w:sz w:val="21"/>
           <w:szCs w:val="21"/>
         </w:rPr>
-        <w:t xml:space="preserve">Packaged the production AI agent as a drop-in typed </w:t>
-      </w:r>
-      <w:r>
-        <w:rPr>
-          <w:rFonts w:ascii="Calibri" w:hAnsi="Calibri" w:cs="Calibri"/>
-          <w:b/>
-          <w:bCs/>
-          <w:sz w:val="21"/>
-          <w:szCs w:val="21"/>
-        </w:rPr>
-        <w:t xml:space="preserve">SDK</w:t>
-      </w:r>
-      <w:r>
-        <w:rPr>
-          <w:rFonts w:ascii="Calibri" w:hAnsi="Calibri" w:cs="Calibri"/>
-          <w:sz w:val="21"/>
-          <w:szCs w:val="21"/>
-        </w:rPr>
-        <w:t xml:space="preserve"> with versioned APIs and </w:t>
-      </w:r>
-      <w:r>
-        <w:rPr>
-          <w:rFonts w:ascii="Calibri" w:hAnsi="Calibri" w:cs="Calibri"/>
-          <w:b/>
-          <w:bCs/>
-          <w:sz w:val="21"/>
-          <w:szCs w:val="21"/>
-        </w:rPr>
-        <w:t xml:space="preserve">136 tests</w:t>
-      </w:r>
-      <w:r>
-        <w:rPr>
-          <w:rFonts w:ascii="Calibri" w:hAnsi="Calibri" w:cs="Calibri"/>
-          <w:sz w:val="21"/>
-          <w:szCs w:val="21"/>
-        </w:rPr>
-        <w:t xml:space="preserve">; a new AI coding agent integrated it on the </w:t>
-      </w:r>
-      <w:r>
-        <w:rPr>
-          <w:rFonts w:ascii="Calibri" w:hAnsi="Calibri" w:cs="Calibri"/>
-          <w:b/>
-          <w:bCs/>
-          <w:sz w:val="21"/>
-          <w:szCs w:val="21"/>
-        </w:rPr>
-        <w:t xml:space="preserve">first attempt</w:t>
-      </w:r>
-    </w:p>
-    <w:p>
-      <w:pPr>
-        <w:numPr>
-          <w:ilvl w:val="0"/>
-          <w:numId w:val="1"/>
-        </w:numPr>
-        <w:spacing w:before="0" w:after="0" w:line="214" w:lineRule="auto"/>
-        <w:ind w:left="360" w:hanging="216"/>
-      </w:pPr>
-      <w:r>
-        <w:rPr>
-          <w:rFonts w:ascii="Calibri" w:hAnsi="Calibri" w:cs="Calibri"/>
-          <w:sz w:val="21"/>
-          <w:szCs w:val="21"/>
-        </w:rPr>
-        <w:t xml:space="preserve">Got the agent running inside an </w:t>
-      </w:r>
-      <w:r>
-        <w:rPr>
-          <w:rFonts w:ascii="Calibri" w:hAnsi="Calibri" w:cs="Calibri"/>
-          <w:b/>
-          <w:bCs/>
-          <w:sz w:val="21"/>
-          <w:szCs w:val="21"/>
-        </w:rPr>
-        <w:t xml:space="preserve">externally-authored game mode</w:t>
-      </w:r>
-      <w:r>
-        <w:rPr>
-          <w:rFonts w:ascii="Calibri" w:hAnsi="Calibri" w:cs="Calibri"/>
-          <w:sz w:val="21"/>
-          <w:szCs w:val="21"/>
-        </w:rPr>
-        <w:t xml:space="preserve"> — it loads a third-party content pack at runtime and reasons over its custom items, so outside builders ship </w:t>
-      </w:r>
-      <w:r>
-        <w:rPr>
-          <w:rFonts w:ascii="Calibri" w:hAnsi="Calibri" w:cs="Calibri"/>
-          <w:b/>
-          <w:bCs/>
-          <w:sz w:val="21"/>
-          <w:szCs w:val="21"/>
-        </w:rPr>
-        <w:t xml:space="preserve">without repo access</w:t>
-      </w:r>
-    </w:p>
-    <w:p>
-      <w:pPr>
-        <w:numPr>
-          <w:ilvl w:val="0"/>
-          <w:numId w:val="1"/>
-        </w:numPr>
-        <w:spacing w:before="0" w:after="0" w:line="214" w:lineRule="auto"/>
-        <w:ind w:left="360" w:hanging="216"/>
-      </w:pPr>
-      <w:r>
-        <w:rPr>
-          <w:rFonts w:ascii="Calibri" w:hAnsi="Calibri" w:cs="Calibri"/>
-          <w:sz w:val="21"/>
-          <w:szCs w:val="21"/>
-        </w:rPr>
-        <w:t xml:space="preserve">Automated the retention pipeline to run with </w:t>
+        <w:t xml:space="preserve">Took hosted voice end to end — cloud speech-to-text and text-to-speech wired to an in-world agent, so a builder can </w:t>
+      </w:r>
+      <w:r>
+        <w:rPr>
+          <w:rFonts w:ascii="Calibri" w:hAnsi="Calibri" w:cs="Calibri"/>
+          <w:b/>
+          <w:bCs/>
+          <w:sz w:val="21"/>
+          <w:szCs w:val="21"/>
+        </w:rPr>
+        <w:t xml:space="preserve">talk to the character and be answered</w:t>
+      </w:r>
+      <w:r>
+        <w:rPr>
+          <w:rFonts w:ascii="Calibri" w:hAnsi="Calibri" w:cs="Calibri"/>
+          <w:sz w:val="21"/>
+          <w:szCs w:val="21"/>
+        </w:rPr>
+        <w:t xml:space="preserve"> from a browser with no game client</w:t>
+      </w:r>
+    </w:p>
+    <w:p>
+      <w:pPr>
+        <w:numPr>
+          <w:ilvl w:val="0"/>
+          <w:numId w:val="1"/>
+        </w:numPr>
+        <w:spacing w:before="0" w:after="0" w:line="214" w:lineRule="auto"/>
+        <w:ind w:left="360" w:hanging="216"/>
+      </w:pPr>
+      <w:r>
+        <w:rPr>
+          <w:rFonts w:ascii="Calibri" w:hAnsi="Calibri" w:cs="Calibri"/>
+          <w:sz w:val="21"/>
+          <w:szCs w:val="21"/>
+        </w:rPr>
+        <w:t xml:space="preserve">Automated a production retention pipeline to run with </w:t>
       </w:r>
       <w:r>
         <w:rPr>
@@ -438,25 +436,43 @@
           <w:sz w:val="21"/>
           <w:szCs w:val="21"/>
         </w:rPr>
-        <w:t xml:space="preserve">; worked across the full </w:t>
-      </w:r>
-      <w:r>
-        <w:rPr>
-          <w:rFonts w:ascii="Calibri" w:hAnsi="Calibri" w:cs="Calibri"/>
-          <w:b/>
-          <w:bCs/>
-          <w:sz w:val="21"/>
-          <w:szCs w:val="21"/>
-        </w:rPr>
-        <w:t xml:space="preserve">LLM product stack</w:t>
-      </w:r>
-      <w:r>
-        <w:rPr>
-          <w:rFonts w:ascii="Calibri" w:hAnsi="Calibri" w:cs="Calibri"/>
-          <w:sz w:val="21"/>
-          <w:szCs w:val="21"/>
-        </w:rPr>
-        <w:t xml:space="preserve"> — agent orchestration, MCP tooling, config-driven AI modes</w:t>
+        <w:t xml:space="preserve"> at </w:t>
+      </w:r>
+      <w:r>
+        <w:rPr>
+          <w:rFonts w:ascii="Calibri" w:hAnsi="Calibri" w:cs="Calibri"/>
+          <w:b/>
+          <w:bCs/>
+          <w:sz w:val="21"/>
+          <w:szCs w:val="21"/>
+        </w:rPr>
+        <w:t xml:space="preserve">91% delivery</w:t>
+      </w:r>
+      <w:r>
+        <w:rPr>
+          <w:rFonts w:ascii="Calibri" w:hAnsi="Calibri" w:cs="Calibri"/>
+          <w:sz w:val="21"/>
+          <w:szCs w:val="21"/>
+        </w:rPr>
+        <w:t xml:space="preserve">, and drove the </w:t>
+      </w:r>
+      <w:r>
+        <w:rPr>
+          <w:rFonts w:ascii="Calibri" w:hAnsi="Calibri" w:cs="Calibri"/>
+          <w:b/>
+          <w:bCs/>
+          <w:sz w:val="21"/>
+          <w:szCs w:val="21"/>
+        </w:rPr>
+        <w:t xml:space="preserve">first revenue conversion</w:t>
+      </w:r>
+      <w:r>
+        <w:rPr>
+          <w:rFonts w:ascii="Calibri" w:hAnsi="Calibri" w:cs="Calibri"/>
+          <w:sz w:val="21"/>
+          <w:szCs w:val="21"/>
+        </w:rPr>
+        <w:t xml:space="preserve"> the channel ever produced</w:t>
       </w:r>
     </w:p>
     <w:p>

--- a/apps/resume/dist/Brian_Lee_Resume_AI.docx
+++ b/apps/resume/dist/Brian_Lee_Resume_AI.docx
@@ -261,20 +261,30 @@
       <w:r>
         <w:rPr>
           <w:rFonts w:ascii="Calibri" w:hAnsi="Calibri" w:cs="Calibri"/>
-          <w:sz w:val="21"/>
-          <w:szCs w:val="21"/>
-        </w:rPr>
-        <w:t xml:space="preserve">Packaged the company's production AI agent as a </w:t>
-      </w:r>
-      <w:r>
-        <w:rPr>
-          <w:rFonts w:ascii="Calibri" w:hAnsi="Calibri" w:cs="Calibri"/>
-          <w:b/>
-          <w:bCs/>
-          <w:sz w:val="21"/>
-          <w:szCs w:val="21"/>
-        </w:rPr>
-        <w:t xml:space="preserve">typed SDK</w:t>
+          <w:b/>
+          <w:bCs/>
+          <w:sz w:val="21"/>
+          <w:szCs w:val="21"/>
+        </w:rPr>
+        <w:t xml:space="preserve">Made the company's AI agent usable by studios outside the company</w:t>
+      </w:r>
+      <w:r>
+        <w:rPr>
+          <w:rFonts w:ascii="Calibri" w:hAnsi="Calibri" w:cs="Calibri"/>
+          <w:sz w:val="21"/>
+          <w:szCs w:val="21"/>
+        </w:rPr>
+        <w:t xml:space="preserve"> — packaged it as a typed </w:t>
+      </w:r>
+      <w:r>
+        <w:rPr>
+          <w:rFonts w:ascii="Calibri" w:hAnsi="Calibri" w:cs="Calibri"/>
+          <w:b/>
+          <w:bCs/>
+          <w:sz w:val="21"/>
+          <w:szCs w:val="21"/>
+        </w:rPr>
+        <w:t xml:space="preserve">SDK</w:t>
       </w:r>
       <w:r>
         <w:rPr>
@@ -300,7 +310,7 @@
           <w:sz w:val="21"/>
           <w:szCs w:val="21"/>
         </w:rPr>
-        <w:t xml:space="preserve">, then proved it by running the agent inside a game mode an </w:t>
+        <w:t xml:space="preserve">, then proved it inside a game mode an </w:t>
       </w:r>
       <w:r>
         <w:rPr>
@@ -318,25 +328,35 @@
           <w:sz w:val="21"/>
           <w:szCs w:val="21"/>
         </w:rPr>
-        <w:t xml:space="preserve"> — it loads their content pack at runtime and reasons over items it has never seen</w:t>
-      </w:r>
-    </w:p>
-    <w:p>
-      <w:pPr>
-        <w:numPr>
-          <w:ilvl w:val="0"/>
-          <w:numId w:val="1"/>
-        </w:numPr>
-        <w:spacing w:before="0" w:after="0" w:line="214" w:lineRule="auto"/>
-        <w:ind w:left="360" w:hanging="216"/>
-      </w:pPr>
-      <w:r>
-        <w:rPr>
-          <w:rFonts w:ascii="Calibri" w:hAnsi="Calibri" w:cs="Calibri"/>
-          <w:sz w:val="21"/>
-          <w:szCs w:val="21"/>
-        </w:rPr>
-        <w:t xml:space="preserve">Built a </w:t>
+        <w:t xml:space="preserve">, loading their content at runtime</w:t>
+      </w:r>
+    </w:p>
+    <w:p>
+      <w:pPr>
+        <w:numPr>
+          <w:ilvl w:val="0"/>
+          <w:numId w:val="1"/>
+        </w:numPr>
+        <w:spacing w:before="0" w:after="0" w:line="214" w:lineRule="auto"/>
+        <w:ind w:left="360" w:hanging="216"/>
+      </w:pPr>
+      <w:r>
+        <w:rPr>
+          <w:rFonts w:ascii="Calibri" w:hAnsi="Calibri" w:cs="Calibri"/>
+          <w:b/>
+          <w:bCs/>
+          <w:sz w:val="21"/>
+          <w:szCs w:val="21"/>
+        </w:rPr>
+        <w:t xml:space="preserve">Redirected the team's roadmap</w:t>
+      </w:r>
+      <w:r>
+        <w:rPr>
+          <w:rFonts w:ascii="Calibri" w:hAnsi="Calibri" w:cs="Calibri"/>
+          <w:sz w:val="21"/>
+          <w:szCs w:val="21"/>
+        </w:rPr>
+        <w:t xml:space="preserve"> with a </w:t>
       </w:r>
       <w:r>
         <w:rPr>
@@ -354,125 +374,81 @@
           <w:sz w:val="21"/>
           <w:szCs w:val="21"/>
         </w:rPr>
-        <w:t xml:space="preserve"> mining production data through read-only MCP — showed a reported retention gain was a measurement artifact and surfaced the real churn drivers, </w:t>
-      </w:r>
-      <w:r>
-        <w:rPr>
-          <w:rFonts w:ascii="Calibri" w:hAnsi="Calibri" w:cs="Calibri"/>
-          <w:b/>
-          <w:bCs/>
-          <w:sz w:val="21"/>
-          <w:szCs w:val="21"/>
-        </w:rPr>
-        <w:t xml:space="preserve">reshaping the roadmap</w:t>
-      </w:r>
-    </w:p>
-    <w:p>
-      <w:pPr>
-        <w:numPr>
-          <w:ilvl w:val="0"/>
-          <w:numId w:val="1"/>
-        </w:numPr>
-        <w:spacing w:before="0" w:after="0" w:line="214" w:lineRule="auto"/>
-        <w:ind w:left="360" w:hanging="216"/>
-      </w:pPr>
-      <w:r>
-        <w:rPr>
-          <w:rFonts w:ascii="Calibri" w:hAnsi="Calibri" w:cs="Calibri"/>
-          <w:sz w:val="21"/>
-          <w:szCs w:val="21"/>
-        </w:rPr>
-        <w:t xml:space="preserve">Took hosted voice end to end — cloud speech-to-text and text-to-speech wired to an in-world agent, so a builder can </w:t>
-      </w:r>
-      <w:r>
-        <w:rPr>
-          <w:rFonts w:ascii="Calibri" w:hAnsi="Calibri" w:cs="Calibri"/>
-          <w:b/>
-          <w:bCs/>
-          <w:sz w:val="21"/>
-          <w:szCs w:val="21"/>
-        </w:rPr>
-        <w:t xml:space="preserve">talk to the character and be answered</w:t>
-      </w:r>
-      <w:r>
-        <w:rPr>
-          <w:rFonts w:ascii="Calibri" w:hAnsi="Calibri" w:cs="Calibri"/>
-          <w:sz w:val="21"/>
-          <w:szCs w:val="21"/>
-        </w:rPr>
-        <w:t xml:space="preserve"> from a browser with no game client</w:t>
-      </w:r>
-    </w:p>
-    <w:p>
-      <w:pPr>
-        <w:numPr>
-          <w:ilvl w:val="0"/>
-          <w:numId w:val="1"/>
-        </w:numPr>
-        <w:spacing w:before="0" w:after="0" w:line="214" w:lineRule="auto"/>
-        <w:ind w:left="360" w:hanging="216"/>
-      </w:pPr>
-      <w:r>
-        <w:rPr>
-          <w:rFonts w:ascii="Calibri" w:hAnsi="Calibri" w:cs="Calibri"/>
-          <w:sz w:val="21"/>
-          <w:szCs w:val="21"/>
-        </w:rPr>
-        <w:t xml:space="preserve">Automated a production retention pipeline to run with </w:t>
-      </w:r>
-      <w:r>
-        <w:rPr>
-          <w:rFonts w:ascii="Calibri" w:hAnsi="Calibri" w:cs="Calibri"/>
-          <w:b/>
-          <w:bCs/>
-          <w:sz w:val="21"/>
-          <w:szCs w:val="21"/>
-        </w:rPr>
-        <w:t xml:space="preserve">no human in the loop</w:t>
-      </w:r>
-      <w:r>
-        <w:rPr>
-          <w:rFonts w:ascii="Calibri" w:hAnsi="Calibri" w:cs="Calibri"/>
-          <w:sz w:val="21"/>
-          <w:szCs w:val="21"/>
-        </w:rPr>
-        <w:t xml:space="preserve"> at </w:t>
-      </w:r>
-      <w:r>
-        <w:rPr>
-          <w:rFonts w:ascii="Calibri" w:hAnsi="Calibri" w:cs="Calibri"/>
-          <w:b/>
-          <w:bCs/>
-          <w:sz w:val="21"/>
-          <w:szCs w:val="21"/>
-        </w:rPr>
-        <w:t xml:space="preserve">91% delivery</w:t>
-      </w:r>
-      <w:r>
-        <w:rPr>
-          <w:rFonts w:ascii="Calibri" w:hAnsi="Calibri" w:cs="Calibri"/>
-          <w:sz w:val="21"/>
-          <w:szCs w:val="21"/>
-        </w:rPr>
-        <w:t xml:space="preserve">, and drove the </w:t>
-      </w:r>
-      <w:r>
-        <w:rPr>
-          <w:rFonts w:ascii="Calibri" w:hAnsi="Calibri" w:cs="Calibri"/>
-          <w:b/>
-          <w:bCs/>
-          <w:sz w:val="21"/>
-          <w:szCs w:val="21"/>
-        </w:rPr>
-        <w:t xml:space="preserve">first revenue conversion</w:t>
-      </w:r>
-      <w:r>
-        <w:rPr>
-          <w:rFonts w:ascii="Calibri" w:hAnsi="Calibri" w:cs="Calibri"/>
-          <w:sz w:val="21"/>
-          <w:szCs w:val="21"/>
-        </w:rPr>
-        <w:t xml:space="preserve"> the channel ever produced</w:t>
+        <w:t xml:space="preserve"> that mined production data through read-only MCP — it showed a reported retention gain was a measurement artifact and surfaced the real churn drivers</w:t>
+      </w:r>
+    </w:p>
+    <w:p>
+      <w:pPr>
+        <w:numPr>
+          <w:ilvl w:val="0"/>
+          <w:numId w:val="1"/>
+        </w:numPr>
+        <w:spacing w:before="0" w:after="0" w:line="214" w:lineRule="auto"/>
+        <w:ind w:left="360" w:hanging="216"/>
+      </w:pPr>
+      <w:r>
+        <w:rPr>
+          <w:rFonts w:ascii="Calibri" w:hAnsi="Calibri" w:cs="Calibri"/>
+          <w:b/>
+          <w:bCs/>
+          <w:sz w:val="21"/>
+          <w:szCs w:val="21"/>
+        </w:rPr>
+        <w:t xml:space="preserve">Let a builder hold a spoken conversation with the in-world character from a browser</w:t>
+      </w:r>
+      <w:r>
+        <w:rPr>
+          <w:rFonts w:ascii="Calibri" w:hAnsi="Calibri" w:cs="Calibri"/>
+          <w:sz w:val="21"/>
+          <w:szCs w:val="21"/>
+        </w:rPr>
+        <w:t xml:space="preserve">, no game client — took hosted cloud speech-to-text and text-to-speech end to end</w:t>
+      </w:r>
+    </w:p>
+    <w:p>
+      <w:pPr>
+        <w:numPr>
+          <w:ilvl w:val="0"/>
+          <w:numId w:val="1"/>
+        </w:numPr>
+        <w:spacing w:before="0" w:after="0" w:line="214" w:lineRule="auto"/>
+        <w:ind w:left="360" w:hanging="216"/>
+      </w:pPr>
+      <w:r>
+        <w:rPr>
+          <w:rFonts w:ascii="Calibri" w:hAnsi="Calibri" w:cs="Calibri"/>
+          <w:b/>
+          <w:bCs/>
+          <w:sz w:val="21"/>
+          <w:szCs w:val="21"/>
+        </w:rPr>
+        <w:t xml:space="preserve">Turned a hand-approved retention channel into an autonomous one</w:t>
+      </w:r>
+      <w:r>
+        <w:rPr>
+          <w:rFonts w:ascii="Calibri" w:hAnsi="Calibri" w:cs="Calibri"/>
+          <w:sz w:val="21"/>
+          <w:szCs w:val="21"/>
+        </w:rPr>
+        <w:t xml:space="preserve"> delivering to </w:t>
+      </w:r>
+      <w:r>
+        <w:rPr>
+          <w:rFonts w:ascii="Calibri" w:hAnsi="Calibri" w:cs="Calibri"/>
+          <w:b/>
+          <w:bCs/>
+          <w:sz w:val="21"/>
+          <w:szCs w:val="21"/>
+        </w:rPr>
+        <w:t xml:space="preserve">91% of targeted devices</w:t>
+      </w:r>
+      <w:r>
+        <w:rPr>
+          <w:rFonts w:ascii="Calibri" w:hAnsi="Calibri" w:cs="Calibri"/>
+          <w:sz w:val="21"/>
+          <w:szCs w:val="21"/>
+        </w:rPr>
+        <w:t xml:space="preserve">, which produced the first revenue the channel ever generated</w:t>
       </w:r>
     </w:p>
     <w:p>
@@ -524,82 +500,76 @@
       <w:r>
         <w:rPr>
           <w:rFonts w:ascii="Calibri" w:hAnsi="Calibri" w:cs="Calibri"/>
-          <w:sz w:val="21"/>
-          <w:szCs w:val="21"/>
-        </w:rPr>
-        <w:t xml:space="preserve">Maintained a live portfolio of </w:t>
-      </w:r>
-      <w:r>
-        <w:rPr>
-          <w:rFonts w:ascii="Calibri" w:hAnsi="Calibri" w:cs="Calibri"/>
-          <w:b/>
-          <w:bCs/>
-          <w:sz w:val="21"/>
-          <w:szCs w:val="21"/>
-        </w:rPr>
-        <w:t xml:space="preserve">50+ Unity mobile game titles</w:t>
-      </w:r>
-      <w:r>
-        <w:rPr>
-          <w:rFonts w:ascii="Calibri" w:hAnsi="Calibri" w:cs="Calibri"/>
-          <w:sz w:val="21"/>
-          <w:szCs w:val="21"/>
-        </w:rPr>
-        <w:t xml:space="preserve">, improving UI/UX and core gameplay stability across releases</w:t>
-      </w:r>
-    </w:p>
-    <w:p>
-      <w:pPr>
-        <w:numPr>
-          <w:ilvl w:val="0"/>
-          <w:numId w:val="1"/>
-        </w:numPr>
-        <w:spacing w:before="0" w:after="0" w:line="214" w:lineRule="auto"/>
-        <w:ind w:left="360" w:hanging="216"/>
-      </w:pPr>
-      <w:r>
-        <w:rPr>
-          <w:rFonts w:ascii="Calibri" w:hAnsi="Calibri" w:cs="Calibri"/>
-          <w:sz w:val="21"/>
-          <w:szCs w:val="21"/>
-        </w:rPr>
-        <w:t xml:space="preserve">Resolved </w:t>
-      </w:r>
-      <w:r>
-        <w:rPr>
-          <w:rFonts w:ascii="Calibri" w:hAnsi="Calibri" w:cs="Calibri"/>
-          <w:b/>
-          <w:bCs/>
-          <w:sz w:val="21"/>
-          <w:szCs w:val="21"/>
-        </w:rPr>
-        <w:t xml:space="preserve">100+ QA-reported bugs</w:t>
-      </w:r>
-      <w:r>
-        <w:rPr>
-          <w:rFonts w:ascii="Calibri" w:hAnsi="Calibri" w:cs="Calibri"/>
-          <w:sz w:val="21"/>
-          <w:szCs w:val="21"/>
-        </w:rPr>
-        <w:t xml:space="preserve"> by modifying Unity prefabs and C# scripts, shipping fixes in production releases</w:t>
-      </w:r>
-    </w:p>
-    <w:p>
-      <w:pPr>
-        <w:numPr>
-          <w:ilvl w:val="0"/>
-          <w:numId w:val="1"/>
-        </w:numPr>
-        <w:spacing w:before="0" w:after="0" w:line="214" w:lineRule="auto"/>
-        <w:ind w:left="360" w:hanging="216"/>
-      </w:pPr>
-      <w:r>
-        <w:rPr>
-          <w:rFonts w:ascii="Calibri" w:hAnsi="Calibri" w:cs="Calibri"/>
-          <w:sz w:val="21"/>
-          <w:szCs w:val="21"/>
-        </w:rPr>
-        <w:t xml:space="preserve">Upgraded SDKs and platform modules fleet-wide to meet evolving app-store requirements and sustain production availability</w:t>
+          <w:b/>
+          <w:bCs/>
+          <w:sz w:val="21"/>
+          <w:szCs w:val="21"/>
+        </w:rPr>
+        <w:t xml:space="preserve">Kept 50+ live Unity mobile titles shipping</w:t>
+      </w:r>
+      <w:r>
+        <w:rPr>
+          <w:rFonts w:ascii="Calibri" w:hAnsi="Calibri" w:cs="Calibri"/>
+          <w:sz w:val="21"/>
+          <w:szCs w:val="21"/>
+        </w:rPr>
+        <w:t xml:space="preserve"> across a summer of releases, holding UI/UX and gameplay stable</w:t>
+      </w:r>
+    </w:p>
+    <w:p>
+      <w:pPr>
+        <w:numPr>
+          <w:ilvl w:val="0"/>
+          <w:numId w:val="1"/>
+        </w:numPr>
+        <w:spacing w:before="0" w:after="0" w:line="214" w:lineRule="auto"/>
+        <w:ind w:left="360" w:hanging="216"/>
+      </w:pPr>
+      <w:r>
+        <w:rPr>
+          <w:rFonts w:ascii="Calibri" w:hAnsi="Calibri" w:cs="Calibri"/>
+          <w:b/>
+          <w:bCs/>
+          <w:sz w:val="21"/>
+          <w:szCs w:val="21"/>
+        </w:rPr>
+        <w:t xml:space="preserve">Cleared 100+ QA-reported bugs into production</w:t>
+      </w:r>
+      <w:r>
+        <w:rPr>
+          <w:rFonts w:ascii="Calibri" w:hAnsi="Calibri" w:cs="Calibri"/>
+          <w:sz w:val="21"/>
+          <w:szCs w:val="21"/>
+        </w:rPr>
+        <w:t xml:space="preserve">, in Unity prefabs and C# across a portfolio no single engineer owned</w:t>
+      </w:r>
+    </w:p>
+    <w:p>
+      <w:pPr>
+        <w:numPr>
+          <w:ilvl w:val="0"/>
+          <w:numId w:val="1"/>
+        </w:numPr>
+        <w:spacing w:before="0" w:after="0" w:line="214" w:lineRule="auto"/>
+        <w:ind w:left="360" w:hanging="216"/>
+      </w:pPr>
+      <w:r>
+        <w:rPr>
+          <w:rFonts w:ascii="Calibri" w:hAnsi="Calibri" w:cs="Calibri"/>
+          <w:b/>
+          <w:bCs/>
+          <w:sz w:val="21"/>
+          <w:szCs w:val="21"/>
+        </w:rPr>
+        <w:t xml:space="preserve">Kept the portfolio compliant and in the stores</w:t>
+      </w:r>
+      <w:r>
+        <w:rPr>
+          <w:rFonts w:ascii="Calibri" w:hAnsi="Calibri" w:cs="Calibri"/>
+          <w:sz w:val="21"/>
+          <w:szCs w:val="21"/>
+        </w:rPr>
+        <w:t xml:space="preserve"> through a platform requirement change, upgrading SDKs fleet-wide</w:t>
       </w:r>
     </w:p>
     <w:p>
@@ -651,10 +621,20 @@
       <w:r>
         <w:rPr>
           <w:rFonts w:ascii="Calibri" w:hAnsi="Calibri" w:cs="Calibri"/>
-          <w:sz w:val="21"/>
-          <w:szCs w:val="21"/>
-        </w:rPr>
-        <w:t xml:space="preserve">Led a cross-functional team of </w:t>
+          <w:b/>
+          <w:bCs/>
+          <w:sz w:val="21"/>
+          <w:szCs w:val="21"/>
+        </w:rPr>
+        <w:t xml:space="preserve">Shipped client-facing 0-to-1 products</w:t>
+      </w:r>
+      <w:r>
+        <w:rPr>
+          <w:rFonts w:ascii="Calibri" w:hAnsi="Calibri" w:cs="Calibri"/>
+          <w:sz w:val="21"/>
+          <w:szCs w:val="21"/>
+        </w:rPr>
+        <w:t xml:space="preserve"> leading a cross-functional team of </w:t>
       </w:r>
       <w:r>
         <w:rPr>
@@ -672,53 +652,7 @@
           <w:sz w:val="21"/>
           <w:szCs w:val="21"/>
         </w:rPr>
-        <w:t xml:space="preserve"> designers and developers to ship client-facing </w:t>
-      </w:r>
-      <w:r>
-        <w:rPr>
-          <w:rFonts w:ascii="Calibri" w:hAnsi="Calibri" w:cs="Calibri"/>
-          <w:b/>
-          <w:bCs/>
-          <w:sz w:val="21"/>
-          <w:szCs w:val="21"/>
-        </w:rPr>
-        <w:t xml:space="preserve">0-to-1 products</w:t>
-      </w:r>
-    </w:p>
-    <w:p>
-      <w:pPr>
-        <w:numPr>
-          <w:ilvl w:val="0"/>
-          <w:numId w:val="1"/>
-        </w:numPr>
-        <w:spacing w:before="0" w:after="0" w:line="214" w:lineRule="auto"/>
-        <w:ind w:left="360" w:hanging="216"/>
-      </w:pPr>
-      <w:r>
-        <w:rPr>
-          <w:rFonts w:ascii="Calibri" w:hAnsi="Calibri" w:cs="Calibri"/>
-          <w:sz w:val="21"/>
-          <w:szCs w:val="21"/>
-        </w:rPr>
-        <w:t xml:space="preserve">Defined end-to-end user flows, interaction patterns, and reusable interface systems across multiple deliverables</w:t>
-      </w:r>
-    </w:p>
-    <w:p>
-      <w:pPr>
-        <w:numPr>
-          <w:ilvl w:val="0"/>
-          <w:numId w:val="1"/>
-        </w:numPr>
-        <w:spacing w:before="0" w:after="0" w:line="214" w:lineRule="auto"/>
-        <w:ind w:left="360" w:hanging="216"/>
-      </w:pPr>
-      <w:r>
-        <w:rPr>
-          <w:rFonts w:ascii="Calibri" w:hAnsi="Calibri" w:cs="Calibri"/>
-          <w:sz w:val="21"/>
-          <w:szCs w:val="21"/>
-        </w:rPr>
-        <w:t xml:space="preserve">Shipped polished, user-centered features across semester-long client project cycles</w:t>
+        <w:t xml:space="preserve"> designers and developers</w:t>
       </w:r>
     </w:p>
     <w:p>
@@ -736,15 +670,15 @@
           <w:sz w:val="21"/>
           <w:szCs w:val="21"/>
         </w:rPr>
-        <w:t xml:space="preserve">Military Interpreter</w:t>
-      </w:r>
-      <w:r>
-        <w:rPr>
-          <w:rFonts w:ascii="Calibri" w:hAnsi="Calibri" w:cs="Calibri"/>
-          <w:sz w:val="21"/>
-          <w:szCs w:val="21"/>
-        </w:rPr>
-        <w:t xml:space="preserve">, Capital Defense Command (ROK Army)</w:t>
+        <w:t xml:space="preserve">Database Engineer Intern</w:t>
+      </w:r>
+      <w:r>
+        <w:rPr>
+          <w:rFonts w:ascii="Calibri" w:hAnsi="Calibri" w:cs="Calibri"/>
+          <w:sz w:val="21"/>
+          <w:szCs w:val="21"/>
+        </w:rPr>
+        <w:t xml:space="preserve">, IT-Farm</w:t>
       </w:r>
       <w:r>
         <w:rPr>
@@ -755,79 +689,6 @@
           <w:szCs w:val="20"/>
         </w:rPr>
         <w:tab/>
-        <w:t xml:space="preserve">Dec 2022 – June 2024  ·  Seoul, South Korea</w:t>
-      </w:r>
-    </w:p>
-    <w:p>
-      <w:pPr>
-        <w:numPr>
-          <w:ilvl w:val="0"/>
-          <w:numId w:val="1"/>
-        </w:numPr>
-        <w:spacing w:before="0" w:after="0" w:line="214" w:lineRule="auto"/>
-        <w:ind w:left="360" w:hanging="216"/>
-      </w:pPr>
-      <w:r>
-        <w:rPr>
-          <w:rFonts w:ascii="Calibri" w:hAnsi="Calibri" w:cs="Calibri"/>
-          <w:sz w:val="21"/>
-          <w:szCs w:val="21"/>
-        </w:rPr>
-        <w:t xml:space="preserve">Provided real-time English–Korean interpretation in high-security, multi-agency environments for international stakeholders</w:t>
-      </w:r>
-    </w:p>
-    <w:p>
-      <w:pPr>
-        <w:numPr>
-          <w:ilvl w:val="0"/>
-          <w:numId w:val="1"/>
-        </w:numPr>
-        <w:spacing w:before="0" w:after="0" w:line="214" w:lineRule="auto"/>
-        <w:ind w:left="360" w:hanging="216"/>
-      </w:pPr>
-      <w:r>
-        <w:rPr>
-          <w:rFonts w:ascii="Calibri" w:hAnsi="Calibri" w:cs="Calibri"/>
-          <w:sz w:val="21"/>
-          <w:szCs w:val="21"/>
-        </w:rPr>
-        <w:t xml:space="preserve">Translated sensitive documents and briefings with precision, enabling coordination across government and defense teams</w:t>
-      </w:r>
-    </w:p>
-    <w:p>
-      <w:pPr>
-        <w:tabs>
-          <w:tab w:val="right" w:pos="10944"/>
-        </w:tabs>
-        <w:spacing w:before="100" w:after="0" w:line="214" w:lineRule="auto"/>
-      </w:pPr>
-      <w:r>
-        <w:rPr>
-          <w:rFonts w:ascii="Calibri" w:hAnsi="Calibri" w:cs="Calibri"/>
-          <w:b/>
-          <w:bCs/>
-          <w:sz w:val="21"/>
-          <w:szCs w:val="21"/>
-        </w:rPr>
-        <w:t xml:space="preserve">Database Engineer Intern</w:t>
-      </w:r>
-      <w:r>
-        <w:rPr>
-          <w:rFonts w:ascii="Calibri" w:hAnsi="Calibri" w:cs="Calibri"/>
-          <w:sz w:val="21"/>
-          <w:szCs w:val="21"/>
-        </w:rPr>
-        <w:t xml:space="preserve">, IT-Farm</w:t>
-      </w:r>
-      <w:r>
-        <w:rPr>
-          <w:rFonts w:ascii="Calibri" w:hAnsi="Calibri" w:cs="Calibri"/>
-          <w:i/>
-          <w:iCs/>
-          <w:sz w:val="20"/>
-          <w:szCs w:val="20"/>
-        </w:rPr>
-        <w:tab/>
         <w:t xml:space="preserve">June 2022 – Aug 2022  ·  Seongnam, South Korea</w:t>
       </w:r>
     </w:p>
@@ -843,82 +704,66 @@
       <w:r>
         <w:rPr>
           <w:rFonts w:ascii="Calibri" w:hAnsi="Calibri" w:cs="Calibri"/>
-          <w:sz w:val="21"/>
-          <w:szCs w:val="21"/>
-        </w:rPr>
-        <w:t xml:space="preserve">Designed and implemented a SQL database prototype managing </w:t>
-      </w:r>
-      <w:r>
-        <w:rPr>
-          <w:rFonts w:ascii="Calibri" w:hAnsi="Calibri" w:cs="Calibri"/>
-          <w:b/>
-          <w:bCs/>
-          <w:sz w:val="21"/>
-          <w:szCs w:val="21"/>
-        </w:rPr>
-        <w:t xml:space="preserve">1M+ data entities</w:t>
-      </w:r>
-      <w:r>
-        <w:rPr>
-          <w:rFonts w:ascii="Calibri" w:hAnsi="Calibri" w:cs="Calibri"/>
-          <w:sz w:val="21"/>
-          <w:szCs w:val="21"/>
-        </w:rPr>
-        <w:t xml:space="preserve"> using Oracle and SQLite</w:t>
-      </w:r>
-    </w:p>
-    <w:p>
-      <w:pPr>
-        <w:numPr>
-          <w:ilvl w:val="0"/>
-          <w:numId w:val="1"/>
-        </w:numPr>
-        <w:spacing w:before="0" w:after="0" w:line="214" w:lineRule="auto"/>
-        <w:ind w:left="360" w:hanging="216"/>
-      </w:pPr>
-      <w:r>
-        <w:rPr>
-          <w:rFonts w:ascii="Calibri" w:hAnsi="Calibri" w:cs="Calibri"/>
-          <w:sz w:val="21"/>
-          <w:szCs w:val="21"/>
-        </w:rPr>
-        <w:t xml:space="preserve">Processed and organized semiconductor datasets from </w:t>
-      </w:r>
-      <w:r>
-        <w:rPr>
-          <w:rFonts w:ascii="Calibri" w:hAnsi="Calibri" w:cs="Calibri"/>
-          <w:b/>
-          <w:bCs/>
-          <w:sz w:val="21"/>
-          <w:szCs w:val="21"/>
-        </w:rPr>
-        <w:t xml:space="preserve">20+ client companies</w:t>
-      </w:r>
-      <w:r>
-        <w:rPr>
-          <w:rFonts w:ascii="Calibri" w:hAnsi="Calibri" w:cs="Calibri"/>
-          <w:sz w:val="21"/>
-          <w:szCs w:val="21"/>
-        </w:rPr>
-        <w:t xml:space="preserve">, including Samsung, SK, and LG</w:t>
-      </w:r>
-    </w:p>
-    <w:p>
-      <w:pPr>
-        <w:numPr>
-          <w:ilvl w:val="0"/>
-          <w:numId w:val="1"/>
-        </w:numPr>
-        <w:spacing w:before="0" w:after="0" w:line="214" w:lineRule="auto"/>
-        <w:ind w:left="360" w:hanging="216"/>
-      </w:pPr>
-      <w:r>
-        <w:rPr>
-          <w:rFonts w:ascii="Calibri" w:hAnsi="Calibri" w:cs="Calibri"/>
-          <w:sz w:val="21"/>
-          <w:szCs w:val="21"/>
-        </w:rPr>
-        <w:t xml:space="preserve">Wrote and optimized SQL queries to improve retrieval and management efficiency across large-scale datasets</w:t>
+          <w:b/>
+          <w:bCs/>
+          <w:sz w:val="21"/>
+          <w:szCs w:val="21"/>
+        </w:rPr>
+        <w:t xml:space="preserve">Made semiconductor data from 20+ client companies queryable</w:t>
+      </w:r>
+      <w:r>
+        <w:rPr>
+          <w:rFonts w:ascii="Calibri" w:hAnsi="Calibri" w:cs="Calibri"/>
+          <w:sz w:val="21"/>
+          <w:szCs w:val="21"/>
+        </w:rPr>
+        <w:t xml:space="preserve"> — including Samsung, SK and LG — by designing a SQL database prototype managing </w:t>
+      </w:r>
+      <w:r>
+        <w:rPr>
+          <w:rFonts w:ascii="Calibri" w:hAnsi="Calibri" w:cs="Calibri"/>
+          <w:b/>
+          <w:bCs/>
+          <w:sz w:val="21"/>
+          <w:szCs w:val="21"/>
+        </w:rPr>
+        <w:t xml:space="preserve">1M+ entities</w:t>
+      </w:r>
+      <w:r>
+        <w:rPr>
+          <w:rFonts w:ascii="Calibri" w:hAnsi="Calibri" w:cs="Calibri"/>
+          <w:sz w:val="21"/>
+          <w:szCs w:val="21"/>
+        </w:rPr>
+        <w:t xml:space="preserve"> in Oracle and SQLite</w:t>
+      </w:r>
+    </w:p>
+    <w:p>
+      <w:pPr>
+        <w:numPr>
+          <w:ilvl w:val="0"/>
+          <w:numId w:val="1"/>
+        </w:numPr>
+        <w:spacing w:before="0" w:after="0" w:line="214" w:lineRule="auto"/>
+        <w:ind w:left="360" w:hanging="216"/>
+      </w:pPr>
+      <w:r>
+        <w:rPr>
+          <w:rFonts w:ascii="Calibri" w:hAnsi="Calibri" w:cs="Calibri"/>
+          <w:b/>
+          <w:bCs/>
+          <w:sz w:val="21"/>
+          <w:szCs w:val="21"/>
+        </w:rPr>
+        <w:t xml:space="preserve">Cut retrieval time across large-scale datasets</w:t>
+      </w:r>
+      <w:r>
+        <w:rPr>
+          <w:rFonts w:ascii="Calibri" w:hAnsi="Calibri" w:cs="Calibri"/>
+          <w:sz w:val="21"/>
+          <w:szCs w:val="21"/>
+        </w:rPr>
+        <w:t xml:space="preserve"> by restructuring and optimizing the queries the team relied on</w:t>
       </w:r>
     </w:p>
     <w:p>
@@ -1000,56 +845,58 @@
       <w:r>
         <w:rPr>
           <w:rFonts w:ascii="Calibri" w:hAnsi="Calibri" w:cs="Calibri"/>
-          <w:sz w:val="21"/>
-          <w:szCs w:val="21"/>
-        </w:rPr>
-        <w:t xml:space="preserve">Built the </w:t>
-      </w:r>
-      <w:r>
-        <w:rPr>
-          <w:rFonts w:ascii="Calibri" w:hAnsi="Calibri" w:cs="Calibri"/>
-          <w:b/>
-          <w:bCs/>
-          <w:sz w:val="21"/>
-          <w:szCs w:val="21"/>
-        </w:rPr>
-        <w:t xml:space="preserve">interactive 3D gallery</w:t>
-      </w:r>
-      <w:r>
-        <w:rPr>
-          <w:rFonts w:ascii="Calibri" w:hAnsi="Calibri" w:cs="Calibri"/>
-          <w:sz w:val="21"/>
-          <w:szCs w:val="21"/>
-        </w:rPr>
-        <w:t xml:space="preserve"> in React Three Fiber for a collaborative time-capsule web app (team of 4) — real-time rendering, animation, and direct-manipulation placement of media in 3D</w:t>
-      </w:r>
-    </w:p>
-    <w:p>
-      <w:pPr>
-        <w:numPr>
-          <w:ilvl w:val="0"/>
-          <w:numId w:val="1"/>
-        </w:numPr>
-        <w:spacing w:before="0" w:after="0" w:line="214" w:lineRule="auto"/>
-        <w:ind w:left="360" w:hanging="216"/>
-      </w:pPr>
-      <w:r>
-        <w:rPr>
-          <w:rFonts w:ascii="Calibri" w:hAnsi="Calibri" w:cs="Calibri"/>
-          <w:sz w:val="21"/>
-          <w:szCs w:val="21"/>
-        </w:rPr>
-        <w:t xml:space="preserve">Owned the product's </w:t>
-      </w:r>
-      <w:r>
-        <w:rPr>
-          <w:rFonts w:ascii="Calibri" w:hAnsi="Calibri" w:cs="Calibri"/>
-          <w:b/>
-          <w:bCs/>
-          <w:sz w:val="21"/>
-          <w:szCs w:val="21"/>
-        </w:rPr>
-        <w:t xml:space="preserve">front-end UI and interaction design</w:t>
+          <w:b/>
+          <w:bCs/>
+          <w:sz w:val="21"/>
+          <w:szCs w:val="21"/>
+        </w:rPr>
+        <w:t xml:space="preserve">Made memories something you walk through rather than scroll</w:t>
+      </w:r>
+      <w:r>
+        <w:rPr>
+          <w:rFonts w:ascii="Calibri" w:hAnsi="Calibri" w:cs="Calibri"/>
+          <w:sz w:val="21"/>
+          <w:szCs w:val="21"/>
+        </w:rPr>
+        <w:t xml:space="preserve"> — the </w:t>
+      </w:r>
+      <w:r>
+        <w:rPr>
+          <w:rFonts w:ascii="Calibri" w:hAnsi="Calibri" w:cs="Calibri"/>
+          <w:b/>
+          <w:bCs/>
+          <w:sz w:val="21"/>
+          <w:szCs w:val="21"/>
+        </w:rPr>
+        <w:t xml:space="preserve">3D gallery</w:t>
+      </w:r>
+      <w:r>
+        <w:rPr>
+          <w:rFonts w:ascii="Calibri" w:hAnsi="Calibri" w:cs="Calibri"/>
+          <w:sz w:val="21"/>
+          <w:szCs w:val="21"/>
+        </w:rPr>
+        <w:t xml:space="preserve"> in React Three Fiber for a collaborative time-capsule app (team of 4), with direct-manipulation placement</w:t>
+      </w:r>
+    </w:p>
+    <w:p>
+      <w:pPr>
+        <w:numPr>
+          <w:ilvl w:val="0"/>
+          <w:numId w:val="1"/>
+        </w:numPr>
+        <w:spacing w:before="0" w:after="0" w:line="214" w:lineRule="auto"/>
+        <w:ind w:left="360" w:hanging="216"/>
+      </w:pPr>
+      <w:r>
+        <w:rPr>
+          <w:rFonts w:ascii="Calibri" w:hAnsi="Calibri" w:cs="Calibri"/>
+          <w:b/>
+          <w:bCs/>
+          <w:sz w:val="21"/>
+          <w:szCs w:val="21"/>
+        </w:rPr>
+        <w:t xml:space="preserve">Owned how the product felt to use</w:t>
       </w:r>
       <w:r>
         <w:rPr>
@@ -1119,100 +966,84 @@
       <w:r>
         <w:rPr>
           <w:rFonts w:ascii="Calibri" w:hAnsi="Calibri" w:cs="Calibri"/>
-          <w:sz w:val="21"/>
-          <w:szCs w:val="21"/>
-        </w:rPr>
-        <w:t xml:space="preserve">Built </w:t>
-      </w:r>
-      <w:r>
-        <w:rPr>
-          <w:rFonts w:ascii="Calibri" w:hAnsi="Calibri" w:cs="Calibri"/>
-          <w:b/>
-          <w:bCs/>
-          <w:sz w:val="21"/>
-          <w:szCs w:val="21"/>
-        </w:rPr>
-        <w:t xml:space="preserve">7-biome procedural world generation</w:t>
-      </w:r>
-      <w:r>
-        <w:rPr>
-          <w:rFonts w:ascii="Calibri" w:hAnsi="Calibri" w:cs="Calibri"/>
-          <w:sz w:val="21"/>
-          <w:szCs w:val="21"/>
-        </w:rPr>
-        <w:t xml:space="preserve"> for a from-scratch voxel engine (team of 3) — Perlin/FBM/Voronoi noise with smoothstep blending</w:t>
-      </w:r>
-    </w:p>
-    <w:p>
-      <w:pPr>
-        <w:numPr>
-          <w:ilvl w:val="0"/>
-          <w:numId w:val="1"/>
-        </w:numPr>
-        <w:spacing w:before="0" w:after="0" w:line="214" w:lineRule="auto"/>
-        <w:ind w:left="360" w:hanging="216"/>
-      </w:pPr>
-      <w:r>
-        <w:rPr>
-          <w:rFonts w:ascii="Calibri" w:hAnsi="Calibri" w:cs="Calibri"/>
-          <w:sz w:val="21"/>
-          <w:szCs w:val="21"/>
-        </w:rPr>
-        <w:t xml:space="preserve">Carved </w:t>
-      </w:r>
-      <w:r>
-        <w:rPr>
-          <w:rFonts w:ascii="Calibri" w:hAnsi="Calibri" w:cs="Calibri"/>
-          <w:b/>
-          <w:bCs/>
-          <w:sz w:val="21"/>
-          <w:szCs w:val="21"/>
-        </w:rPr>
-        <w:t xml:space="preserve">3D Perlin-noise caves</w:t>
-      </w:r>
-      <w:r>
-        <w:rPr>
-          <w:rFonts w:ascii="Calibri" w:hAnsi="Calibri" w:cs="Calibri"/>
-          <w:sz w:val="21"/>
-          <w:szCs w:val="21"/>
-        </w:rPr>
-        <w:t xml:space="preserve"> and post-process water/lava overlays via a framebuffer pass</w:t>
-      </w:r>
-    </w:p>
-    <w:p>
-      <w:pPr>
-        <w:numPr>
-          <w:ilvl w:val="0"/>
-          <w:numId w:val="1"/>
-        </w:numPr>
-        <w:spacing w:before="0" w:after="0" w:line="214" w:lineRule="auto"/>
-        <w:ind w:left="360" w:hanging="216"/>
-      </w:pPr>
-      <w:r>
-        <w:rPr>
-          <w:rFonts w:ascii="Calibri" w:hAnsi="Calibri" w:cs="Calibri"/>
-          <w:sz w:val="21"/>
-          <w:szCs w:val="21"/>
-        </w:rPr>
-        <w:t xml:space="preserve">Engineered the GLSL </w:t>
-      </w:r>
-      <w:r>
-        <w:rPr>
-          <w:rFonts w:ascii="Calibri" w:hAnsi="Calibri" w:cs="Calibri"/>
-          <w:b/>
-          <w:bCs/>
-          <w:sz w:val="21"/>
-          <w:szCs w:val="21"/>
-        </w:rPr>
-        <w:t xml:space="preserve">render pipeline</w:t>
-      </w:r>
-      <w:r>
-        <w:rPr>
-          <w:rFonts w:ascii="Calibri" w:hAnsi="Calibri" w:cs="Calibri"/>
-          <w:sz w:val="21"/>
-          <w:szCs w:val="21"/>
-        </w:rPr>
-        <w:t xml:space="preserve"> — PCF shadow mapping, screen-space reflections, vertex AO, and a day-night cycle</w:t>
+          <w:b/>
+          <w:bCs/>
+          <w:sz w:val="21"/>
+          <w:szCs w:val="21"/>
+        </w:rPr>
+        <w:t xml:space="preserve">Made a from-scratch voxel world read as varied rather than noisy</w:t>
+      </w:r>
+      <w:r>
+        <w:rPr>
+          <w:rFonts w:ascii="Calibri" w:hAnsi="Calibri" w:cs="Calibri"/>
+          <w:sz w:val="21"/>
+          <w:szCs w:val="21"/>
+        </w:rPr>
+        <w:t xml:space="preserve"> — </w:t>
+      </w:r>
+      <w:r>
+        <w:rPr>
+          <w:rFonts w:ascii="Calibri" w:hAnsi="Calibri" w:cs="Calibri"/>
+          <w:b/>
+          <w:bCs/>
+          <w:sz w:val="21"/>
+          <w:szCs w:val="21"/>
+        </w:rPr>
+        <w:t xml:space="preserve">7-biome procedural generation</w:t>
+      </w:r>
+      <w:r>
+        <w:rPr>
+          <w:rFonts w:ascii="Calibri" w:hAnsi="Calibri" w:cs="Calibri"/>
+          <w:sz w:val="21"/>
+          <w:szCs w:val="21"/>
+        </w:rPr>
+        <w:t xml:space="preserve"> (Perlin/FBM/Voronoi) and </w:t>
+      </w:r>
+      <w:r>
+        <w:rPr>
+          <w:rFonts w:ascii="Calibri" w:hAnsi="Calibri" w:cs="Calibri"/>
+          <w:b/>
+          <w:bCs/>
+          <w:sz w:val="21"/>
+          <w:szCs w:val="21"/>
+        </w:rPr>
+        <w:t xml:space="preserve">3D Perlin caves</w:t>
+      </w:r>
+      <w:r>
+        <w:rPr>
+          <w:rFonts w:ascii="Calibri" w:hAnsi="Calibri" w:cs="Calibri"/>
+          <w:sz w:val="21"/>
+          <w:szCs w:val="21"/>
+        </w:rPr>
+        <w:t xml:space="preserve"> in a C++/OpenGL engine (team of 3)</w:t>
+      </w:r>
+    </w:p>
+    <w:p>
+      <w:pPr>
+        <w:numPr>
+          <w:ilvl w:val="0"/>
+          <w:numId w:val="1"/>
+        </w:numPr>
+        <w:spacing w:before="0" w:after="0" w:line="214" w:lineRule="auto"/>
+        <w:ind w:left="360" w:hanging="216"/>
+      </w:pPr>
+      <w:r>
+        <w:rPr>
+          <w:rFonts w:ascii="Calibri" w:hAnsi="Calibri" w:cs="Calibri"/>
+          <w:b/>
+          <w:bCs/>
+          <w:sz w:val="21"/>
+          <w:szCs w:val="21"/>
+        </w:rPr>
+        <w:t xml:space="preserve">Made that world legible</w:t>
+      </w:r>
+      <w:r>
+        <w:rPr>
+          <w:rFonts w:ascii="Calibri" w:hAnsi="Calibri" w:cs="Calibri"/>
+          <w:sz w:val="21"/>
+          <w:szCs w:val="21"/>
+        </w:rPr>
+        <w:t xml:space="preserve"> — the GLSL pipeline I owned: PCF shadows, screen-space reflections, vertex AO, day-night cycle</w:t>
       </w:r>
     </w:p>
     <w:p>
@@ -1274,82 +1105,66 @@
       <w:r>
         <w:rPr>
           <w:rFonts w:ascii="Calibri" w:hAnsi="Calibri" w:cs="Calibri"/>
-          <w:sz w:val="21"/>
-          <w:szCs w:val="21"/>
-        </w:rPr>
-        <w:t xml:space="preserve">Implemented a </w:t>
-      </w:r>
-      <w:r>
-        <w:rPr>
-          <w:rFonts w:ascii="Calibri" w:hAnsi="Calibri" w:cs="Calibri"/>
-          <w:b/>
-          <w:bCs/>
-          <w:sz w:val="21"/>
-          <w:szCs w:val="21"/>
-        </w:rPr>
-        <w:t xml:space="preserve">half-edge mesh data structure</w:t>
-      </w:r>
-      <w:r>
-        <w:rPr>
-          <w:rFonts w:ascii="Calibri" w:hAnsi="Calibri" w:cs="Calibri"/>
-          <w:sz w:val="21"/>
-          <w:szCs w:val="21"/>
-        </w:rPr>
-        <w:t xml:space="preserve"> (Face/HalfEdge/Vertex, smart-pointer ownership) for topology-aware traversal and editing</w:t>
-      </w:r>
-    </w:p>
-    <w:p>
-      <w:pPr>
-        <w:numPr>
-          <w:ilvl w:val="0"/>
-          <w:numId w:val="1"/>
-        </w:numPr>
-        <w:spacing w:before="0" w:after="0" w:line="214" w:lineRule="auto"/>
-        <w:ind w:left="360" w:hanging="216"/>
-      </w:pPr>
-      <w:r>
-        <w:rPr>
-          <w:rFonts w:ascii="Calibri" w:hAnsi="Calibri" w:cs="Calibri"/>
-          <w:sz w:val="21"/>
-          <w:szCs w:val="21"/>
-        </w:rPr>
-        <w:t xml:space="preserve">Wrote an </w:t>
-      </w:r>
-      <w:r>
-        <w:rPr>
-          <w:rFonts w:ascii="Calibri" w:hAnsi="Calibri" w:cs="Calibri"/>
-          <w:b/>
-          <w:bCs/>
-          <w:sz w:val="21"/>
-          <w:szCs w:val="21"/>
-        </w:rPr>
-        <w:t xml:space="preserve">OBJ parser</w:t>
-      </w:r>
-      <w:r>
-        <w:rPr>
-          <w:rFonts w:ascii="Calibri" w:hAnsi="Calibri" w:cs="Calibri"/>
-          <w:sz w:val="21"/>
-          <w:szCs w:val="21"/>
-        </w:rPr>
-        <w:t xml:space="preserve"> that builds the mesh from arbitrary n-gon inputs, rendered via OpenGL VBOs</w:t>
-      </w:r>
-    </w:p>
-    <w:p>
-      <w:pPr>
-        <w:numPr>
-          <w:ilvl w:val="0"/>
-          <w:numId w:val="1"/>
-        </w:numPr>
-        <w:spacing w:before="0" w:after="0" w:line="214" w:lineRule="auto"/>
-        <w:ind w:left="360" w:hanging="216"/>
-      </w:pPr>
-      <w:r>
-        <w:rPr>
-          <w:rFonts w:ascii="Calibri" w:hAnsi="Calibri" w:cs="Calibri"/>
-          <w:sz w:val="21"/>
-          <w:szCs w:val="21"/>
-        </w:rPr>
-        <w:t xml:space="preserve">Implemented </w:t>
+          <w:b/>
+          <w:bCs/>
+          <w:sz w:val="21"/>
+          <w:szCs w:val="21"/>
+        </w:rPr>
+        <w:t xml:space="preserve">Made arbitrary meshes editable in place</w:t>
+      </w:r>
+      <w:r>
+        <w:rPr>
+          <w:rFonts w:ascii="Calibri" w:hAnsi="Calibri" w:cs="Calibri"/>
+          <w:sz w:val="21"/>
+          <w:szCs w:val="21"/>
+        </w:rPr>
+        <w:t xml:space="preserve"> — a </w:t>
+      </w:r>
+      <w:r>
+        <w:rPr>
+          <w:rFonts w:ascii="Calibri" w:hAnsi="Calibri" w:cs="Calibri"/>
+          <w:b/>
+          <w:bCs/>
+          <w:sz w:val="21"/>
+          <w:szCs w:val="21"/>
+        </w:rPr>
+        <w:t xml:space="preserve">half-edge structure</w:t>
+      </w:r>
+      <w:r>
+        <w:rPr>
+          <w:rFonts w:ascii="Calibri" w:hAnsi="Calibri" w:cs="Calibri"/>
+          <w:sz w:val="21"/>
+          <w:szCs w:val="21"/>
+        </w:rPr>
+        <w:t xml:space="preserve"> giving topology-aware traversal, plus an OBJ parser accepting arbitrary n-gons, rendered via OpenGL VBOs</w:t>
+      </w:r>
+    </w:p>
+    <w:p>
+      <w:pPr>
+        <w:numPr>
+          <w:ilvl w:val="0"/>
+          <w:numId w:val="1"/>
+        </w:numPr>
+        <w:spacing w:before="0" w:after="0" w:line="214" w:lineRule="auto"/>
+        <w:ind w:left="360" w:hanging="216"/>
+      </w:pPr>
+      <w:r>
+        <w:rPr>
+          <w:rFonts w:ascii="Calibri" w:hAnsi="Calibri" w:cs="Calibri"/>
+          <w:b/>
+          <w:bCs/>
+          <w:sz w:val="21"/>
+          <w:szCs w:val="21"/>
+        </w:rPr>
+        <w:t xml:space="preserve">Turned coarse geometry into smooth surfaces</w:t>
+      </w:r>
+      <w:r>
+        <w:rPr>
+          <w:rFonts w:ascii="Calibri" w:hAnsi="Calibri" w:cs="Calibri"/>
+          <w:sz w:val="21"/>
+          <w:szCs w:val="21"/>
+        </w:rPr>
+        <w:t xml:space="preserve"> with </w:t>
       </w:r>
       <w:r>
         <w:rPr>

--- a/apps/resume/dist/Brian_Lee_Resume_AI.docx
+++ b/apps/resume/dist/Brian_Lee_Resume_AI.docx
@@ -653,6 +653,99 @@
           <w:szCs w:val="21"/>
         </w:rPr>
         <w:t xml:space="preserve"> designers and developers</w:t>
+      </w:r>
+    </w:p>
+    <w:p>
+      <w:pPr>
+        <w:numPr>
+          <w:ilvl w:val="0"/>
+          <w:numId w:val="1"/>
+        </w:numPr>
+        <w:spacing w:before="0" w:after="0" w:line="214" w:lineRule="auto"/>
+        <w:ind w:left="360" w:hanging="216"/>
+      </w:pPr>
+      <w:r>
+        <w:rPr>
+          <w:rFonts w:ascii="Calibri" w:hAnsi="Calibri" w:cs="Calibri"/>
+          <w:b/>
+          <w:bCs/>
+          <w:sz w:val="21"/>
+          <w:szCs w:val="21"/>
+        </w:rPr>
+        <w:t xml:space="preserve">Made design decisions once instead of per-person</w:t>
+      </w:r>
+      <w:r>
+        <w:rPr>
+          <w:rFonts w:ascii="Calibri" w:hAnsi="Calibri" w:cs="Calibri"/>
+          <w:sz w:val="21"/>
+          <w:szCs w:val="21"/>
+        </w:rPr>
+        <w:t xml:space="preserve">, defining the end-to-end flows and reusable interface systems the team built inside</w:t>
+      </w:r>
+    </w:p>
+    <w:p>
+      <w:pPr>
+        <w:tabs>
+          <w:tab w:val="right" w:pos="10944"/>
+        </w:tabs>
+        <w:spacing w:before="100" w:after="0" w:line="214" w:lineRule="auto"/>
+      </w:pPr>
+      <w:r>
+        <w:rPr>
+          <w:rFonts w:ascii="Calibri" w:hAnsi="Calibri" w:cs="Calibri"/>
+          <w:b/>
+          <w:bCs/>
+          <w:sz w:val="21"/>
+          <w:szCs w:val="21"/>
+        </w:rPr>
+        <w:t xml:space="preserve">Military Interpreter</w:t>
+      </w:r>
+      <w:r>
+        <w:rPr>
+          <w:rFonts w:ascii="Calibri" w:hAnsi="Calibri" w:cs="Calibri"/>
+          <w:sz w:val="21"/>
+          <w:szCs w:val="21"/>
+        </w:rPr>
+        <w:t xml:space="preserve">, Capital Defense Command (ROK Army)</w:t>
+      </w:r>
+      <w:r>
+        <w:rPr>
+          <w:rFonts w:ascii="Calibri" w:hAnsi="Calibri" w:cs="Calibri"/>
+          <w:i/>
+          <w:iCs/>
+          <w:sz w:val="20"/>
+          <w:szCs w:val="20"/>
+        </w:rPr>
+        <w:tab/>
+        <w:t xml:space="preserve">Dec 2022 – June 2024  ·  Seoul, South Korea</w:t>
+      </w:r>
+    </w:p>
+    <w:p>
+      <w:pPr>
+        <w:numPr>
+          <w:ilvl w:val="0"/>
+          <w:numId w:val="1"/>
+        </w:numPr>
+        <w:spacing w:before="0" w:after="0" w:line="214" w:lineRule="auto"/>
+        <w:ind w:left="360" w:hanging="216"/>
+      </w:pPr>
+      <w:r>
+        <w:rPr>
+          <w:rFonts w:ascii="Calibri" w:hAnsi="Calibri" w:cs="Calibri"/>
+          <w:b/>
+          <w:bCs/>
+          <w:sz w:val="21"/>
+          <w:szCs w:val="21"/>
+        </w:rPr>
+        <w:t xml:space="preserve">Held coordination together across government and defense organizations</w:t>
+      </w:r>
+      <w:r>
+        <w:rPr>
+          <w:rFonts w:ascii="Calibri" w:hAnsi="Calibri" w:cs="Calibri"/>
+          <w:sz w:val="21"/>
+          <w:szCs w:val="21"/>
+        </w:rPr>
+        <w:t xml:space="preserve"> as real-time English–Korean interpreter in high-security, multi-agency settings</w:t>
       </w:r>
     </w:p>
     <w:p>

--- a/apps/resume/dist/Brian_Lee_Resume_AI.docx
+++ b/apps/resume/dist/Brian_Lee_Resume_AI.docx
@@ -453,6 +453,31 @@
     </w:p>
     <w:p>
       <w:pPr>
+        <w:spacing w:before="40" w:after="0" w:line="214" w:lineRule="auto"/>
+      </w:pPr>
+      <w:r>
+        <w:rPr>
+          <w:rFonts w:ascii="Calibri" w:hAnsi="Calibri" w:cs="Calibri"/>
+          <w:b/>
+          <w:bCs/>
+          <w:sz w:val="19"/>
+          <w:szCs w:val="19"/>
+        </w:rPr>
+        <w:t xml:space="preserve">Stack: </w:t>
+      </w:r>
+      <w:r>
+        <w:rPr>
+          <w:rFonts w:ascii="Calibri" w:hAnsi="Calibri" w:cs="Calibri"/>
+          <w:i/>
+          <w:iCs/>
+          <w:sz w:val="19"/>
+          <w:szCs w:val="19"/>
+        </w:rPr>
+        <w:t xml:space="preserve">Claude Agent SDK · MCP servers (built and consumed) · Python · TypeScript · React Native (Expo) · Supabase/Postgres · GCP · Docker · PostHog · Sentry</w:t>
+      </w:r>
+    </w:p>
+    <w:p>
+      <w:pPr>
         <w:tabs>
           <w:tab w:val="right" w:pos="10944"/>
         </w:tabs>
@@ -546,34 +571,6 @@
     </w:p>
     <w:p>
       <w:pPr>
-        <w:numPr>
-          <w:ilvl w:val="0"/>
-          <w:numId w:val="1"/>
-        </w:numPr>
-        <w:spacing w:before="0" w:after="0" w:line="214" w:lineRule="auto"/>
-        <w:ind w:left="360" w:hanging="216"/>
-      </w:pPr>
-      <w:r>
-        <w:rPr>
-          <w:rFonts w:ascii="Calibri" w:hAnsi="Calibri" w:cs="Calibri"/>
-          <w:b/>
-          <w:bCs/>
-          <w:sz w:val="21"/>
-          <w:szCs w:val="21"/>
-        </w:rPr>
-        <w:t xml:space="preserve">Kept the portfolio compliant and in the stores</w:t>
-      </w:r>
-      <w:r>
-        <w:rPr>
-          <w:rFonts w:ascii="Calibri" w:hAnsi="Calibri" w:cs="Calibri"/>
-          <w:sz w:val="21"/>
-          <w:szCs w:val="21"/>
-        </w:rPr>
-        <w:t xml:space="preserve"> through a platform requirement change, upgrading SDKs fleet-wide</w:t>
-      </w:r>
-    </w:p>
-    <w:p>
-      <w:pPr>
         <w:tabs>
           <w:tab w:val="right" w:pos="10944"/>
         </w:tabs>
@@ -1318,7 +1315,7 @@
           <w:sz w:val="20"/>
           <w:szCs w:val="20"/>
         </w:rPr>
-        <w:t xml:space="preserve">Claude Agent SDK, MCP, LLM APIs (Anthropic/Gemini), agent orchestration, prompt engineering</w:t>
+        <w:t xml:space="preserve">Claude Agent SDK, MCP, Claude Code, Codex, LLM APIs (Anthropic/Gemini), agent orchestration, agentic coding</w:t>
       </w:r>
     </w:p>
     <w:p>

--- a/apps/resume/dist/Brian_Lee_Resume_AI.docx
+++ b/apps/resume/dist/Brian_Lee_Resume_AI.docx
@@ -453,31 +453,6 @@
     </w:p>
     <w:p>
       <w:pPr>
-        <w:spacing w:before="40" w:after="0" w:line="214" w:lineRule="auto"/>
-      </w:pPr>
-      <w:r>
-        <w:rPr>
-          <w:rFonts w:ascii="Calibri" w:hAnsi="Calibri" w:cs="Calibri"/>
-          <w:b/>
-          <w:bCs/>
-          <w:sz w:val="19"/>
-          <w:szCs w:val="19"/>
-        </w:rPr>
-        <w:t xml:space="preserve">Stack: </w:t>
-      </w:r>
-      <w:r>
-        <w:rPr>
-          <w:rFonts w:ascii="Calibri" w:hAnsi="Calibri" w:cs="Calibri"/>
-          <w:i/>
-          <w:iCs/>
-          <w:sz w:val="19"/>
-          <w:szCs w:val="19"/>
-        </w:rPr>
-        <w:t xml:space="preserve">Claude Agent SDK · MCP servers (built and consumed) · Python · TypeScript · React Native (Expo) · Supabase/Postgres · GCP · Docker · PostHog · Sentry</w:t>
-      </w:r>
-    </w:p>
-    <w:p>
-      <w:pPr>
         <w:tabs>
           <w:tab w:val="right" w:pos="10944"/>
         </w:tabs>
@@ -571,6 +546,34 @@
     </w:p>
     <w:p>
       <w:pPr>
+        <w:numPr>
+          <w:ilvl w:val="0"/>
+          <w:numId w:val="1"/>
+        </w:numPr>
+        <w:spacing w:before="0" w:after="0" w:line="214" w:lineRule="auto"/>
+        <w:ind w:left="360" w:hanging="216"/>
+      </w:pPr>
+      <w:r>
+        <w:rPr>
+          <w:rFonts w:ascii="Calibri" w:hAnsi="Calibri" w:cs="Calibri"/>
+          <w:b/>
+          <w:bCs/>
+          <w:sz w:val="21"/>
+          <w:szCs w:val="21"/>
+        </w:rPr>
+        <w:t xml:space="preserve">Kept the portfolio compliant and in the stores</w:t>
+      </w:r>
+      <w:r>
+        <w:rPr>
+          <w:rFonts w:ascii="Calibri" w:hAnsi="Calibri" w:cs="Calibri"/>
+          <w:sz w:val="21"/>
+          <w:szCs w:val="21"/>
+        </w:rPr>
+        <w:t xml:space="preserve"> through a platform requirement change, upgrading SDKs fleet-wide</w:t>
+      </w:r>
+    </w:p>
+    <w:p>
+      <w:pPr>
         <w:tabs>
           <w:tab w:val="right" w:pos="10944"/>
         </w:tabs>
@@ -682,6 +685,34 @@
     </w:p>
     <w:p>
       <w:pPr>
+        <w:numPr>
+          <w:ilvl w:val="0"/>
+          <w:numId w:val="1"/>
+        </w:numPr>
+        <w:spacing w:before="0" w:after="0" w:line="214" w:lineRule="auto"/>
+        <w:ind w:left="360" w:hanging="216"/>
+      </w:pPr>
+      <w:r>
+        <w:rPr>
+          <w:rFonts w:ascii="Calibri" w:hAnsi="Calibri" w:cs="Calibri"/>
+          <w:b/>
+          <w:bCs/>
+          <w:sz w:val="21"/>
+          <w:szCs w:val="21"/>
+        </w:rPr>
+        <w:t xml:space="preserve">Delivered on every semester-long client cycle</w:t>
+      </w:r>
+      <w:r>
+        <w:rPr>
+          <w:rFonts w:ascii="Calibri" w:hAnsi="Calibri" w:cs="Calibri"/>
+          <w:sz w:val="21"/>
+          <w:szCs w:val="21"/>
+        </w:rPr>
+        <w:t xml:space="preserve">, brief to user-tested release</w:t>
+      </w:r>
+    </w:p>
+    <w:p>
+      <w:pPr>
         <w:tabs>
           <w:tab w:val="right" w:pos="10944"/>
         </w:tabs>
@@ -747,6 +778,34 @@
     </w:p>
     <w:p>
       <w:pPr>
+        <w:numPr>
+          <w:ilvl w:val="0"/>
+          <w:numId w:val="1"/>
+        </w:numPr>
+        <w:spacing w:before="0" w:after="0" w:line="214" w:lineRule="auto"/>
+        <w:ind w:left="360" w:hanging="216"/>
+      </w:pPr>
+      <w:r>
+        <w:rPr>
+          <w:rFonts w:ascii="Calibri" w:hAnsi="Calibri" w:cs="Calibri"/>
+          <w:b/>
+          <w:bCs/>
+          <w:sz w:val="21"/>
+          <w:szCs w:val="21"/>
+        </w:rPr>
+        <w:t xml:space="preserve">Carried exact meaning where an approximation would have changed what a partner believed it agreed to</w:t>
+      </w:r>
+      <w:r>
+        <w:rPr>
+          <w:rFonts w:ascii="Calibri" w:hAnsi="Calibri" w:cs="Calibri"/>
+          <w:sz w:val="21"/>
+          <w:szCs w:val="21"/>
+        </w:rPr>
+        <w:t xml:space="preserve">, live and in sensitive briefings</w:t>
+      </w:r>
+    </w:p>
+    <w:p>
+      <w:pPr>
         <w:tabs>
           <w:tab w:val="right" w:pos="10944"/>
         </w:tabs>
@@ -1315,7 +1374,7 @@
           <w:sz w:val="20"/>
           <w:szCs w:val="20"/>
         </w:rPr>
-        <w:t xml:space="preserve">Claude Agent SDK, MCP, Claude Code, Codex, LLM APIs (Anthropic/Gemini), agent orchestration, agentic coding</w:t>
+        <w:t xml:space="preserve">Claude Agent SDK, MCP servers, Claude Code, Codex, LLM APIs (Anthropic/Gemini), agent orchestration</w:t>
       </w:r>
     </w:p>
     <w:p>
@@ -1338,30 +1397,30 @@
           <w:sz w:val="20"/>
           <w:szCs w:val="20"/>
         </w:rPr>
-        <w:t xml:space="preserve">Python, TypeScript, JavaScript, C++, C#, SQL</w:t>
-      </w:r>
-    </w:p>
-    <w:p>
-      <w:pPr>
-        <w:spacing w:before="0" w:after="0" w:line="214" w:lineRule="auto"/>
-      </w:pPr>
-      <w:r>
-        <w:rPr>
-          <w:rFonts w:ascii="Calibri" w:hAnsi="Calibri" w:cs="Calibri"/>
-          <w:b/>
-          <w:bCs/>
-          <w:sz w:val="20"/>
-          <w:szCs w:val="20"/>
-        </w:rPr>
-        <w:t xml:space="preserve">Frameworks &amp; Tools: </w:t>
-      </w:r>
-      <w:r>
-        <w:rPr>
-          <w:rFonts w:ascii="Calibri" w:hAnsi="Calibri" w:cs="Calibri"/>
-          <w:sz w:val="20"/>
-          <w:szCs w:val="20"/>
-        </w:rPr>
-        <w:t xml:space="preserve">React, Next.js, Node.js, Supabase, Deno, Git, GitLab, AWS, MongoDB, Figma</w:t>
+        <w:t xml:space="preserve">Python, TypeScript, JavaScript, Java, Kotlin, C++, C#, SQL</w:t>
+      </w:r>
+    </w:p>
+    <w:p>
+      <w:pPr>
+        <w:spacing w:before="0" w:after="0" w:line="214" w:lineRule="auto"/>
+      </w:pPr>
+      <w:r>
+        <w:rPr>
+          <w:rFonts w:ascii="Calibri" w:hAnsi="Calibri" w:cs="Calibri"/>
+          <w:b/>
+          <w:bCs/>
+          <w:sz w:val="20"/>
+          <w:szCs w:val="20"/>
+        </w:rPr>
+        <w:t xml:space="preserve">Frameworks &amp; Infrastructure: </w:t>
+      </w:r>
+      <w:r>
+        <w:rPr>
+          <w:rFonts w:ascii="Calibri" w:hAnsi="Calibri" w:cs="Calibri"/>
+          <w:sz w:val="20"/>
+          <w:szCs w:val="20"/>
+        </w:rPr>
+        <w:t xml:space="preserve">React, Next.js, Node.js, React Native (Expo), PostgreSQL/Supabase, Docker, GCP, AWS, MongoDB</w:t>
       </w:r>
     </w:p>
     <w:sectPr>

--- a/apps/resume/dist/Brian_Lee_Resume_AI.docx
+++ b/apps/resume/dist/Brian_Lee_Resume_AI.docx
@@ -500,76 +500,82 @@
       <w:r>
         <w:rPr>
           <w:rFonts w:ascii="Calibri" w:hAnsi="Calibri" w:cs="Calibri"/>
-          <w:b/>
-          <w:bCs/>
-          <w:sz w:val="21"/>
-          <w:szCs w:val="21"/>
-        </w:rPr>
-        <w:t xml:space="preserve">Kept 50+ live Unity mobile titles shipping</w:t>
-      </w:r>
-      <w:r>
-        <w:rPr>
-          <w:rFonts w:ascii="Calibri" w:hAnsi="Calibri" w:cs="Calibri"/>
-          <w:sz w:val="21"/>
-          <w:szCs w:val="21"/>
-        </w:rPr>
-        <w:t xml:space="preserve"> across a summer of releases, holding UI/UX and gameplay stable</w:t>
-      </w:r>
-    </w:p>
-    <w:p>
-      <w:pPr>
-        <w:numPr>
-          <w:ilvl w:val="0"/>
-          <w:numId w:val="1"/>
-        </w:numPr>
-        <w:spacing w:before="0" w:after="0" w:line="214" w:lineRule="auto"/>
-        <w:ind w:left="360" w:hanging="216"/>
-      </w:pPr>
-      <w:r>
-        <w:rPr>
-          <w:rFonts w:ascii="Calibri" w:hAnsi="Calibri" w:cs="Calibri"/>
-          <w:b/>
-          <w:bCs/>
-          <w:sz w:val="21"/>
-          <w:szCs w:val="21"/>
-        </w:rPr>
-        <w:t xml:space="preserve">Cleared 100+ QA-reported bugs into production</w:t>
-      </w:r>
-      <w:r>
-        <w:rPr>
-          <w:rFonts w:ascii="Calibri" w:hAnsi="Calibri" w:cs="Calibri"/>
-          <w:sz w:val="21"/>
-          <w:szCs w:val="21"/>
-        </w:rPr>
-        <w:t xml:space="preserve">, in Unity prefabs and C# across a portfolio no single engineer owned</w:t>
-      </w:r>
-    </w:p>
-    <w:p>
-      <w:pPr>
-        <w:numPr>
-          <w:ilvl w:val="0"/>
-          <w:numId w:val="1"/>
-        </w:numPr>
-        <w:spacing w:before="0" w:after="0" w:line="214" w:lineRule="auto"/>
-        <w:ind w:left="360" w:hanging="216"/>
-      </w:pPr>
-      <w:r>
-        <w:rPr>
-          <w:rFonts w:ascii="Calibri" w:hAnsi="Calibri" w:cs="Calibri"/>
-          <w:b/>
-          <w:bCs/>
-          <w:sz w:val="21"/>
-          <w:szCs w:val="21"/>
-        </w:rPr>
-        <w:t xml:space="preserve">Kept the portfolio compliant and in the stores</w:t>
-      </w:r>
-      <w:r>
-        <w:rPr>
-          <w:rFonts w:ascii="Calibri" w:hAnsi="Calibri" w:cs="Calibri"/>
-          <w:sz w:val="21"/>
-          <w:szCs w:val="21"/>
-        </w:rPr>
-        <w:t xml:space="preserve"> through a platform requirement change, upgrading SDKs fleet-wide</w:t>
+          <w:sz w:val="21"/>
+          <w:szCs w:val="21"/>
+        </w:rPr>
+        <w:t xml:space="preserve">Maintained a live portfolio of </w:t>
+      </w:r>
+      <w:r>
+        <w:rPr>
+          <w:rFonts w:ascii="Calibri" w:hAnsi="Calibri" w:cs="Calibri"/>
+          <w:b/>
+          <w:bCs/>
+          <w:sz w:val="21"/>
+          <w:szCs w:val="21"/>
+        </w:rPr>
+        <w:t xml:space="preserve">50+ Unity mobile game titles</w:t>
+      </w:r>
+      <w:r>
+        <w:rPr>
+          <w:rFonts w:ascii="Calibri" w:hAnsi="Calibri" w:cs="Calibri"/>
+          <w:sz w:val="21"/>
+          <w:szCs w:val="21"/>
+        </w:rPr>
+        <w:t xml:space="preserve">, improving UI/UX and core gameplay stability across releases</w:t>
+      </w:r>
+    </w:p>
+    <w:p>
+      <w:pPr>
+        <w:numPr>
+          <w:ilvl w:val="0"/>
+          <w:numId w:val="1"/>
+        </w:numPr>
+        <w:spacing w:before="0" w:after="0" w:line="214" w:lineRule="auto"/>
+        <w:ind w:left="360" w:hanging="216"/>
+      </w:pPr>
+      <w:r>
+        <w:rPr>
+          <w:rFonts w:ascii="Calibri" w:hAnsi="Calibri" w:cs="Calibri"/>
+          <w:sz w:val="21"/>
+          <w:szCs w:val="21"/>
+        </w:rPr>
+        <w:t xml:space="preserve">Resolved </w:t>
+      </w:r>
+      <w:r>
+        <w:rPr>
+          <w:rFonts w:ascii="Calibri" w:hAnsi="Calibri" w:cs="Calibri"/>
+          <w:b/>
+          <w:bCs/>
+          <w:sz w:val="21"/>
+          <w:szCs w:val="21"/>
+        </w:rPr>
+        <w:t xml:space="preserve">100+ QA-reported bugs</w:t>
+      </w:r>
+      <w:r>
+        <w:rPr>
+          <w:rFonts w:ascii="Calibri" w:hAnsi="Calibri" w:cs="Calibri"/>
+          <w:sz w:val="21"/>
+          <w:szCs w:val="21"/>
+        </w:rPr>
+        <w:t xml:space="preserve"> by modifying Unity prefabs and C# scripts, shipping fixes in production releases</w:t>
+      </w:r>
+    </w:p>
+    <w:p>
+      <w:pPr>
+        <w:numPr>
+          <w:ilvl w:val="0"/>
+          <w:numId w:val="1"/>
+        </w:numPr>
+        <w:spacing w:before="0" w:after="0" w:line="214" w:lineRule="auto"/>
+        <w:ind w:left="360" w:hanging="216"/>
+      </w:pPr>
+      <w:r>
+        <w:rPr>
+          <w:rFonts w:ascii="Calibri" w:hAnsi="Calibri" w:cs="Calibri"/>
+          <w:sz w:val="21"/>
+          <w:szCs w:val="21"/>
+        </w:rPr>
+        <w:t xml:space="preserve">Upgraded SDKs and platform modules fleet-wide to meet evolving app-store requirements and sustain production availability</w:t>
       </w:r>
     </w:p>
     <w:p>
@@ -621,20 +627,10 @@
       <w:r>
         <w:rPr>
           <w:rFonts w:ascii="Calibri" w:hAnsi="Calibri" w:cs="Calibri"/>
-          <w:b/>
-          <w:bCs/>
-          <w:sz w:val="21"/>
-          <w:szCs w:val="21"/>
-        </w:rPr>
-        <w:t xml:space="preserve">Shipped client-facing 0-to-1 products</w:t>
-      </w:r>
-      <w:r>
-        <w:rPr>
-          <w:rFonts w:ascii="Calibri" w:hAnsi="Calibri" w:cs="Calibri"/>
-          <w:sz w:val="21"/>
-          <w:szCs w:val="21"/>
-        </w:rPr>
-        <w:t xml:space="preserve"> leading a cross-functional team of </w:t>
+          <w:sz w:val="21"/>
+          <w:szCs w:val="21"/>
+        </w:rPr>
+        <w:t xml:space="preserve">Led a cross-functional team of </w:t>
       </w:r>
       <w:r>
         <w:rPr>
@@ -652,63 +648,53 @@
           <w:sz w:val="21"/>
           <w:szCs w:val="21"/>
         </w:rPr>
-        <w:t xml:space="preserve"> designers and developers</w:t>
-      </w:r>
-    </w:p>
-    <w:p>
-      <w:pPr>
-        <w:numPr>
-          <w:ilvl w:val="0"/>
-          <w:numId w:val="1"/>
-        </w:numPr>
-        <w:spacing w:before="0" w:after="0" w:line="214" w:lineRule="auto"/>
-        <w:ind w:left="360" w:hanging="216"/>
-      </w:pPr>
-      <w:r>
-        <w:rPr>
-          <w:rFonts w:ascii="Calibri" w:hAnsi="Calibri" w:cs="Calibri"/>
-          <w:b/>
-          <w:bCs/>
-          <w:sz w:val="21"/>
-          <w:szCs w:val="21"/>
-        </w:rPr>
-        <w:t xml:space="preserve">Made design decisions once instead of per-person</w:t>
-      </w:r>
-      <w:r>
-        <w:rPr>
-          <w:rFonts w:ascii="Calibri" w:hAnsi="Calibri" w:cs="Calibri"/>
-          <w:sz w:val="21"/>
-          <w:szCs w:val="21"/>
-        </w:rPr>
-        <w:t xml:space="preserve">, defining the end-to-end flows and reusable interface systems the team built inside</w:t>
-      </w:r>
-    </w:p>
-    <w:p>
-      <w:pPr>
-        <w:numPr>
-          <w:ilvl w:val="0"/>
-          <w:numId w:val="1"/>
-        </w:numPr>
-        <w:spacing w:before="0" w:after="0" w:line="214" w:lineRule="auto"/>
-        <w:ind w:left="360" w:hanging="216"/>
-      </w:pPr>
-      <w:r>
-        <w:rPr>
-          <w:rFonts w:ascii="Calibri" w:hAnsi="Calibri" w:cs="Calibri"/>
-          <w:b/>
-          <w:bCs/>
-          <w:sz w:val="21"/>
-          <w:szCs w:val="21"/>
-        </w:rPr>
-        <w:t xml:space="preserve">Delivered on every semester-long client cycle</w:t>
-      </w:r>
-      <w:r>
-        <w:rPr>
-          <w:rFonts w:ascii="Calibri" w:hAnsi="Calibri" w:cs="Calibri"/>
-          <w:sz w:val="21"/>
-          <w:szCs w:val="21"/>
-        </w:rPr>
-        <w:t xml:space="preserve">, brief to user-tested release</w:t>
+        <w:t xml:space="preserve"> designers and developers to ship client-facing </w:t>
+      </w:r>
+      <w:r>
+        <w:rPr>
+          <w:rFonts w:ascii="Calibri" w:hAnsi="Calibri" w:cs="Calibri"/>
+          <w:b/>
+          <w:bCs/>
+          <w:sz w:val="21"/>
+          <w:szCs w:val="21"/>
+        </w:rPr>
+        <w:t xml:space="preserve">0-to-1 products</w:t>
+      </w:r>
+    </w:p>
+    <w:p>
+      <w:pPr>
+        <w:numPr>
+          <w:ilvl w:val="0"/>
+          <w:numId w:val="1"/>
+        </w:numPr>
+        <w:spacing w:before="0" w:after="0" w:line="214" w:lineRule="auto"/>
+        <w:ind w:left="360" w:hanging="216"/>
+      </w:pPr>
+      <w:r>
+        <w:rPr>
+          <w:rFonts w:ascii="Calibri" w:hAnsi="Calibri" w:cs="Calibri"/>
+          <w:sz w:val="21"/>
+          <w:szCs w:val="21"/>
+        </w:rPr>
+        <w:t xml:space="preserve">Defined end-to-end user flows, interaction patterns, and reusable interface systems across multiple deliverables</w:t>
+      </w:r>
+    </w:p>
+    <w:p>
+      <w:pPr>
+        <w:numPr>
+          <w:ilvl w:val="0"/>
+          <w:numId w:val="1"/>
+        </w:numPr>
+        <w:spacing w:before="0" w:after="0" w:line="214" w:lineRule="auto"/>
+        <w:ind w:left="360" w:hanging="216"/>
+      </w:pPr>
+      <w:r>
+        <w:rPr>
+          <w:rFonts w:ascii="Calibri" w:hAnsi="Calibri" w:cs="Calibri"/>
+          <w:sz w:val="21"/>
+          <w:szCs w:val="21"/>
+        </w:rPr>
+        <w:t xml:space="preserve">Shipped polished, user-centered features across semester-long client project cycles</w:t>
       </w:r>
     </w:p>
     <w:p>
@@ -760,48 +746,28 @@
       <w:r>
         <w:rPr>
           <w:rFonts w:ascii="Calibri" w:hAnsi="Calibri" w:cs="Calibri"/>
-          <w:b/>
-          <w:bCs/>
-          <w:sz w:val="21"/>
-          <w:szCs w:val="21"/>
-        </w:rPr>
-        <w:t xml:space="preserve">Held coordination together across government and defense organizations</w:t>
-      </w:r>
-      <w:r>
-        <w:rPr>
-          <w:rFonts w:ascii="Calibri" w:hAnsi="Calibri" w:cs="Calibri"/>
-          <w:sz w:val="21"/>
-          <w:szCs w:val="21"/>
-        </w:rPr>
-        <w:t xml:space="preserve"> as real-time English–Korean interpreter in high-security, multi-agency settings</w:t>
-      </w:r>
-    </w:p>
-    <w:p>
-      <w:pPr>
-        <w:numPr>
-          <w:ilvl w:val="0"/>
-          <w:numId w:val="1"/>
-        </w:numPr>
-        <w:spacing w:before="0" w:after="0" w:line="214" w:lineRule="auto"/>
-        <w:ind w:left="360" w:hanging="216"/>
-      </w:pPr>
-      <w:r>
-        <w:rPr>
-          <w:rFonts w:ascii="Calibri" w:hAnsi="Calibri" w:cs="Calibri"/>
-          <w:b/>
-          <w:bCs/>
-          <w:sz w:val="21"/>
-          <w:szCs w:val="21"/>
-        </w:rPr>
-        <w:t xml:space="preserve">Carried exact meaning where an approximation would have changed what a partner believed it agreed to</w:t>
-      </w:r>
-      <w:r>
-        <w:rPr>
-          <w:rFonts w:ascii="Calibri" w:hAnsi="Calibri" w:cs="Calibri"/>
-          <w:sz w:val="21"/>
-          <w:szCs w:val="21"/>
-        </w:rPr>
-        <w:t xml:space="preserve">, live and in sensitive briefings</w:t>
+          <w:sz w:val="21"/>
+          <w:szCs w:val="21"/>
+        </w:rPr>
+        <w:t xml:space="preserve">Provided real-time English–Korean interpretation in high-security, multi-agency environments for international stakeholders</w:t>
+      </w:r>
+    </w:p>
+    <w:p>
+      <w:pPr>
+        <w:numPr>
+          <w:ilvl w:val="0"/>
+          <w:numId w:val="1"/>
+        </w:numPr>
+        <w:spacing w:before="0" w:after="0" w:line="214" w:lineRule="auto"/>
+        <w:ind w:left="360" w:hanging="216"/>
+      </w:pPr>
+      <w:r>
+        <w:rPr>
+          <w:rFonts w:ascii="Calibri" w:hAnsi="Calibri" w:cs="Calibri"/>
+          <w:sz w:val="21"/>
+          <w:szCs w:val="21"/>
+        </w:rPr>
+        <w:t xml:space="preserve">Translated sensitive documents and briefings with precision, enabling coordination across government and defense teams</w:t>
       </w:r>
     </w:p>
     <w:p>
@@ -853,66 +819,82 @@
       <w:r>
         <w:rPr>
           <w:rFonts w:ascii="Calibri" w:hAnsi="Calibri" w:cs="Calibri"/>
-          <w:b/>
-          <w:bCs/>
-          <w:sz w:val="21"/>
-          <w:szCs w:val="21"/>
-        </w:rPr>
-        <w:t xml:space="preserve">Made semiconductor data from 20+ client companies queryable</w:t>
-      </w:r>
-      <w:r>
-        <w:rPr>
-          <w:rFonts w:ascii="Calibri" w:hAnsi="Calibri" w:cs="Calibri"/>
-          <w:sz w:val="21"/>
-          <w:szCs w:val="21"/>
-        </w:rPr>
-        <w:t xml:space="preserve"> — including Samsung, SK and LG — by designing a SQL database prototype managing </w:t>
-      </w:r>
-      <w:r>
-        <w:rPr>
-          <w:rFonts w:ascii="Calibri" w:hAnsi="Calibri" w:cs="Calibri"/>
-          <w:b/>
-          <w:bCs/>
-          <w:sz w:val="21"/>
-          <w:szCs w:val="21"/>
-        </w:rPr>
-        <w:t xml:space="preserve">1M+ entities</w:t>
-      </w:r>
-      <w:r>
-        <w:rPr>
-          <w:rFonts w:ascii="Calibri" w:hAnsi="Calibri" w:cs="Calibri"/>
-          <w:sz w:val="21"/>
-          <w:szCs w:val="21"/>
-        </w:rPr>
-        <w:t xml:space="preserve"> in Oracle and SQLite</w:t>
-      </w:r>
-    </w:p>
-    <w:p>
-      <w:pPr>
-        <w:numPr>
-          <w:ilvl w:val="0"/>
-          <w:numId w:val="1"/>
-        </w:numPr>
-        <w:spacing w:before="0" w:after="0" w:line="214" w:lineRule="auto"/>
-        <w:ind w:left="360" w:hanging="216"/>
-      </w:pPr>
-      <w:r>
-        <w:rPr>
-          <w:rFonts w:ascii="Calibri" w:hAnsi="Calibri" w:cs="Calibri"/>
-          <w:b/>
-          <w:bCs/>
-          <w:sz w:val="21"/>
-          <w:szCs w:val="21"/>
-        </w:rPr>
-        <w:t xml:space="preserve">Cut retrieval time across large-scale datasets</w:t>
-      </w:r>
-      <w:r>
-        <w:rPr>
-          <w:rFonts w:ascii="Calibri" w:hAnsi="Calibri" w:cs="Calibri"/>
-          <w:sz w:val="21"/>
-          <w:szCs w:val="21"/>
-        </w:rPr>
-        <w:t xml:space="preserve"> by restructuring and optimizing the queries the team relied on</w:t>
+          <w:sz w:val="21"/>
+          <w:szCs w:val="21"/>
+        </w:rPr>
+        <w:t xml:space="preserve">Designed and implemented a SQL database prototype managing </w:t>
+      </w:r>
+      <w:r>
+        <w:rPr>
+          <w:rFonts w:ascii="Calibri" w:hAnsi="Calibri" w:cs="Calibri"/>
+          <w:b/>
+          <w:bCs/>
+          <w:sz w:val="21"/>
+          <w:szCs w:val="21"/>
+        </w:rPr>
+        <w:t xml:space="preserve">1M+ data entities</w:t>
+      </w:r>
+      <w:r>
+        <w:rPr>
+          <w:rFonts w:ascii="Calibri" w:hAnsi="Calibri" w:cs="Calibri"/>
+          <w:sz w:val="21"/>
+          <w:szCs w:val="21"/>
+        </w:rPr>
+        <w:t xml:space="preserve"> using Oracle and SQLite</w:t>
+      </w:r>
+    </w:p>
+    <w:p>
+      <w:pPr>
+        <w:numPr>
+          <w:ilvl w:val="0"/>
+          <w:numId w:val="1"/>
+        </w:numPr>
+        <w:spacing w:before="0" w:after="0" w:line="214" w:lineRule="auto"/>
+        <w:ind w:left="360" w:hanging="216"/>
+      </w:pPr>
+      <w:r>
+        <w:rPr>
+          <w:rFonts w:ascii="Calibri" w:hAnsi="Calibri" w:cs="Calibri"/>
+          <w:sz w:val="21"/>
+          <w:szCs w:val="21"/>
+        </w:rPr>
+        <w:t xml:space="preserve">Processed and organized semiconductor datasets from </w:t>
+      </w:r>
+      <w:r>
+        <w:rPr>
+          <w:rFonts w:ascii="Calibri" w:hAnsi="Calibri" w:cs="Calibri"/>
+          <w:b/>
+          <w:bCs/>
+          <w:sz w:val="21"/>
+          <w:szCs w:val="21"/>
+        </w:rPr>
+        <w:t xml:space="preserve">20+ client companies</w:t>
+      </w:r>
+      <w:r>
+        <w:rPr>
+          <w:rFonts w:ascii="Calibri" w:hAnsi="Calibri" w:cs="Calibri"/>
+          <w:sz w:val="21"/>
+          <w:szCs w:val="21"/>
+        </w:rPr>
+        <w:t xml:space="preserve">, including Samsung, SK, and LG</w:t>
+      </w:r>
+    </w:p>
+    <w:p>
+      <w:pPr>
+        <w:numPr>
+          <w:ilvl w:val="0"/>
+          <w:numId w:val="1"/>
+        </w:numPr>
+        <w:spacing w:before="0" w:after="0" w:line="214" w:lineRule="auto"/>
+        <w:ind w:left="360" w:hanging="216"/>
+      </w:pPr>
+      <w:r>
+        <w:rPr>
+          <w:rFonts w:ascii="Calibri" w:hAnsi="Calibri" w:cs="Calibri"/>
+          <w:sz w:val="21"/>
+          <w:szCs w:val="21"/>
+        </w:rPr>
+        <w:t xml:space="preserve">Wrote and optimized SQL queries to improve retrieval and management efficiency across large-scale datasets</w:t>
       </w:r>
     </w:p>
     <w:p>
@@ -950,7 +932,7 @@
           <w:sz w:val="21"/>
           <w:szCs w:val="21"/>
         </w:rPr>
-        <w:t xml:space="preserve">Capsule</w:t>
+        <w:t xml:space="preserve">Mini Minecraft</w:t>
       </w:r>
       <w:r>
         <w:rPr>
@@ -968,7 +950,7 @@
           <w:sz w:val="21"/>
           <w:szCs w:val="21"/>
         </w:rPr>
-        <w:t xml:space="preserve">React, Three.js (R3F), Blender</w:t>
+        <w:t xml:space="preserve">C++, OpenGL, GLSL</w:t>
       </w:r>
       <w:r>
         <w:rPr>
@@ -979,81 +961,99 @@
           <w:szCs w:val="21"/>
         </w:rPr>
         <w:tab/>
-        <w:t xml:space="preserve">Jan 2025 – Apr 2025</w:t>
-      </w:r>
-    </w:p>
-    <w:p>
-      <w:pPr>
-        <w:numPr>
-          <w:ilvl w:val="0"/>
-          <w:numId w:val="1"/>
-        </w:numPr>
-        <w:spacing w:before="0" w:after="0" w:line="214" w:lineRule="auto"/>
-        <w:ind w:left="360" w:hanging="216"/>
-      </w:pPr>
-      <w:r>
-        <w:rPr>
-          <w:rFonts w:ascii="Calibri" w:hAnsi="Calibri" w:cs="Calibri"/>
-          <w:b/>
-          <w:bCs/>
-          <w:sz w:val="21"/>
-          <w:szCs w:val="21"/>
-        </w:rPr>
-        <w:t xml:space="preserve">Made memories something you walk through rather than scroll</w:t>
-      </w:r>
-      <w:r>
-        <w:rPr>
-          <w:rFonts w:ascii="Calibri" w:hAnsi="Calibri" w:cs="Calibri"/>
-          <w:sz w:val="21"/>
-          <w:szCs w:val="21"/>
-        </w:rPr>
-        <w:t xml:space="preserve"> — the </w:t>
-      </w:r>
-      <w:r>
-        <w:rPr>
-          <w:rFonts w:ascii="Calibri" w:hAnsi="Calibri" w:cs="Calibri"/>
-          <w:b/>
-          <w:bCs/>
-          <w:sz w:val="21"/>
-          <w:szCs w:val="21"/>
-        </w:rPr>
-        <w:t xml:space="preserve">3D gallery</w:t>
-      </w:r>
-      <w:r>
-        <w:rPr>
-          <w:rFonts w:ascii="Calibri" w:hAnsi="Calibri" w:cs="Calibri"/>
-          <w:sz w:val="21"/>
-          <w:szCs w:val="21"/>
-        </w:rPr>
-        <w:t xml:space="preserve"> in React Three Fiber for a collaborative time-capsule app (team of 4), with direct-manipulation placement</w:t>
-      </w:r>
-    </w:p>
-    <w:p>
-      <w:pPr>
-        <w:numPr>
-          <w:ilvl w:val="0"/>
-          <w:numId w:val="1"/>
-        </w:numPr>
-        <w:spacing w:before="0" w:after="0" w:line="214" w:lineRule="auto"/>
-        <w:ind w:left="360" w:hanging="216"/>
-      </w:pPr>
-      <w:r>
-        <w:rPr>
-          <w:rFonts w:ascii="Calibri" w:hAnsi="Calibri" w:cs="Calibri"/>
-          <w:b/>
-          <w:bCs/>
-          <w:sz w:val="21"/>
-          <w:szCs w:val="21"/>
-        </w:rPr>
-        <w:t xml:space="preserve">Owned how the product felt to use</w:t>
-      </w:r>
-      <w:r>
-        <w:rPr>
-          <w:rFonts w:ascii="Calibri" w:hAnsi="Calibri" w:cs="Calibri"/>
-          <w:sz w:val="21"/>
-          <w:szCs w:val="21"/>
-        </w:rPr>
-        <w:t xml:space="preserve"> across the create → contribute → unlock flow</w:t>
+        <w:t xml:space="preserve">Apr 2026</w:t>
+      </w:r>
+    </w:p>
+    <w:p>
+      <w:pPr>
+        <w:numPr>
+          <w:ilvl w:val="0"/>
+          <w:numId w:val="1"/>
+        </w:numPr>
+        <w:spacing w:before="0" w:after="0" w:line="214" w:lineRule="auto"/>
+        <w:ind w:left="360" w:hanging="216"/>
+      </w:pPr>
+      <w:r>
+        <w:rPr>
+          <w:rFonts w:ascii="Calibri" w:hAnsi="Calibri" w:cs="Calibri"/>
+          <w:b/>
+          <w:bCs/>
+          <w:sz w:val="21"/>
+          <w:szCs w:val="21"/>
+        </w:rPr>
+        <w:t xml:space="preserve">Made a from-scratch voxel world read as varied rather than noisy</w:t>
+      </w:r>
+      <w:r>
+        <w:rPr>
+          <w:rFonts w:ascii="Calibri" w:hAnsi="Calibri" w:cs="Calibri"/>
+          <w:sz w:val="21"/>
+          <w:szCs w:val="21"/>
+        </w:rPr>
+        <w:t xml:space="preserve"> — </w:t>
+      </w:r>
+      <w:r>
+        <w:rPr>
+          <w:rFonts w:ascii="Calibri" w:hAnsi="Calibri" w:cs="Calibri"/>
+          <w:b/>
+          <w:bCs/>
+          <w:sz w:val="21"/>
+          <w:szCs w:val="21"/>
+        </w:rPr>
+        <w:t xml:space="preserve">7-biome procedural generation</w:t>
+      </w:r>
+      <w:r>
+        <w:rPr>
+          <w:rFonts w:ascii="Calibri" w:hAnsi="Calibri" w:cs="Calibri"/>
+          <w:sz w:val="21"/>
+          <w:szCs w:val="21"/>
+        </w:rPr>
+        <w:t xml:space="preserve"> (Perlin/FBM/Voronoi) and </w:t>
+      </w:r>
+      <w:r>
+        <w:rPr>
+          <w:rFonts w:ascii="Calibri" w:hAnsi="Calibri" w:cs="Calibri"/>
+          <w:b/>
+          <w:bCs/>
+          <w:sz w:val="21"/>
+          <w:szCs w:val="21"/>
+        </w:rPr>
+        <w:t xml:space="preserve">3D Perlin caves</w:t>
+      </w:r>
+      <w:r>
+        <w:rPr>
+          <w:rFonts w:ascii="Calibri" w:hAnsi="Calibri" w:cs="Calibri"/>
+          <w:sz w:val="21"/>
+          <w:szCs w:val="21"/>
+        </w:rPr>
+        <w:t xml:space="preserve"> in a C++/OpenGL engine (team of 3)</w:t>
+      </w:r>
+    </w:p>
+    <w:p>
+      <w:pPr>
+        <w:numPr>
+          <w:ilvl w:val="0"/>
+          <w:numId w:val="1"/>
+        </w:numPr>
+        <w:spacing w:before="0" w:after="0" w:line="214" w:lineRule="auto"/>
+        <w:ind w:left="360" w:hanging="216"/>
+      </w:pPr>
+      <w:r>
+        <w:rPr>
+          <w:rFonts w:ascii="Calibri" w:hAnsi="Calibri" w:cs="Calibri"/>
+          <w:b/>
+          <w:bCs/>
+          <w:sz w:val="21"/>
+          <w:szCs w:val="21"/>
+        </w:rPr>
+        <w:t xml:space="preserve">Made that world legible</w:t>
+      </w:r>
+      <w:r>
+        <w:rPr>
+          <w:rFonts w:ascii="Calibri" w:hAnsi="Calibri" w:cs="Calibri"/>
+          <w:sz w:val="21"/>
+          <w:szCs w:val="21"/>
+        </w:rPr>
+        <w:t xml:space="preserve"> — the GLSL pipeline I owned: PCF shadows, screen-space reflections, vertex AO, day-night cycle</w:t>
       </w:r>
     </w:p>
     <w:p>
@@ -1071,7 +1071,7 @@
           <w:sz w:val="21"/>
           <w:szCs w:val="21"/>
         </w:rPr>
-        <w:t xml:space="preserve">Mini Minecraft</w:t>
+        <w:t xml:space="preserve">Mini Maya</w:t>
       </w:r>
       <w:r>
         <w:rPr>
@@ -1089,7 +1089,7 @@
           <w:sz w:val="21"/>
           <w:szCs w:val="21"/>
         </w:rPr>
-        <w:t xml:space="preserve">C++, OpenGL, GLSL</w:t>
+        <w:t xml:space="preserve">C++, OpenGL, Qt</w:t>
       </w:r>
       <w:r>
         <w:rPr>
@@ -1100,99 +1100,99 @@
           <w:szCs w:val="21"/>
         </w:rPr>
         <w:tab/>
-        <w:t xml:space="preserve">Apr 2026</w:t>
-      </w:r>
-    </w:p>
-    <w:p>
-      <w:pPr>
-        <w:numPr>
-          <w:ilvl w:val="0"/>
-          <w:numId w:val="1"/>
-        </w:numPr>
-        <w:spacing w:before="0" w:after="0" w:line="214" w:lineRule="auto"/>
-        <w:ind w:left="360" w:hanging="216"/>
-      </w:pPr>
-      <w:r>
-        <w:rPr>
-          <w:rFonts w:ascii="Calibri" w:hAnsi="Calibri" w:cs="Calibri"/>
-          <w:b/>
-          <w:bCs/>
-          <w:sz w:val="21"/>
-          <w:szCs w:val="21"/>
-        </w:rPr>
-        <w:t xml:space="preserve">Made a from-scratch voxel world read as varied rather than noisy</w:t>
-      </w:r>
-      <w:r>
-        <w:rPr>
-          <w:rFonts w:ascii="Calibri" w:hAnsi="Calibri" w:cs="Calibri"/>
-          <w:sz w:val="21"/>
-          <w:szCs w:val="21"/>
-        </w:rPr>
-        <w:t xml:space="preserve"> — </w:t>
-      </w:r>
-      <w:r>
-        <w:rPr>
-          <w:rFonts w:ascii="Calibri" w:hAnsi="Calibri" w:cs="Calibri"/>
-          <w:b/>
-          <w:bCs/>
-          <w:sz w:val="21"/>
-          <w:szCs w:val="21"/>
-        </w:rPr>
-        <w:t xml:space="preserve">7-biome procedural generation</w:t>
-      </w:r>
-      <w:r>
-        <w:rPr>
-          <w:rFonts w:ascii="Calibri" w:hAnsi="Calibri" w:cs="Calibri"/>
-          <w:sz w:val="21"/>
-          <w:szCs w:val="21"/>
-        </w:rPr>
-        <w:t xml:space="preserve"> (Perlin/FBM/Voronoi) and </w:t>
-      </w:r>
-      <w:r>
-        <w:rPr>
-          <w:rFonts w:ascii="Calibri" w:hAnsi="Calibri" w:cs="Calibri"/>
-          <w:b/>
-          <w:bCs/>
-          <w:sz w:val="21"/>
-          <w:szCs w:val="21"/>
-        </w:rPr>
-        <w:t xml:space="preserve">3D Perlin caves</w:t>
-      </w:r>
-      <w:r>
-        <w:rPr>
-          <w:rFonts w:ascii="Calibri" w:hAnsi="Calibri" w:cs="Calibri"/>
-          <w:sz w:val="21"/>
-          <w:szCs w:val="21"/>
-        </w:rPr>
-        <w:t xml:space="preserve"> in a C++/OpenGL engine (team of 3)</w:t>
-      </w:r>
-    </w:p>
-    <w:p>
-      <w:pPr>
-        <w:numPr>
-          <w:ilvl w:val="0"/>
-          <w:numId w:val="1"/>
-        </w:numPr>
-        <w:spacing w:before="0" w:after="0" w:line="214" w:lineRule="auto"/>
-        <w:ind w:left="360" w:hanging="216"/>
-      </w:pPr>
-      <w:r>
-        <w:rPr>
-          <w:rFonts w:ascii="Calibri" w:hAnsi="Calibri" w:cs="Calibri"/>
-          <w:b/>
-          <w:bCs/>
-          <w:sz w:val="21"/>
-          <w:szCs w:val="21"/>
-        </w:rPr>
-        <w:t xml:space="preserve">Made that world legible</w:t>
-      </w:r>
-      <w:r>
-        <w:rPr>
-          <w:rFonts w:ascii="Calibri" w:hAnsi="Calibri" w:cs="Calibri"/>
-          <w:sz w:val="21"/>
-          <w:szCs w:val="21"/>
-        </w:rPr>
-        <w:t xml:space="preserve"> — the GLSL pipeline I owned: PCF shadows, screen-space reflections, vertex AO, day-night cycle</w:t>
+        <w:t xml:space="preserve">Feb 2026 – Mar 2026</w:t>
+      </w:r>
+    </w:p>
+    <w:p>
+      <w:pPr>
+        <w:numPr>
+          <w:ilvl w:val="0"/>
+          <w:numId w:val="1"/>
+        </w:numPr>
+        <w:spacing w:before="0" w:after="0" w:line="214" w:lineRule="auto"/>
+        <w:ind w:left="360" w:hanging="216"/>
+      </w:pPr>
+      <w:r>
+        <w:rPr>
+          <w:rFonts w:ascii="Calibri" w:hAnsi="Calibri" w:cs="Calibri"/>
+          <w:b/>
+          <w:bCs/>
+          <w:sz w:val="21"/>
+          <w:szCs w:val="21"/>
+        </w:rPr>
+        <w:t xml:space="preserve">Made arbitrary meshes editable in place</w:t>
+      </w:r>
+      <w:r>
+        <w:rPr>
+          <w:rFonts w:ascii="Calibri" w:hAnsi="Calibri" w:cs="Calibri"/>
+          <w:sz w:val="21"/>
+          <w:szCs w:val="21"/>
+        </w:rPr>
+        <w:t xml:space="preserve"> — a </w:t>
+      </w:r>
+      <w:r>
+        <w:rPr>
+          <w:rFonts w:ascii="Calibri" w:hAnsi="Calibri" w:cs="Calibri"/>
+          <w:b/>
+          <w:bCs/>
+          <w:sz w:val="21"/>
+          <w:szCs w:val="21"/>
+        </w:rPr>
+        <w:t xml:space="preserve">half-edge structure</w:t>
+      </w:r>
+      <w:r>
+        <w:rPr>
+          <w:rFonts w:ascii="Calibri" w:hAnsi="Calibri" w:cs="Calibri"/>
+          <w:sz w:val="21"/>
+          <w:szCs w:val="21"/>
+        </w:rPr>
+        <w:t xml:space="preserve"> giving topology-aware traversal, plus an OBJ parser accepting arbitrary n-gons, rendered via OpenGL VBOs</w:t>
+      </w:r>
+    </w:p>
+    <w:p>
+      <w:pPr>
+        <w:numPr>
+          <w:ilvl w:val="0"/>
+          <w:numId w:val="1"/>
+        </w:numPr>
+        <w:spacing w:before="0" w:after="0" w:line="214" w:lineRule="auto"/>
+        <w:ind w:left="360" w:hanging="216"/>
+      </w:pPr>
+      <w:r>
+        <w:rPr>
+          <w:rFonts w:ascii="Calibri" w:hAnsi="Calibri" w:cs="Calibri"/>
+          <w:b/>
+          <w:bCs/>
+          <w:sz w:val="21"/>
+          <w:szCs w:val="21"/>
+        </w:rPr>
+        <w:t xml:space="preserve">Turned coarse geometry into smooth surfaces</w:t>
+      </w:r>
+      <w:r>
+        <w:rPr>
+          <w:rFonts w:ascii="Calibri" w:hAnsi="Calibri" w:cs="Calibri"/>
+          <w:sz w:val="21"/>
+          <w:szCs w:val="21"/>
+        </w:rPr>
+        <w:t xml:space="preserve"> with </w:t>
+      </w:r>
+      <w:r>
+        <w:rPr>
+          <w:rFonts w:ascii="Calibri" w:hAnsi="Calibri" w:cs="Calibri"/>
+          <w:b/>
+          <w:bCs/>
+          <w:sz w:val="21"/>
+          <w:szCs w:val="21"/>
+        </w:rPr>
+        <w:t xml:space="preserve">Catmull–Clark subdivision</w:t>
+      </w:r>
+      <w:r>
+        <w:rPr>
+          <w:rFonts w:ascii="Calibri" w:hAnsi="Calibri" w:cs="Calibri"/>
+          <w:sz w:val="21"/>
+          <w:szCs w:val="21"/>
+        </w:rPr>
+        <w:t xml:space="preserve"> and topology ops (split, extrusion, triangulation) in a Qt editor</w:t>
       </w:r>
     </w:p>
     <w:p>
@@ -1210,7 +1210,7 @@
           <w:sz w:val="21"/>
           <w:szCs w:val="21"/>
         </w:rPr>
-        <w:t xml:space="preserve">Mini Maya</w:t>
+        <w:t xml:space="preserve">Capsule</w:t>
       </w:r>
       <w:r>
         <w:rPr>
@@ -1228,7 +1228,7 @@
           <w:sz w:val="21"/>
           <w:szCs w:val="21"/>
         </w:rPr>
-        <w:t xml:space="preserve">C++, OpenGL, Qt</w:t>
+        <w:t xml:space="preserve">React, Three.js (R3F), Blender</w:t>
       </w:r>
       <w:r>
         <w:rPr>
@@ -1239,99 +1239,81 @@
           <w:szCs w:val="21"/>
         </w:rPr>
         <w:tab/>
-        <w:t xml:space="preserve">Feb 2026 – Mar 2026</w:t>
-      </w:r>
-    </w:p>
-    <w:p>
-      <w:pPr>
-        <w:numPr>
-          <w:ilvl w:val="0"/>
-          <w:numId w:val="1"/>
-        </w:numPr>
-        <w:spacing w:before="0" w:after="0" w:line="214" w:lineRule="auto"/>
-        <w:ind w:left="360" w:hanging="216"/>
-      </w:pPr>
-      <w:r>
-        <w:rPr>
-          <w:rFonts w:ascii="Calibri" w:hAnsi="Calibri" w:cs="Calibri"/>
-          <w:b/>
-          <w:bCs/>
-          <w:sz w:val="21"/>
-          <w:szCs w:val="21"/>
-        </w:rPr>
-        <w:t xml:space="preserve">Made arbitrary meshes editable in place</w:t>
-      </w:r>
-      <w:r>
-        <w:rPr>
-          <w:rFonts w:ascii="Calibri" w:hAnsi="Calibri" w:cs="Calibri"/>
-          <w:sz w:val="21"/>
-          <w:szCs w:val="21"/>
-        </w:rPr>
-        <w:t xml:space="preserve"> — a </w:t>
-      </w:r>
-      <w:r>
-        <w:rPr>
-          <w:rFonts w:ascii="Calibri" w:hAnsi="Calibri" w:cs="Calibri"/>
-          <w:b/>
-          <w:bCs/>
-          <w:sz w:val="21"/>
-          <w:szCs w:val="21"/>
-        </w:rPr>
-        <w:t xml:space="preserve">half-edge structure</w:t>
-      </w:r>
-      <w:r>
-        <w:rPr>
-          <w:rFonts w:ascii="Calibri" w:hAnsi="Calibri" w:cs="Calibri"/>
-          <w:sz w:val="21"/>
-          <w:szCs w:val="21"/>
-        </w:rPr>
-        <w:t xml:space="preserve"> giving topology-aware traversal, plus an OBJ parser accepting arbitrary n-gons, rendered via OpenGL VBOs</w:t>
-      </w:r>
-    </w:p>
-    <w:p>
-      <w:pPr>
-        <w:numPr>
-          <w:ilvl w:val="0"/>
-          <w:numId w:val="1"/>
-        </w:numPr>
-        <w:spacing w:before="0" w:after="0" w:line="214" w:lineRule="auto"/>
-        <w:ind w:left="360" w:hanging="216"/>
-      </w:pPr>
-      <w:r>
-        <w:rPr>
-          <w:rFonts w:ascii="Calibri" w:hAnsi="Calibri" w:cs="Calibri"/>
-          <w:b/>
-          <w:bCs/>
-          <w:sz w:val="21"/>
-          <w:szCs w:val="21"/>
-        </w:rPr>
-        <w:t xml:space="preserve">Turned coarse geometry into smooth surfaces</w:t>
-      </w:r>
-      <w:r>
-        <w:rPr>
-          <w:rFonts w:ascii="Calibri" w:hAnsi="Calibri" w:cs="Calibri"/>
-          <w:sz w:val="21"/>
-          <w:szCs w:val="21"/>
-        </w:rPr>
-        <w:t xml:space="preserve"> with </w:t>
-      </w:r>
-      <w:r>
-        <w:rPr>
-          <w:rFonts w:ascii="Calibri" w:hAnsi="Calibri" w:cs="Calibri"/>
-          <w:b/>
-          <w:bCs/>
-          <w:sz w:val="21"/>
-          <w:szCs w:val="21"/>
-        </w:rPr>
-        <w:t xml:space="preserve">Catmull–Clark subdivision</w:t>
-      </w:r>
-      <w:r>
-        <w:rPr>
-          <w:rFonts w:ascii="Calibri" w:hAnsi="Calibri" w:cs="Calibri"/>
-          <w:sz w:val="21"/>
-          <w:szCs w:val="21"/>
-        </w:rPr>
-        <w:t xml:space="preserve"> and topology ops (split, extrusion, triangulation) in a Qt editor</w:t>
+        <w:t xml:space="preserve">Jan 2025 – Apr 2025</w:t>
+      </w:r>
+    </w:p>
+    <w:p>
+      <w:pPr>
+        <w:numPr>
+          <w:ilvl w:val="0"/>
+          <w:numId w:val="1"/>
+        </w:numPr>
+        <w:spacing w:before="0" w:after="0" w:line="214" w:lineRule="auto"/>
+        <w:ind w:left="360" w:hanging="216"/>
+      </w:pPr>
+      <w:r>
+        <w:rPr>
+          <w:rFonts w:ascii="Calibri" w:hAnsi="Calibri" w:cs="Calibri"/>
+          <w:b/>
+          <w:bCs/>
+          <w:sz w:val="21"/>
+          <w:szCs w:val="21"/>
+        </w:rPr>
+        <w:t xml:space="preserve">Made memories something you walk through rather than scroll</w:t>
+      </w:r>
+      <w:r>
+        <w:rPr>
+          <w:rFonts w:ascii="Calibri" w:hAnsi="Calibri" w:cs="Calibri"/>
+          <w:sz w:val="21"/>
+          <w:szCs w:val="21"/>
+        </w:rPr>
+        <w:t xml:space="preserve"> — the </w:t>
+      </w:r>
+      <w:r>
+        <w:rPr>
+          <w:rFonts w:ascii="Calibri" w:hAnsi="Calibri" w:cs="Calibri"/>
+          <w:b/>
+          <w:bCs/>
+          <w:sz w:val="21"/>
+          <w:szCs w:val="21"/>
+        </w:rPr>
+        <w:t xml:space="preserve">3D gallery</w:t>
+      </w:r>
+      <w:r>
+        <w:rPr>
+          <w:rFonts w:ascii="Calibri" w:hAnsi="Calibri" w:cs="Calibri"/>
+          <w:sz w:val="21"/>
+          <w:szCs w:val="21"/>
+        </w:rPr>
+        <w:t xml:space="preserve"> in React Three Fiber for a collaborative time-capsule app (team of 4), with direct-manipulation placement</w:t>
+      </w:r>
+    </w:p>
+    <w:p>
+      <w:pPr>
+        <w:numPr>
+          <w:ilvl w:val="0"/>
+          <w:numId w:val="1"/>
+        </w:numPr>
+        <w:spacing w:before="0" w:after="0" w:line="214" w:lineRule="auto"/>
+        <w:ind w:left="360" w:hanging="216"/>
+      </w:pPr>
+      <w:r>
+        <w:rPr>
+          <w:rFonts w:ascii="Calibri" w:hAnsi="Calibri" w:cs="Calibri"/>
+          <w:b/>
+          <w:bCs/>
+          <w:sz w:val="21"/>
+          <w:szCs w:val="21"/>
+        </w:rPr>
+        <w:t xml:space="preserve">Owned how the product felt to use</w:t>
+      </w:r>
+      <w:r>
+        <w:rPr>
+          <w:rFonts w:ascii="Calibri" w:hAnsi="Calibri" w:cs="Calibri"/>
+          <w:sz w:val="21"/>
+          <w:szCs w:val="21"/>
+        </w:rPr>
+        <w:t xml:space="preserve"> across the create → contribute → unlock flow</w:t>
       </w:r>
     </w:p>
     <w:p>
@@ -1420,7 +1402,30 @@
           <w:sz w:val="20"/>
           <w:szCs w:val="20"/>
         </w:rPr>
-        <w:t xml:space="preserve">React, Next.js, Node.js, React Native (Expo), PostgreSQL/Supabase, Docker, GCP, AWS, MongoDB</w:t>
+        <w:t xml:space="preserve">React, Next.js, Node.js, React Native (Expo), PostgreSQL/Supabase, Deno, Docker, GCP, AWS, MongoDB, Jest, Figma</w:t>
+      </w:r>
+    </w:p>
+    <w:p>
+      <w:pPr>
+        <w:spacing w:before="0" w:after="0" w:line="214" w:lineRule="auto"/>
+      </w:pPr>
+      <w:r>
+        <w:rPr>
+          <w:rFonts w:ascii="Calibri" w:hAnsi="Calibri" w:cs="Calibri"/>
+          <w:b/>
+          <w:bCs/>
+          <w:sz w:val="20"/>
+          <w:szCs w:val="20"/>
+        </w:rPr>
+        <w:t xml:space="preserve">Practices: </w:t>
+      </w:r>
+      <w:r>
+        <w:rPr>
+          <w:rFonts w:ascii="Calibri" w:hAnsi="Calibri" w:cs="Calibri"/>
+          <w:sz w:val="20"/>
+          <w:szCs w:val="20"/>
+        </w:rPr>
+        <w:t xml:space="preserve">Trunk-based development, feature flags &amp; staged rollout, CI/CD, code review, unit &amp; regression testing</w:t>
       </w:r>
     </w:p>
     <w:sectPr>

--- a/apps/resume/dist/Brian_Lee_Resume_AI.docx
+++ b/apps/resume/dist/Brian_Lee_Resume_AI.docx
@@ -374,7 +374,7 @@
           <w:sz w:val="21"/>
           <w:szCs w:val="21"/>
         </w:rPr>
-        <w:t xml:space="preserve"> that mined production data through read-only MCP — it showed a reported retention gain was a measurement artifact and surfaced the real churn drivers</w:t>
+        <w:t xml:space="preserve"> that mined production data through read-only MCP — showing a reported retention gain was a measurement artifact</w:t>
       </w:r>
     </w:p>
     <w:p>
@@ -422,33 +422,33 @@
           <w:sz w:val="21"/>
           <w:szCs w:val="21"/>
         </w:rPr>
-        <w:t xml:space="preserve">Turned a hand-approved retention channel into an autonomous one</w:t>
-      </w:r>
-      <w:r>
-        <w:rPr>
-          <w:rFonts w:ascii="Calibri" w:hAnsi="Calibri" w:cs="Calibri"/>
-          <w:sz w:val="21"/>
-          <w:szCs w:val="21"/>
-        </w:rPr>
-        <w:t xml:space="preserve"> delivering to </w:t>
-      </w:r>
-      <w:r>
-        <w:rPr>
-          <w:rFonts w:ascii="Calibri" w:hAnsi="Calibri" w:cs="Calibri"/>
-          <w:b/>
-          <w:bCs/>
-          <w:sz w:val="21"/>
-          <w:szCs w:val="21"/>
-        </w:rPr>
-        <w:t xml:space="preserve">91% of targeted devices</w:t>
-      </w:r>
-      <w:r>
-        <w:rPr>
-          <w:rFonts w:ascii="Calibri" w:hAnsi="Calibri" w:cs="Calibri"/>
-          <w:sz w:val="21"/>
-          <w:szCs w:val="21"/>
-        </w:rPr>
-        <w:t xml:space="preserve">, which produced the first revenue the channel ever generated</w:t>
+        <w:t xml:space="preserve">Automated a push-notification retention system that had required manual approval for every send</w:t>
+      </w:r>
+      <w:r>
+        <w:rPr>
+          <w:rFonts w:ascii="Calibri" w:hAnsi="Calibri" w:cs="Calibri"/>
+          <w:sz w:val="21"/>
+          <w:szCs w:val="21"/>
+        </w:rPr>
+        <w:t xml:space="preserve">, delivering unattended at </w:t>
+      </w:r>
+      <w:r>
+        <w:rPr>
+          <w:rFonts w:ascii="Calibri" w:hAnsi="Calibri" w:cs="Calibri"/>
+          <w:b/>
+          <w:bCs/>
+          <w:sz w:val="21"/>
+          <w:szCs w:val="21"/>
+        </w:rPr>
+        <w:t xml:space="preserve">91% device reach</w:t>
+      </w:r>
+      <w:r>
+        <w:rPr>
+          <w:rFonts w:ascii="Calibri" w:hAnsi="Calibri" w:cs="Calibri"/>
+          <w:sz w:val="21"/>
+          <w:szCs w:val="21"/>
+        </w:rPr>
+        <w:t xml:space="preserve"> and producing its first paid conversion</w:t>
       </w:r>
     </w:p>
     <w:p>
@@ -575,7 +575,7 @@
           <w:sz w:val="21"/>
           <w:szCs w:val="21"/>
         </w:rPr>
-        <w:t xml:space="preserve">Upgraded SDKs and platform modules fleet-wide to meet evolving app-store requirements and sustain production availability</w:t>
+        <w:t xml:space="preserve">Upgraded SDKs and platform modules fleet-wide to meet app-store requirements and sustain availability</w:t>
       </w:r>
     </w:p>
     <w:p>
@@ -1192,7 +1192,7 @@
           <w:sz w:val="21"/>
           <w:szCs w:val="21"/>
         </w:rPr>
-        <w:t xml:space="preserve"> and topology ops (split, extrusion, triangulation) in a Qt editor</w:t>
+        <w:t xml:space="preserve"> and topology ops in a Qt editor</w:t>
       </w:r>
     </w:p>
     <w:p>
@@ -1402,7 +1402,7 @@
           <w:sz w:val="20"/>
           <w:szCs w:val="20"/>
         </w:rPr>
-        <w:t xml:space="preserve">React, Next.js, Node.js, React Native (Expo), PostgreSQL/Supabase, Deno, Docker, GCP, AWS, MongoDB, Jest, Figma</w:t>
+        <w:t xml:space="preserve">React, Next.js, Node.js, React Native (Expo), PostgreSQL/Supabase, Deno, Docker, GCP, AWS, MongoDB, Jest, PostHog, Sentry, Figma</w:t>
       </w:r>
     </w:p>
     <w:p>

--- a/apps/resume/dist/Brian_Lee_Resume_AI.docx
+++ b/apps/resume/dist/Brian_Lee_Resume_AI.docx
@@ -422,15 +422,15 @@
           <w:sz w:val="21"/>
           <w:szCs w:val="21"/>
         </w:rPr>
-        <w:t xml:space="preserve">Automated a push-notification retention system that had required manual approval for every send</w:t>
-      </w:r>
-      <w:r>
-        <w:rPr>
-          <w:rFonts w:ascii="Calibri" w:hAnsi="Calibri" w:cs="Calibri"/>
-          <w:sz w:val="21"/>
-          <w:szCs w:val="21"/>
-        </w:rPr>
-        <w:t xml:space="preserve">, delivering unattended at </w:t>
+        <w:t xml:space="preserve">Built the company's lifecycle notification system, then made it autonomous</w:t>
+      </w:r>
+      <w:r>
+        <w:rPr>
+          <w:rFonts w:ascii="Calibri" w:hAnsi="Calibri" w:cs="Calibri"/>
+          <w:sz w:val="21"/>
+          <w:szCs w:val="21"/>
+        </w:rPr>
+        <w:t xml:space="preserve"> — it proposes sends, clears its own safety guardrails and delivers unattended at </w:t>
       </w:r>
       <w:r>
         <w:rPr>
@@ -448,7 +448,7 @@
           <w:sz w:val="21"/>
           <w:szCs w:val="21"/>
         </w:rPr>
-        <w:t xml:space="preserve"> and producing its first paid conversion</w:t>
+        <w:t xml:space="preserve">, producing its first paid conversion</w:t>
       </w:r>
     </w:p>
     <w:p>

--- a/apps/resume/dist/Brian_Lee_Resume_AI.docx
+++ b/apps/resume/dist/Brian_Lee_Resume_AI.docx
@@ -374,7 +374,7 @@
           <w:sz w:val="21"/>
           <w:szCs w:val="21"/>
         </w:rPr>
-        <w:t xml:space="preserve"> that mined production data through read-only MCP — showing a reported retention gain was a measurement artifact</w:t>
+        <w:t xml:space="preserve"> that mined production data through read-only MCP — it showed a reported retention gain was a measurement artifact rather than a real effect, and surfaced the churn drivers that actually mattered</w:t>
       </w:r>
     </w:p>
     <w:p>
@@ -1053,7 +1053,25 @@
           <w:sz w:val="21"/>
           <w:szCs w:val="21"/>
         </w:rPr>
-        <w:t xml:space="preserve"> — the GLSL pipeline I owned: PCF shadows, screen-space reflections, vertex AO, day-night cycle</w:t>
+        <w:t xml:space="preserve"> — the </w:t>
+      </w:r>
+      <w:r>
+        <w:rPr>
+          <w:rFonts w:ascii="Calibri" w:hAnsi="Calibri" w:cs="Calibri"/>
+          <w:b/>
+          <w:bCs/>
+          <w:sz w:val="21"/>
+          <w:szCs w:val="21"/>
+        </w:rPr>
+        <w:t xml:space="preserve">13-shader</w:t>
+      </w:r>
+      <w:r>
+        <w:rPr>
+          <w:rFonts w:ascii="Calibri" w:hAnsi="Calibri" w:cs="Calibri"/>
+          <w:sz w:val="21"/>
+          <w:szCs w:val="21"/>
+        </w:rPr>
+        <w:t xml:space="preserve"> GLSL pipeline I owned: PCF shadow mapping, screen-space reflections, vertex AO, a day-night cycle and post-process water through a framebuffer pass</w:t>
       </w:r>
     </w:p>
     <w:p>
@@ -1313,7 +1331,7 @@
           <w:sz w:val="21"/>
           <w:szCs w:val="21"/>
         </w:rPr>
-        <w:t xml:space="preserve"> across the create → contribute → unlock flow</w:t>
+        <w:t xml:space="preserve"> across the create → contribute → unlock flow, over a Node/MongoDB API</w:t>
       </w:r>
     </w:p>
     <w:p>

--- a/apps/resume/dist/Brian_Lee_Resume_AI.docx
+++ b/apps/resume/dist/Brian_Lee_Resume_AI.docx
@@ -266,15 +266,15 @@
           <w:sz w:val="21"/>
           <w:szCs w:val="21"/>
         </w:rPr>
-        <w:t xml:space="preserve">Made the company's AI agent usable by studios outside the company</w:t>
-      </w:r>
-      <w:r>
-        <w:rPr>
-          <w:rFonts w:ascii="Calibri" w:hAnsi="Calibri" w:cs="Calibri"/>
-          <w:sz w:val="21"/>
-          <w:szCs w:val="21"/>
-        </w:rPr>
-        <w:t xml:space="preserve"> — packaged it as a typed </w:t>
+        <w:t xml:space="preserve">Made the company's AI agent usable by studios outside it</w:t>
+      </w:r>
+      <w:r>
+        <w:rPr>
+          <w:rFonts w:ascii="Calibri" w:hAnsi="Calibri" w:cs="Calibri"/>
+          <w:sz w:val="21"/>
+          <w:szCs w:val="21"/>
+        </w:rPr>
+        <w:t xml:space="preserve"> — a typed </w:t>
       </w:r>
       <w:r>
         <w:rPr>
@@ -292,25 +292,25 @@
           <w:sz w:val="21"/>
           <w:szCs w:val="21"/>
         </w:rPr>
-        <w:t xml:space="preserve"> with versioned APIs and </w:t>
-      </w:r>
-      <w:r>
-        <w:rPr>
-          <w:rFonts w:ascii="Calibri" w:hAnsi="Calibri" w:cs="Calibri"/>
-          <w:b/>
-          <w:bCs/>
-          <w:sz w:val="21"/>
-          <w:szCs w:val="21"/>
-        </w:rPr>
-        <w:t xml:space="preserve">136 tests</w:t>
-      </w:r>
-      <w:r>
-        <w:rPr>
-          <w:rFonts w:ascii="Calibri" w:hAnsi="Calibri" w:cs="Calibri"/>
-          <w:sz w:val="21"/>
-          <w:szCs w:val="21"/>
-        </w:rPr>
-        <w:t xml:space="preserve">, then proved it inside a game mode an </w:t>
+        <w:t xml:space="preserve"> with versioned APIs, per-session isolation and capability enforcement, </w:t>
+      </w:r>
+      <w:r>
+        <w:rPr>
+          <w:rFonts w:ascii="Calibri" w:hAnsi="Calibri" w:cs="Calibri"/>
+          <w:b/>
+          <w:bCs/>
+          <w:sz w:val="21"/>
+          <w:szCs w:val="21"/>
+        </w:rPr>
+        <w:t xml:space="preserve">1,301 tests</w:t>
+      </w:r>
+      <w:r>
+        <w:rPr>
+          <w:rFonts w:ascii="Calibri" w:hAnsi="Calibri" w:cs="Calibri"/>
+          <w:sz w:val="21"/>
+          <w:szCs w:val="21"/>
+        </w:rPr>
+        <w:t xml:space="preserve">, published as npm packages over a hosted multi-tenant service, proven inside a game mode an </w:t>
       </w:r>
       <w:r>
         <w:rPr>
@@ -322,14 +322,6 @@
         </w:rPr>
         <w:t xml:space="preserve">external builder authored</w:t>
       </w:r>
-      <w:r>
-        <w:rPr>
-          <w:rFonts w:ascii="Calibri" w:hAnsi="Calibri" w:cs="Calibri"/>
-          <w:sz w:val="21"/>
-          <w:szCs w:val="21"/>
-        </w:rPr>
-        <w:t xml:space="preserve">, loading their content at runtime</w:t>
-      </w:r>
     </w:p>
     <w:p>
       <w:pPr>
@@ -402,7 +394,7 @@
           <w:sz w:val="21"/>
           <w:szCs w:val="21"/>
         </w:rPr>
-        <w:t xml:space="preserve">, no game client — took hosted cloud speech-to-text and text-to-speech end to end</w:t>
+        <w:t xml:space="preserve">, no game client — hosted speech-to-text and text-to-speech end to end, plus a Claude skill that authors and validates a new mode's config</w:t>
       </w:r>
     </w:p>
     <w:p>

--- a/apps/resume/dist/Brian_Lee_Resume_AI.docx
+++ b/apps/resume/dist/Brian_Lee_Resume_AI.docx
@@ -310,7 +310,7 @@
           <w:sz w:val="21"/>
           <w:szCs w:val="21"/>
         </w:rPr>
-        <w:t xml:space="preserve">, published as npm packages over a hosted multi-tenant service, proven inside a game mode an </w:t>
+        <w:t xml:space="preserve">, published over a hosted multi-tenant service and proven inside a game mode an </w:t>
       </w:r>
       <w:r>
         <w:rPr>
@@ -321,6 +321,14 @@
           <w:szCs w:val="21"/>
         </w:rPr>
         <w:t xml:space="preserve">external builder authored</w:t>
+      </w:r>
+      <w:r>
+        <w:rPr>
+          <w:rFonts w:ascii="Calibri" w:hAnsi="Calibri" w:cs="Calibri"/>
+          <w:sz w:val="21"/>
+          <w:szCs w:val="21"/>
+        </w:rPr>
+        <w:t xml:space="preserve"> — then tuned its in-world behaviour so it stopped provoking encounters too hard for children</w:t>
       </w:r>
     </w:p>
     <w:p>

--- a/apps/resume/dist/Brian_Lee_Resume_AI.docx
+++ b/apps/resume/dist/Brian_Lee_Resume_AI.docx
@@ -292,7 +292,7 @@
           <w:sz w:val="21"/>
           <w:szCs w:val="21"/>
         </w:rPr>
-        <w:t xml:space="preserve"> with versioned APIs, per-session isolation and capability enforcement, </w:t>
+        <w:t xml:space="preserve"> with versioned APIs, per-session isolation, capability enforcement and </w:t>
       </w:r>
       <w:r>
         <w:rPr>
@@ -310,7 +310,7 @@
           <w:sz w:val="21"/>
           <w:szCs w:val="21"/>
         </w:rPr>
-        <w:t xml:space="preserve">, published over a hosted multi-tenant service and proven inside a game mode an </w:t>
+        <w:t xml:space="preserve">, plus hosted voice and a mode-authoring Claude skill — proven inside a mode an </w:t>
       </w:r>
       <w:r>
         <w:rPr>
@@ -328,7 +328,35 @@
           <w:sz w:val="21"/>
           <w:szCs w:val="21"/>
         </w:rPr>
-        <w:t xml:space="preserve"> — then tuned its in-world behaviour so it stopped provoking encounters too hard for children</w:t>
+        <w:t xml:space="preserve"> with no access to our repository</w:t>
+      </w:r>
+    </w:p>
+    <w:p>
+      <w:pPr>
+        <w:numPr>
+          <w:ilvl w:val="0"/>
+          <w:numId w:val="1"/>
+        </w:numPr>
+        <w:spacing w:before="0" w:after="0" w:line="214" w:lineRule="auto"/>
+        <w:ind w:left="360" w:hanging="216"/>
+      </w:pPr>
+      <w:r>
+        <w:rPr>
+          <w:rFonts w:ascii="Calibri" w:hAnsi="Calibri" w:cs="Calibri"/>
+          <w:b/>
+          <w:bCs/>
+          <w:sz w:val="21"/>
+          <w:szCs w:val="21"/>
+        </w:rPr>
+        <w:t xml:space="preserve">Made the agent behave appropriately for the children using it</w:t>
+      </w:r>
+      <w:r>
+        <w:rPr>
+          <w:rFonts w:ascii="Calibri" w:hAnsi="Calibri" w:cs="Calibri"/>
+          <w:sz w:val="21"/>
+          <w:szCs w:val="21"/>
+        </w:rPr>
+        <w:t xml:space="preserve"> — combat targeting keyed on a hostility flag alone, so it picked fights with bosses far above their level; corrected additively, and extended its perception to a mode's custom content</w:t>
       </w:r>
     </w:p>
     <w:p>
@@ -375,34 +403,6 @@
           <w:szCs w:val="21"/>
         </w:rPr>
         <w:t xml:space="preserve"> that mined production data through read-only MCP — it showed a reported retention gain was a measurement artifact rather than a real effect, and surfaced the churn drivers that actually mattered</w:t>
-      </w:r>
-    </w:p>
-    <w:p>
-      <w:pPr>
-        <w:numPr>
-          <w:ilvl w:val="0"/>
-          <w:numId w:val="1"/>
-        </w:numPr>
-        <w:spacing w:before="0" w:after="0" w:line="214" w:lineRule="auto"/>
-        <w:ind w:left="360" w:hanging="216"/>
-      </w:pPr>
-      <w:r>
-        <w:rPr>
-          <w:rFonts w:ascii="Calibri" w:hAnsi="Calibri" w:cs="Calibri"/>
-          <w:b/>
-          <w:bCs/>
-          <w:sz w:val="21"/>
-          <w:szCs w:val="21"/>
-        </w:rPr>
-        <w:t xml:space="preserve">Let a builder hold a spoken conversation with the in-world character from a browser</w:t>
-      </w:r>
-      <w:r>
-        <w:rPr>
-          <w:rFonts w:ascii="Calibri" w:hAnsi="Calibri" w:cs="Calibri"/>
-          <w:sz w:val="21"/>
-          <w:szCs w:val="21"/>
-        </w:rPr>
-        <w:t xml:space="preserve">, no game client — hosted speech-to-text and text-to-speech end to end, plus a Claude skill that authors and validates a new mode's config</w:t>
       </w:r>
     </w:p>
     <w:p>

--- a/apps/resume/dist/Brian_Lee_Resume_AI.docx
+++ b/apps/resume/dist/Brian_Lee_Resume_AI.docx
@@ -328,7 +328,7 @@
           <w:sz w:val="21"/>
           <w:szCs w:val="21"/>
         </w:rPr>
-        <w:t xml:space="preserve"> with no access to our repository</w:t>
+        <w:t xml:space="preserve"> with no access to our repository or internal docs</w:t>
       </w:r>
     </w:p>
     <w:p>
@@ -402,7 +402,7 @@
           <w:sz w:val="21"/>
           <w:szCs w:val="21"/>
         </w:rPr>
-        <w:t xml:space="preserve"> that mined production data through read-only MCP — it showed a reported retention gain was a measurement artifact rather than a real effect, and surfaced the churn drivers that actually mattered</w:t>
+        <w:t xml:space="preserve"> that mined production data through read-only MCP — it showed a reported retention gain was a measurement artifact rather than a real effect, and surfaced the churn drivers that actually mattered for the next planning cycle</w:t>
       </w:r>
     </w:p>
     <w:p>
@@ -1007,7 +1007,7 @@
           <w:sz w:val="21"/>
           <w:szCs w:val="21"/>
         </w:rPr>
-        <w:t xml:space="preserve"> (Perlin/FBM/Voronoi) and </w:t>
+        <w:t xml:space="preserve"> (Perlin/FBM/Voronoi, smoothstep-blended) and </w:t>
       </w:r>
       <w:r>
         <w:rPr>
@@ -1071,7 +1071,7 @@
           <w:sz w:val="21"/>
           <w:szCs w:val="21"/>
         </w:rPr>
-        <w:t xml:space="preserve"> GLSL pipeline I owned: PCF shadow mapping, screen-space reflections, vertex AO, a day-night cycle and post-process water through a framebuffer pass</w:t>
+        <w:t xml:space="preserve"> GLSL pipeline I owned: 7×7 PCF shadow mapping, screen-space reflections, vertex AO, a day-night cycle and post-process water through a framebuffer pass</w:t>
       </w:r>
     </w:p>
     <w:p>
@@ -1164,7 +1164,7 @@
           <w:sz w:val="21"/>
           <w:szCs w:val="21"/>
         </w:rPr>
-        <w:t xml:space="preserve"> giving topology-aware traversal, plus an OBJ parser accepting arbitrary n-gons, rendered via OpenGL VBOs</w:t>
+        <w:t xml:space="preserve"> with smart-pointer ownership giving topology-aware traversal, plus an OBJ parser accepting arbitrary n-gons, rendered via OpenGL VBOs</w:t>
       </w:r>
     </w:p>
     <w:p>
@@ -1303,7 +1303,7 @@
           <w:sz w:val="21"/>
           <w:szCs w:val="21"/>
         </w:rPr>
-        <w:t xml:space="preserve"> in React Three Fiber for a collaborative time-capsule app (team of 4), with direct-manipulation placement</w:t>
+        <w:t xml:space="preserve"> in React Three Fiber for a collaborative time-capsule app (team of 4), with direct-manipulation placement of media</w:t>
       </w:r>
     </w:p>
     <w:p>
@@ -1397,7 +1397,7 @@
           <w:sz w:val="20"/>
           <w:szCs w:val="20"/>
         </w:rPr>
-        <w:t xml:space="preserve">Python, TypeScript, JavaScript, Java, Kotlin, C++, C#, SQL</w:t>
+        <w:t xml:space="preserve">Python, TypeScript, JavaScript, Java, Kotlin, C++, C#, SQL, HTML/CSS</w:t>
       </w:r>
     </w:p>
     <w:p>
@@ -1420,7 +1420,7 @@
           <w:sz w:val="20"/>
           <w:szCs w:val="20"/>
         </w:rPr>
-        <w:t xml:space="preserve">React, Next.js, Node.js, React Native (Expo), PostgreSQL/Supabase, Deno, Docker, GCP, AWS, MongoDB, Jest, PostHog, Sentry, Figma</w:t>
+        <w:t xml:space="preserve">React, Next.js, Node.js, React Native (Expo), PostgreSQL/Supabase, Deno edge functions, FCM, Docker, GCP (Cloud Run), AWS, MongoDB, Jest, PostHog, Sentry, Figma, GitHub Actions</w:t>
       </w:r>
     </w:p>
     <w:p>

--- a/apps/resume/dist/Brian_Lee_Resume_AI.docx
+++ b/apps/resume/dist/Brian_Lee_Resume_AI.docx
@@ -29,7 +29,7 @@
           <w:sz w:val="20"/>
           <w:szCs w:val="20"/>
         </w:rPr>
-        <w:t xml:space="preserve">Philadelphia, PA | 215-294-7152 | leebwj@sas.upenn.edu | </w:t>
+        <w:t xml:space="preserve">Philadelphia, PA | US &amp; Korea dual citizen | 215-294-7152 | leebwj@sas.upenn.edu | </w:t>
       </w:r>
       <w:hyperlink r:id="rH1">
         <w:r>
@@ -189,7 +189,7 @@
           <w:sz w:val="20"/>
           <w:szCs w:val="20"/>
         </w:rPr>
-        <w:t xml:space="preserve">Interactive Computer Graphics, Computer Animation, 3-D Computer Modeling, Introduction to Algorithms, Introduction to Computer Systems, Programming Languages &amp; Techniques</w:t>
+        <w:t xml:space="preserve">Introduction to Algorithms, Introduction to Computer Systems, Automata, Computability &amp; Complexity, Programming Languages &amp; Techniques, Interactive Computer Graphics, Computer Animation, 3-D Computer Modeling</w:t>
       </w:r>
     </w:p>
     <w:p>
@@ -503,79 +503,97 @@
           <w:sz w:val="21"/>
           <w:szCs w:val="21"/>
         </w:rPr>
-        <w:t xml:space="preserve">Maintained a live portfolio of </w:t>
-      </w:r>
-      <w:r>
-        <w:rPr>
-          <w:rFonts w:ascii="Calibri" w:hAnsi="Calibri" w:cs="Calibri"/>
-          <w:b/>
-          <w:bCs/>
-          <w:sz w:val="21"/>
-          <w:szCs w:val="21"/>
-        </w:rPr>
-        <w:t xml:space="preserve">50+ Unity mobile game titles</w:t>
-      </w:r>
-      <w:r>
-        <w:rPr>
-          <w:rFonts w:ascii="Calibri" w:hAnsi="Calibri" w:cs="Calibri"/>
-          <w:sz w:val="21"/>
-          <w:szCs w:val="21"/>
-        </w:rPr>
-        <w:t xml:space="preserve">, improving UI/UX and core gameplay stability across releases</w:t>
-      </w:r>
-    </w:p>
-    <w:p>
-      <w:pPr>
-        <w:numPr>
-          <w:ilvl w:val="0"/>
-          <w:numId w:val="1"/>
-        </w:numPr>
-        <w:spacing w:before="0" w:after="0" w:line="214" w:lineRule="auto"/>
-        <w:ind w:left="360" w:hanging="216"/>
-      </w:pPr>
-      <w:r>
-        <w:rPr>
-          <w:rFonts w:ascii="Calibri" w:hAnsi="Calibri" w:cs="Calibri"/>
-          <w:sz w:val="21"/>
-          <w:szCs w:val="21"/>
-        </w:rPr>
-        <w:t xml:space="preserve">Resolved </w:t>
-      </w:r>
-      <w:r>
-        <w:rPr>
-          <w:rFonts w:ascii="Calibri" w:hAnsi="Calibri" w:cs="Calibri"/>
-          <w:b/>
-          <w:bCs/>
-          <w:sz w:val="21"/>
-          <w:szCs w:val="21"/>
-        </w:rPr>
-        <w:t xml:space="preserve">100+ QA-reported bugs</w:t>
-      </w:r>
-      <w:r>
-        <w:rPr>
-          <w:rFonts w:ascii="Calibri" w:hAnsi="Calibri" w:cs="Calibri"/>
-          <w:sz w:val="21"/>
-          <w:szCs w:val="21"/>
-        </w:rPr>
-        <w:t xml:space="preserve"> by modifying Unity prefabs and C# scripts, shipping fixes in production releases</w:t>
-      </w:r>
-    </w:p>
-    <w:p>
-      <w:pPr>
-        <w:numPr>
-          <w:ilvl w:val="0"/>
-          <w:numId w:val="1"/>
-        </w:numPr>
-        <w:spacing w:before="0" w:after="0" w:line="214" w:lineRule="auto"/>
-        <w:ind w:left="360" w:hanging="216"/>
-      </w:pPr>
-      <w:r>
-        <w:rPr>
-          <w:rFonts w:ascii="Calibri" w:hAnsi="Calibri" w:cs="Calibri"/>
-          <w:sz w:val="21"/>
-          <w:szCs w:val="21"/>
-        </w:rPr>
-        <w:t xml:space="preserve">Upgraded SDKs and platform modules fleet-wide to meet app-store requirements and sustain availability</w:t>
+        <w:t xml:space="preserve">Improved UI/UX and core gameplay stability across </w:t>
+      </w:r>
+      <w:r>
+        <w:rPr>
+          <w:rFonts w:ascii="Calibri" w:hAnsi="Calibri" w:cs="Calibri"/>
+          <w:b/>
+          <w:bCs/>
+          <w:sz w:val="21"/>
+          <w:szCs w:val="21"/>
+        </w:rPr>
+        <w:t xml:space="preserve">50+ live Unity titles</w:t>
+      </w:r>
+      <w:r>
+        <w:rPr>
+          <w:rFonts w:ascii="Calibri" w:hAnsi="Calibri" w:cs="Calibri"/>
+          <w:sz w:val="21"/>
+          <w:szCs w:val="21"/>
+        </w:rPr>
+        <w:t xml:space="preserve"> in a </w:t>
+      </w:r>
+      <w:r>
+        <w:rPr>
+          <w:rFonts w:ascii="Calibri" w:hAnsi="Calibri" w:cs="Calibri"/>
+          <w:b/>
+          <w:bCs/>
+          <w:sz w:val="21"/>
+          <w:szCs w:val="21"/>
+        </w:rPr>
+        <w:t xml:space="preserve">420M+ download</w:t>
+      </w:r>
+      <w:r>
+        <w:rPr>
+          <w:rFonts w:ascii="Calibri" w:hAnsi="Calibri" w:cs="Calibri"/>
+          <w:sz w:val="21"/>
+          <w:szCs w:val="21"/>
+        </w:rPr>
+        <w:t xml:space="preserve"> portfolio</w:t>
+      </w:r>
+    </w:p>
+    <w:p>
+      <w:pPr>
+        <w:numPr>
+          <w:ilvl w:val="0"/>
+          <w:numId w:val="1"/>
+        </w:numPr>
+        <w:spacing w:before="0" w:after="0" w:line="214" w:lineRule="auto"/>
+        <w:ind w:left="360" w:hanging="216"/>
+      </w:pPr>
+      <w:r>
+        <w:rPr>
+          <w:rFonts w:ascii="Calibri" w:hAnsi="Calibri" w:cs="Calibri"/>
+          <w:sz w:val="21"/>
+          <w:szCs w:val="21"/>
+        </w:rPr>
+        <w:t xml:space="preserve">Shipped fixes for </w:t>
+      </w:r>
+      <w:r>
+        <w:rPr>
+          <w:rFonts w:ascii="Calibri" w:hAnsi="Calibri" w:cs="Calibri"/>
+          <w:b/>
+          <w:bCs/>
+          <w:sz w:val="21"/>
+          <w:szCs w:val="21"/>
+        </w:rPr>
+        <w:t xml:space="preserve">100+ bugs</w:t>
+      </w:r>
+      <w:r>
+        <w:rPr>
+          <w:rFonts w:ascii="Calibri" w:hAnsi="Calibri" w:cs="Calibri"/>
+          <w:sz w:val="21"/>
+          <w:szCs w:val="21"/>
+        </w:rPr>
+        <w:t xml:space="preserve"> raised by QA and player reports, correcting Unity prefabs and C# scripts in production</w:t>
+      </w:r>
+    </w:p>
+    <w:p>
+      <w:pPr>
+        <w:numPr>
+          <w:ilvl w:val="0"/>
+          <w:numId w:val="1"/>
+        </w:numPr>
+        <w:spacing w:before="0" w:after="0" w:line="214" w:lineRule="auto"/>
+        <w:ind w:left="360" w:hanging="216"/>
+      </w:pPr>
+      <w:r>
+        <w:rPr>
+          <w:rFonts w:ascii="Calibri" w:hAnsi="Calibri" w:cs="Calibri"/>
+          <w:sz w:val="21"/>
+          <w:szCs w:val="21"/>
+        </w:rPr>
+        <w:t xml:space="preserve">Kept all 50+ titles live on the app stores by upgrading SDKs and platform modules as requirements changed</w:t>
       </w:r>
     </w:p>
     <w:p>
@@ -630,7 +648,7 @@
           <w:sz w:val="21"/>
           <w:szCs w:val="21"/>
         </w:rPr>
-        <w:t xml:space="preserve">Led a cross-functional team of </w:t>
+        <w:t xml:space="preserve">Led a team of </w:t>
       </w:r>
       <w:r>
         <w:rPr>
@@ -648,53 +666,25 @@
           <w:sz w:val="21"/>
           <w:szCs w:val="21"/>
         </w:rPr>
-        <w:t xml:space="preserve"> designers and developers to ship client-facing </w:t>
-      </w:r>
-      <w:r>
-        <w:rPr>
-          <w:rFonts w:ascii="Calibri" w:hAnsi="Calibri" w:cs="Calibri"/>
-          <w:b/>
-          <w:bCs/>
-          <w:sz w:val="21"/>
-          <w:szCs w:val="21"/>
-        </w:rPr>
-        <w:t xml:space="preserve">0-to-1 products</w:t>
-      </w:r>
-    </w:p>
-    <w:p>
-      <w:pPr>
-        <w:numPr>
-          <w:ilvl w:val="0"/>
-          <w:numId w:val="1"/>
-        </w:numPr>
-        <w:spacing w:before="0" w:after="0" w:line="214" w:lineRule="auto"/>
-        <w:ind w:left="360" w:hanging="216"/>
-      </w:pPr>
-      <w:r>
-        <w:rPr>
-          <w:rFonts w:ascii="Calibri" w:hAnsi="Calibri" w:cs="Calibri"/>
-          <w:sz w:val="21"/>
-          <w:szCs w:val="21"/>
-        </w:rPr>
-        <w:t xml:space="preserve">Defined end-to-end user flows, interaction patterns, and reusable interface systems across multiple deliverables</w:t>
-      </w:r>
-    </w:p>
-    <w:p>
-      <w:pPr>
-        <w:numPr>
-          <w:ilvl w:val="0"/>
-          <w:numId w:val="1"/>
-        </w:numPr>
-        <w:spacing w:before="0" w:after="0" w:line="214" w:lineRule="auto"/>
-        <w:ind w:left="360" w:hanging="216"/>
-      </w:pPr>
-      <w:r>
-        <w:rPr>
-          <w:rFonts w:ascii="Calibri" w:hAnsi="Calibri" w:cs="Calibri"/>
-          <w:sz w:val="21"/>
-          <w:szCs w:val="21"/>
-        </w:rPr>
-        <w:t xml:space="preserve">Shipped polished, user-centered features across semester-long client project cycles</w:t>
+        <w:t xml:space="preserve"> designers and developers shipping new products for real clients, from first concept to launch</w:t>
+      </w:r>
+    </w:p>
+    <w:p>
+      <w:pPr>
+        <w:numPr>
+          <w:ilvl w:val="0"/>
+          <w:numId w:val="1"/>
+        </w:numPr>
+        <w:spacing w:before="0" w:after="0" w:line="214" w:lineRule="auto"/>
+        <w:ind w:left="360" w:hanging="216"/>
+      </w:pPr>
+      <w:r>
+        <w:rPr>
+          <w:rFonts w:ascii="Calibri" w:hAnsi="Calibri" w:cs="Calibri"/>
+          <w:sz w:val="21"/>
+          <w:szCs w:val="21"/>
+        </w:rPr>
+        <w:t xml:space="preserve">Defined the end-to-end user flows and reusable interface systems the team shipped across multiple client deliverables</w:t>
       </w:r>
     </w:p>
     <w:p>
@@ -767,7 +757,7 @@
           <w:sz w:val="21"/>
           <w:szCs w:val="21"/>
         </w:rPr>
-        <w:t xml:space="preserve">Translated sensitive documents and briefings with precision, enabling coordination across government and defense teams</w:t>
+        <w:t xml:space="preserve">Translated sensitive documents and briefings, enabling coordination across government and defense teams</w:t>
       </w:r>
     </w:p>
     <w:p>
@@ -881,24 +871,6 @@
     </w:p>
     <w:p>
       <w:pPr>
-        <w:numPr>
-          <w:ilvl w:val="0"/>
-          <w:numId w:val="1"/>
-        </w:numPr>
-        <w:spacing w:before="0" w:after="0" w:line="214" w:lineRule="auto"/>
-        <w:ind w:left="360" w:hanging="216"/>
-      </w:pPr>
-      <w:r>
-        <w:rPr>
-          <w:rFonts w:ascii="Calibri" w:hAnsi="Calibri" w:cs="Calibri"/>
-          <w:sz w:val="21"/>
-          <w:szCs w:val="21"/>
-        </w:rPr>
-        <w:t xml:space="preserve">Wrote and optimized SQL queries to improve retrieval and management efficiency across large-scale datasets</w:t>
-      </w:r>
-    </w:p>
-    <w:p>
-      <w:pPr>
         <w:pBdr>
           <w:bottom w:val="single" w:sz="6" w:space="1" w:color="000000"/>
         </w:pBdr>
@@ -981,7 +953,53 @@
           <w:sz w:val="21"/>
           <w:szCs w:val="21"/>
         </w:rPr>
-        <w:t xml:space="preserve">Made a from-scratch voxel world read as varied rather than noisy</w:t>
+        <w:t xml:space="preserve">A Minecraft-style 3D game engine written from scratch in C++ and OpenGL</w:t>
+      </w:r>
+      <w:r>
+        <w:rPr>
+          <w:rFonts w:ascii="Calibri" w:hAnsi="Calibri" w:cs="Calibri"/>
+          <w:sz w:val="21"/>
+          <w:szCs w:val="21"/>
+        </w:rPr>
+        <w:t xml:space="preserve"> (team of 3) — I owned the world generation: </w:t>
+      </w:r>
+      <w:r>
+        <w:rPr>
+          <w:rFonts w:ascii="Calibri" w:hAnsi="Calibri" w:cs="Calibri"/>
+          <w:b/>
+          <w:bCs/>
+          <w:sz w:val="21"/>
+          <w:szCs w:val="21"/>
+        </w:rPr>
+        <w:t xml:space="preserve">7 procedural biomes</w:t>
+      </w:r>
+      <w:r>
+        <w:rPr>
+          <w:rFonts w:ascii="Calibri" w:hAnsi="Calibri" w:cs="Calibri"/>
+          <w:sz w:val="21"/>
+          <w:szCs w:val="21"/>
+        </w:rPr>
+        <w:t xml:space="preserve"> blended from layered noise, and caves generated as you explore</w:t>
+      </w:r>
+    </w:p>
+    <w:p>
+      <w:pPr>
+        <w:numPr>
+          <w:ilvl w:val="0"/>
+          <w:numId w:val="1"/>
+        </w:numPr>
+        <w:spacing w:before="0" w:after="0" w:line="214" w:lineRule="auto"/>
+        <w:ind w:left="360" w:hanging="216"/>
+      </w:pPr>
+      <w:r>
+        <w:rPr>
+          <w:rFonts w:ascii="Calibri" w:hAnsi="Calibri" w:cs="Calibri"/>
+          <w:b/>
+          <w:bCs/>
+          <w:sz w:val="21"/>
+          <w:szCs w:val="21"/>
+        </w:rPr>
+        <w:t xml:space="preserve">Owned the rendering pipeline that makes the world look real</w:t>
       </w:r>
       <w:r>
         <w:rPr>
@@ -999,79 +1017,15 @@
           <w:sz w:val="21"/>
           <w:szCs w:val="21"/>
         </w:rPr>
-        <w:t xml:space="preserve">7-biome procedural generation</w:t>
-      </w:r>
-      <w:r>
-        <w:rPr>
-          <w:rFonts w:ascii="Calibri" w:hAnsi="Calibri" w:cs="Calibri"/>
-          <w:sz w:val="21"/>
-          <w:szCs w:val="21"/>
-        </w:rPr>
-        <w:t xml:space="preserve"> (Perlin/FBM/Voronoi, smoothstep-blended) and </w:t>
-      </w:r>
-      <w:r>
-        <w:rPr>
-          <w:rFonts w:ascii="Calibri" w:hAnsi="Calibri" w:cs="Calibri"/>
-          <w:b/>
-          <w:bCs/>
-          <w:sz w:val="21"/>
-          <w:szCs w:val="21"/>
-        </w:rPr>
-        <w:t xml:space="preserve">3D Perlin caves</w:t>
-      </w:r>
-      <w:r>
-        <w:rPr>
-          <w:rFonts w:ascii="Calibri" w:hAnsi="Calibri" w:cs="Calibri"/>
-          <w:sz w:val="21"/>
-          <w:szCs w:val="21"/>
-        </w:rPr>
-        <w:t xml:space="preserve"> in a C++/OpenGL engine (team of 3)</w:t>
-      </w:r>
-    </w:p>
-    <w:p>
-      <w:pPr>
-        <w:numPr>
-          <w:ilvl w:val="0"/>
-          <w:numId w:val="1"/>
-        </w:numPr>
-        <w:spacing w:before="0" w:after="0" w:line="214" w:lineRule="auto"/>
-        <w:ind w:left="360" w:hanging="216"/>
-      </w:pPr>
-      <w:r>
-        <w:rPr>
-          <w:rFonts w:ascii="Calibri" w:hAnsi="Calibri" w:cs="Calibri"/>
-          <w:b/>
-          <w:bCs/>
-          <w:sz w:val="21"/>
-          <w:szCs w:val="21"/>
-        </w:rPr>
-        <w:t xml:space="preserve">Made that world legible</w:t>
-      </w:r>
-      <w:r>
-        <w:rPr>
-          <w:rFonts w:ascii="Calibri" w:hAnsi="Calibri" w:cs="Calibri"/>
-          <w:sz w:val="21"/>
-          <w:szCs w:val="21"/>
-        </w:rPr>
-        <w:t xml:space="preserve"> — the </w:t>
-      </w:r>
-      <w:r>
-        <w:rPr>
-          <w:rFonts w:ascii="Calibri" w:hAnsi="Calibri" w:cs="Calibri"/>
-          <w:b/>
-          <w:bCs/>
-          <w:sz w:val="21"/>
-          <w:szCs w:val="21"/>
-        </w:rPr>
-        <w:t xml:space="preserve">13-shader</w:t>
-      </w:r>
-      <w:r>
-        <w:rPr>
-          <w:rFonts w:ascii="Calibri" w:hAnsi="Calibri" w:cs="Calibri"/>
-          <w:sz w:val="21"/>
-          <w:szCs w:val="21"/>
-        </w:rPr>
-        <w:t xml:space="preserve"> GLSL pipeline I owned: 7×7 PCF shadow mapping, screen-space reflections, vertex AO, a day-night cycle and post-process water through a framebuffer pass</w:t>
+        <w:t xml:space="preserve">13 GLSL shaders</w:t>
+      </w:r>
+      <w:r>
+        <w:rPr>
+          <w:rFonts w:ascii="Calibri" w:hAnsi="Calibri" w:cs="Calibri"/>
+          <w:sz w:val="21"/>
+          <w:szCs w:val="21"/>
+        </w:rPr>
+        <w:t xml:space="preserve"> for shadows, reflective water, ambient shading and a day-night cycle, plus post-process overlays for underwater and lava</w:t>
       </w:r>
     </w:p>
     <w:p>
@@ -1138,79 +1092,43 @@
           <w:sz w:val="21"/>
           <w:szCs w:val="21"/>
         </w:rPr>
-        <w:t xml:space="preserve">Made arbitrary meshes editable in place</w:t>
-      </w:r>
-      <w:r>
-        <w:rPr>
-          <w:rFonts w:ascii="Calibri" w:hAnsi="Calibri" w:cs="Calibri"/>
-          <w:sz w:val="21"/>
-          <w:szCs w:val="21"/>
-        </w:rPr>
-        <w:t xml:space="preserve"> — a </w:t>
-      </w:r>
-      <w:r>
-        <w:rPr>
-          <w:rFonts w:ascii="Calibri" w:hAnsi="Calibri" w:cs="Calibri"/>
-          <w:b/>
-          <w:bCs/>
-          <w:sz w:val="21"/>
-          <w:szCs w:val="21"/>
-        </w:rPr>
-        <w:t xml:space="preserve">half-edge structure</w:t>
-      </w:r>
-      <w:r>
-        <w:rPr>
-          <w:rFonts w:ascii="Calibri" w:hAnsi="Calibri" w:cs="Calibri"/>
-          <w:sz w:val="21"/>
-          <w:szCs w:val="21"/>
-        </w:rPr>
-        <w:t xml:space="preserve"> with smart-pointer ownership giving topology-aware traversal, plus an OBJ parser accepting arbitrary n-gons, rendered via OpenGL VBOs</w:t>
-      </w:r>
-    </w:p>
-    <w:p>
-      <w:pPr>
-        <w:numPr>
-          <w:ilvl w:val="0"/>
-          <w:numId w:val="1"/>
-        </w:numPr>
-        <w:spacing w:before="0" w:after="0" w:line="214" w:lineRule="auto"/>
-        <w:ind w:left="360" w:hanging="216"/>
-      </w:pPr>
-      <w:r>
-        <w:rPr>
-          <w:rFonts w:ascii="Calibri" w:hAnsi="Calibri" w:cs="Calibri"/>
-          <w:b/>
-          <w:bCs/>
-          <w:sz w:val="21"/>
-          <w:szCs w:val="21"/>
-        </w:rPr>
-        <w:t xml:space="preserve">Turned coarse geometry into smooth surfaces</w:t>
-      </w:r>
-      <w:r>
-        <w:rPr>
-          <w:rFonts w:ascii="Calibri" w:hAnsi="Calibri" w:cs="Calibri"/>
-          <w:sz w:val="21"/>
-          <w:szCs w:val="21"/>
-        </w:rPr>
-        <w:t xml:space="preserve"> with </w:t>
-      </w:r>
-      <w:r>
-        <w:rPr>
-          <w:rFonts w:ascii="Calibri" w:hAnsi="Calibri" w:cs="Calibri"/>
-          <w:b/>
-          <w:bCs/>
-          <w:sz w:val="21"/>
-          <w:szCs w:val="21"/>
-        </w:rPr>
-        <w:t xml:space="preserve">Catmull–Clark subdivision</w:t>
-      </w:r>
-      <w:r>
-        <w:rPr>
-          <w:rFonts w:ascii="Calibri" w:hAnsi="Calibri" w:cs="Calibri"/>
-          <w:sz w:val="21"/>
-          <w:szCs w:val="21"/>
-        </w:rPr>
-        <w:t xml:space="preserve"> and topology ops in a Qt editor</w:t>
+        <w:t xml:space="preserve">A 3D modeling tool in the spirit of Maya, in C++ and Qt</w:t>
+      </w:r>
+      <w:r>
+        <w:rPr>
+          <w:rFonts w:ascii="Calibri" w:hAnsi="Calibri" w:cs="Calibri"/>
+          <w:sz w:val="21"/>
+          <w:szCs w:val="21"/>
+        </w:rPr>
+        <w:t xml:space="preserve"> — edit any model's geometry directly, with a half-edge structure tracking how faces, edges and vertices connect, each selectable from a clickable Qt list</w:t>
+      </w:r>
+    </w:p>
+    <w:p>
+      <w:pPr>
+        <w:numPr>
+          <w:ilvl w:val="0"/>
+          <w:numId w:val="1"/>
+        </w:numPr>
+        <w:spacing w:before="0" w:after="0" w:line="214" w:lineRule="auto"/>
+        <w:ind w:left="360" w:hanging="216"/>
+      </w:pPr>
+      <w:r>
+        <w:rPr>
+          <w:rFonts w:ascii="Calibri" w:hAnsi="Calibri" w:cs="Calibri"/>
+          <w:b/>
+          <w:bCs/>
+          <w:sz w:val="21"/>
+          <w:szCs w:val="21"/>
+        </w:rPr>
+        <w:t xml:space="preserve">Smooths rough models into refined surfaces</w:t>
+      </w:r>
+      <w:r>
+        <w:rPr>
+          <w:rFonts w:ascii="Calibri" w:hAnsi="Calibri" w:cs="Calibri"/>
+          <w:sz w:val="21"/>
+          <w:szCs w:val="21"/>
+        </w:rPr>
+        <w:t xml:space="preserve"> with Catmull–Clark subdivision, the algorithm film and game studios use</w:t>
       </w:r>
     </w:p>
     <w:p>
@@ -1228,7 +1146,7 @@
           <w:sz w:val="21"/>
           <w:szCs w:val="21"/>
         </w:rPr>
-        <w:t xml:space="preserve">Capsule</w:t>
+        <w:t xml:space="preserve">CareerOS</w:t>
       </w:r>
       <w:r>
         <w:rPr>
@@ -1246,7 +1164,7 @@
           <w:sz w:val="21"/>
           <w:szCs w:val="21"/>
         </w:rPr>
-        <w:t xml:space="preserve">React, Three.js (R3F), Blender</w:t>
+        <w:t xml:space="preserve">Node.js, TypeScript, GitHub Actions</w:t>
       </w:r>
       <w:r>
         <w:rPr>
@@ -1257,81 +1175,99 @@
           <w:szCs w:val="21"/>
         </w:rPr>
         <w:tab/>
-        <w:t xml:space="preserve">Jan 2025 – Apr 2025</w:t>
-      </w:r>
-    </w:p>
-    <w:p>
-      <w:pPr>
-        <w:numPr>
-          <w:ilvl w:val="0"/>
-          <w:numId w:val="1"/>
-        </w:numPr>
-        <w:spacing w:before="0" w:after="0" w:line="214" w:lineRule="auto"/>
-        <w:ind w:left="360" w:hanging="216"/>
-      </w:pPr>
-      <w:r>
-        <w:rPr>
-          <w:rFonts w:ascii="Calibri" w:hAnsi="Calibri" w:cs="Calibri"/>
-          <w:b/>
-          <w:bCs/>
-          <w:sz w:val="21"/>
-          <w:szCs w:val="21"/>
-        </w:rPr>
-        <w:t xml:space="preserve">Made memories something you walk through rather than scroll</w:t>
-      </w:r>
-      <w:r>
-        <w:rPr>
-          <w:rFonts w:ascii="Calibri" w:hAnsi="Calibri" w:cs="Calibri"/>
-          <w:sz w:val="21"/>
-          <w:szCs w:val="21"/>
-        </w:rPr>
-        <w:t xml:space="preserve"> — the </w:t>
-      </w:r>
-      <w:r>
-        <w:rPr>
-          <w:rFonts w:ascii="Calibri" w:hAnsi="Calibri" w:cs="Calibri"/>
-          <w:b/>
-          <w:bCs/>
-          <w:sz w:val="21"/>
-          <w:szCs w:val="21"/>
-        </w:rPr>
-        <w:t xml:space="preserve">3D gallery</w:t>
-      </w:r>
-      <w:r>
-        <w:rPr>
-          <w:rFonts w:ascii="Calibri" w:hAnsi="Calibri" w:cs="Calibri"/>
-          <w:sz w:val="21"/>
-          <w:szCs w:val="21"/>
-        </w:rPr>
-        <w:t xml:space="preserve"> in React Three Fiber for a collaborative time-capsule app (team of 4), with direct-manipulation placement of media</w:t>
-      </w:r>
-    </w:p>
-    <w:p>
-      <w:pPr>
-        <w:numPr>
-          <w:ilvl w:val="0"/>
-          <w:numId w:val="1"/>
-        </w:numPr>
-        <w:spacing w:before="0" w:after="0" w:line="214" w:lineRule="auto"/>
-        <w:ind w:left="360" w:hanging="216"/>
-      </w:pPr>
-      <w:r>
-        <w:rPr>
-          <w:rFonts w:ascii="Calibri" w:hAnsi="Calibri" w:cs="Calibri"/>
-          <w:b/>
-          <w:bCs/>
-          <w:sz w:val="21"/>
-          <w:szCs w:val="21"/>
-        </w:rPr>
-        <w:t xml:space="preserve">Owned how the product felt to use</w:t>
-      </w:r>
-      <w:r>
-        <w:rPr>
-          <w:rFonts w:ascii="Calibri" w:hAnsi="Calibri" w:cs="Calibri"/>
-          <w:sz w:val="21"/>
-          <w:szCs w:val="21"/>
-        </w:rPr>
-        <w:t xml:space="preserve"> across the create → contribute → unlock flow, over a Node/MongoDB API</w:t>
+        <w:t xml:space="preserve">May 2026</w:t>
+      </w:r>
+    </w:p>
+    <w:p>
+      <w:pPr>
+        <w:numPr>
+          <w:ilvl w:val="0"/>
+          <w:numId w:val="1"/>
+        </w:numPr>
+        <w:spacing w:before="0" w:after="0" w:line="214" w:lineRule="auto"/>
+        <w:ind w:left="360" w:hanging="216"/>
+      </w:pPr>
+      <w:r>
+        <w:rPr>
+          <w:rFonts w:ascii="Calibri" w:hAnsi="Calibri" w:cs="Calibri"/>
+          <w:b/>
+          <w:bCs/>
+          <w:sz w:val="21"/>
+          <w:szCs w:val="21"/>
+        </w:rPr>
+        <w:t xml:space="preserve">A job-search platform I built for myself and run daily</w:t>
+      </w:r>
+      <w:r>
+        <w:rPr>
+          <w:rFonts w:ascii="Calibri" w:hAnsi="Calibri" w:cs="Calibri"/>
+          <w:sz w:val="21"/>
+          <w:szCs w:val="21"/>
+        </w:rPr>
+        <w:t xml:space="preserve"> — it checks </w:t>
+      </w:r>
+      <w:r>
+        <w:rPr>
+          <w:rFonts w:ascii="Calibri" w:hAnsi="Calibri" w:cs="Calibri"/>
+          <w:b/>
+          <w:bCs/>
+          <w:sz w:val="21"/>
+          <w:szCs w:val="21"/>
+        </w:rPr>
+        <w:t xml:space="preserve">191 company career sites</w:t>
+      </w:r>
+      <w:r>
+        <w:rPr>
+          <w:rFonts w:ascii="Calibri" w:hAnsi="Calibri" w:cs="Calibri"/>
+          <w:sz w:val="21"/>
+          <w:szCs w:val="21"/>
+        </w:rPr>
+        <w:t xml:space="preserve"> every six hours and ranks </w:t>
+      </w:r>
+      <w:r>
+        <w:rPr>
+          <w:rFonts w:ascii="Calibri" w:hAnsi="Calibri" w:cs="Calibri"/>
+          <w:b/>
+          <w:bCs/>
+          <w:sz w:val="21"/>
+          <w:szCs w:val="21"/>
+        </w:rPr>
+        <w:t xml:space="preserve">11,000+ open roles</w:t>
+      </w:r>
+      <w:r>
+        <w:rPr>
+          <w:rFonts w:ascii="Calibri" w:hAnsi="Calibri" w:cs="Calibri"/>
+          <w:sz w:val="21"/>
+          <w:szCs w:val="21"/>
+        </w:rPr>
+        <w:t xml:space="preserve"> down to the few worth reading, sorted by how well each fits what I am looking for</w:t>
+      </w:r>
+    </w:p>
+    <w:p>
+      <w:pPr>
+        <w:numPr>
+          <w:ilvl w:val="0"/>
+          <w:numId w:val="1"/>
+        </w:numPr>
+        <w:spacing w:before="0" w:after="0" w:line="214" w:lineRule="auto"/>
+        <w:ind w:left="360" w:hanging="216"/>
+      </w:pPr>
+      <w:r>
+        <w:rPr>
+          <w:rFonts w:ascii="Calibri" w:hAnsi="Calibri" w:cs="Calibri"/>
+          <w:b/>
+          <w:bCs/>
+          <w:sz w:val="21"/>
+          <w:szCs w:val="21"/>
+        </w:rPr>
+        <w:t xml:space="preserve">Runs unattended without losing jobs quietly</w:t>
+      </w:r>
+      <w:r>
+        <w:rPr>
+          <w:rFonts w:ascii="Calibri" w:hAnsi="Calibri" w:cs="Calibri"/>
+          <w:sz w:val="21"/>
+          <w:szCs w:val="21"/>
+        </w:rPr>
+        <w:t xml:space="preserve"> — a site that breaks or returns nothing is flagged, not silently dropped, and a daily check re-scans every site into a tracker I read each morning</w:t>
       </w:r>
     </w:p>
     <w:p>
